--- a/public/Rohit_More_Resume_DevOps.docx
+++ b/public/Rohit_More_Resume_DevOps.docx
@@ -1,6 +1,6 @@
 
 <file path=word/document.xml><?xml version="1.0" encoding="utf-8"?>
-<w:document xmlns:wpc="http://schemas.microsoft.com/office/word/2010/wordprocessingCanvas" xmlns:mc="http://schemas.openxmlformats.org/markup-compatibility/2006" xmlns:o="urn:schemas-microsoft-com:office:office" xmlns:r="http://schemas.openxmlformats.org/officeDocument/2006/relationships" xmlns:m="http://schemas.openxmlformats.org/officeDocument/2006/math" xmlns:v="urn:schemas-microsoft-com:vml" xmlns:wp14="http://schemas.microsoft.com/office/word/2010/wordprocessingDrawing" xmlns:wp="http://schemas.openxmlformats.org/drawingml/2006/wordprocessingDrawing" xmlns:w10="urn:schemas-microsoft-com:office:word" xmlns:w="http://schemas.openxmlformats.org/wordprocessingml/2006/main" xmlns:w14="http://schemas.microsoft.com/office/word/2010/wordml" xmlns:w15="http://schemas.microsoft.com/office/word/2012/wordml" xmlns:wpg="http://schemas.microsoft.com/office/word/2010/wordprocessingGroup" xmlns:wpi="http://schemas.microsoft.com/office/word/2010/wordprocessingInk" xmlns:wne="http://schemas.microsoft.com/office/word/2006/wordml" xmlns:wps="http://schemas.microsoft.com/office/word/2010/wordprocessingShape" xmlns:cx="http://schemas.microsoft.com/office/drawing/2014/chartex" xmlns:cx1="http://schemas.microsoft.com/office/drawing/2015/9/8/chartex" xmlns:cx2="http://schemas.microsoft.com/office/drawing/2015/10/21/chartex" xmlns:cx3="http://schemas.microsoft.com/office/drawing/2016/5/9/chartex" xmlns:cx4="http://schemas.microsoft.com/office/drawing/2016/5/10/chartex" xmlns:cx5="http://schemas.microsoft.com/office/drawing/2016/5/11/chartex" xmlns:cx6="http://schemas.microsoft.com/office/drawing/2016/5/12/chartex" xmlns:cx7="http://schemas.microsoft.com/office/drawing/2016/5/13/chartex" xmlns:cx8="http://schemas.microsoft.com/office/drawing/2016/5/14/chartex" xmlns:aink="http://schemas.microsoft.com/office/drawing/2016/ink" xmlns:am3d="http://schemas.microsoft.com/office/drawing/2017/model3d" xmlns:w16cex="http://schemas.microsoft.com/office/word/2018/wordml/cex" xmlns:w16cid="http://schemas.microsoft.com/office/word/2016/wordml/cid" xmlns:w16="http://schemas.microsoft.com/office/word/2018/wordml" xmlns:w16sdtdh="http://schemas.microsoft.com/office/word/2020/wordml/sdtdatahash" xmlns:w16se="http://schemas.microsoft.com/office/word/2015/wordml/symex" mc:Ignorable="w14 w15 wp14">
+<w:document xmlns:wpc="http://schemas.microsoft.com/office/word/2010/wordprocessingCanvas" xmlns:cx="http://schemas.microsoft.com/office/drawing/2014/chartex" xmlns:cx1="http://schemas.microsoft.com/office/drawing/2015/9/8/chartex" xmlns:cx2="http://schemas.microsoft.com/office/drawing/2015/10/21/chartex" xmlns:cx3="http://schemas.microsoft.com/office/drawing/2016/5/9/chartex" xmlns:cx4="http://schemas.microsoft.com/office/drawing/2016/5/10/chartex" xmlns:cx5="http://schemas.microsoft.com/office/drawing/2016/5/11/chartex" xmlns:cx6="http://schemas.microsoft.com/office/drawing/2016/5/12/chartex" xmlns:cx7="http://schemas.microsoft.com/office/drawing/2016/5/13/chartex" xmlns:cx8="http://schemas.microsoft.com/office/drawing/2016/5/14/chartex" xmlns:mc="http://schemas.openxmlformats.org/markup-compatibility/2006" xmlns:aink="http://schemas.microsoft.com/office/drawing/2016/ink" xmlns:am3d="http://schemas.microsoft.com/office/drawing/2017/model3d" xmlns:o="urn:schemas-microsoft-com:office:office" xmlns:oel="http://schemas.microsoft.com/office/2019/extlst" xmlns:r="http://schemas.openxmlformats.org/officeDocument/2006/relationships" xmlns:m="http://schemas.openxmlformats.org/officeDocument/2006/math" xmlns:v="urn:schemas-microsoft-com:vml" xmlns:wp14="http://schemas.microsoft.com/office/word/2010/wordprocessingDrawing" xmlns:wp="http://schemas.openxmlformats.org/drawingml/2006/wordprocessingDrawing" xmlns:w10="urn:schemas-microsoft-com:office:word" xmlns:w="http://schemas.openxmlformats.org/wordprocessingml/2006/main" xmlns:w14="http://schemas.microsoft.com/office/word/2010/wordml" xmlns:w15="http://schemas.microsoft.com/office/word/2012/wordml" xmlns:w16cex="http://schemas.microsoft.com/office/word/2018/wordml/cex" xmlns:w16cid="http://schemas.microsoft.com/office/word/2016/wordml/cid" xmlns:w16="http://schemas.microsoft.com/office/word/2018/wordml" xmlns:w16du="http://schemas.microsoft.com/office/word/2023/wordml/word16du" xmlns:w16sdtdh="http://schemas.microsoft.com/office/word/2020/wordml/sdtdatahash" xmlns:w16sdtfl="http://schemas.microsoft.com/office/word/2024/wordml/sdtformatlock" xmlns:w16se="http://schemas.microsoft.com/office/word/2015/wordml/symex" xmlns:wpg="http://schemas.microsoft.com/office/word/2010/wordprocessingGroup" xmlns:wpi="http://schemas.microsoft.com/office/word/2010/wordprocessingInk" xmlns:wne="http://schemas.microsoft.com/office/word/2006/wordml" xmlns:wps="http://schemas.microsoft.com/office/word/2010/wordprocessingShape" mc:Ignorable="w14 w15 w16se w16cid w16 w16cex w16sdtdh w16sdtfl w16du wp14">
   <w:body>
     <w:p>
       <w:pPr>
@@ -15,7 +15,7 @@
           <w:sz w:val="36"/>
           <w:szCs w:val="36"/>
         </w:rPr>
-        <w:t xml:space="preserve">Rohit More</w:t>
+        <w:t>Rohit More</w:t>
       </w:r>
     </w:p>
     <w:p>
@@ -29,15 +29,34 @@
           <w:sz w:val="19"/>
           <w:szCs w:val="19"/>
         </w:rPr>
-        <w:t xml:space="preserve">+91-9512418859  |  </w:t>
-      </w:r>
+        <w:t>+91-</w:t>
+      </w:r>
+      <w:proofErr w:type="gramStart"/>
+      <w:r>
+        <w:rPr>
+          <w:color w:val="555555"/>
+          <w:sz w:val="19"/>
+          <w:szCs w:val="19"/>
+        </w:rPr>
+        <w:t>9512418859  |</w:t>
+      </w:r>
+      <w:proofErr w:type="gramEnd"/>
+      <w:r>
+        <w:rPr>
+          <w:color w:val="555555"/>
+          <w:sz w:val="19"/>
+          <w:szCs w:val="19"/>
+        </w:rPr>
+        <w:t xml:space="preserve">  </w:t>
+      </w:r>
+      <w:proofErr w:type="gramStart"/>
       <w:r>
         <w:rPr>
           <w:color w:val="1D4ED8"/>
           <w:sz w:val="19"/>
           <w:szCs w:val="19"/>
         </w:rPr>
-        <w:t xml:space="preserve">rohitmore.dev@gmail.com</w:t>
+        <w:t>rohitmore.dev@gmail.com</w:t>
       </w:r>
       <w:r>
         <w:rPr>
@@ -45,7 +64,16 @@
           <w:sz w:val="19"/>
           <w:szCs w:val="19"/>
         </w:rPr>
-        <w:t xml:space="preserve">  |  </w:t>
+        <w:t xml:space="preserve">  |</w:t>
+      </w:r>
+      <w:proofErr w:type="gramEnd"/>
+      <w:r>
+        <w:rPr>
+          <w:color w:val="555555"/>
+          <w:sz w:val="19"/>
+          <w:szCs w:val="19"/>
+        </w:rPr>
+        <w:t xml:space="preserve">  </w:t>
       </w:r>
       <w:r>
         <w:rPr>
@@ -53,15 +81,25 @@
           <w:sz w:val="19"/>
           <w:szCs w:val="19"/>
         </w:rPr>
-        <w:t xml:space="preserve">github.com/rohitbytecode</w:t>
-      </w:r>
+        <w:t>github.com/</w:t>
+      </w:r>
+      <w:proofErr w:type="spellStart"/>
+      <w:r>
+        <w:rPr>
+          <w:color w:val="1D4ED8"/>
+          <w:sz w:val="19"/>
+          <w:szCs w:val="19"/>
+        </w:rPr>
+        <w:t>rohitbytecode</w:t>
+      </w:r>
+      <w:proofErr w:type="spellEnd"/>
     </w:p>
     <w:p>
       <w:pPr>
         <w:pBdr>
-          <w:bottom w:val="single" w:color="1F2937" w:sz="4" w:space="2"/>
+          <w:bottom w:val="single" w:sz="4" w:space="2" w:color="1F2937"/>
         </w:pBdr>
-        <w:spacing w:after="40" w:before="90"/>
+        <w:spacing w:before="90" w:after="40"/>
       </w:pPr>
       <w:r>
         <w:rPr>
@@ -69,10 +107,8 @@
           <w:bCs/>
           <w:color w:val="1F2937"/>
           <w:spacing w:val="20"/>
-          <w:sz w:val="20"/>
-          <w:szCs w:val="20"/>
-        </w:rPr>
-        <w:t xml:space="preserve">PROFILE</w:t>
+        </w:rPr>
+        <w:t>PROFILE</w:t>
       </w:r>
     </w:p>
     <w:p>
@@ -80,19 +116,23 @@
         <w:spacing w:after="100"/>
       </w:pPr>
       <w:r>
-        <w:rPr>
-          <w:sz w:val="20"/>
-          <w:szCs w:val="20"/>
-        </w:rPr>
-        <w:t xml:space="preserve">Software Engineer with 2+ years of hands-on experience deploying, monitoring, and maintaining production infrastructure for a healthcare SaaS platform. Responsible for the full deployment lifecycle on AWS — EC2 provisioning, IAM and Security Group configuration, Nginx reverse proxy/HTTPS setup, PM2 process management, and CI/CD pipelines via GitHub Actions. Experienced diagnosing infrastructure and networking issues (LAN connectivity, port exhaustion, TLS misconfiguration) in live production environments, and building observability stacks with Prometheus, OpenTelemetry, and structured logging. Self-directed learner actively building practical experience with Kubernetes, Jenkins, GitLab CI/CD, and Terraform.</w:t>
+        <w:t xml:space="preserve">Software Engineer with 2+ years of hands-on experience deploying, monitoring, and maintaining production infrastructure for a healthcare SaaS platform. Responsible for the full deployment lifecycle on AWS — EC2 provisioning, IAM and Security Group configuration, Nginx reverse proxy/HTTPS setup, PM2 process management, and CI/CD pipelines via GitHub Actions. Experienced diagnosing infrastructure and networking issues (LAN connectivity, port exhaustion, TLS misconfiguration) in live production environments, and building observability stacks with Prometheus, </w:t>
+      </w:r>
+      <w:proofErr w:type="spellStart"/>
+      <w:r>
+        <w:t>OpenTelemetry</w:t>
+      </w:r>
+      <w:proofErr w:type="spellEnd"/>
+      <w:r>
+        <w:t>, and structured logging. Self-directed learner actively building practical experience with Kubernetes, Jenkins, GitLab CI/CD, and Terraform.</w:t>
       </w:r>
     </w:p>
     <w:p>
       <w:pPr>
         <w:pBdr>
-          <w:bottom w:val="single" w:color="1F2937" w:sz="4" w:space="2"/>
+          <w:bottom w:val="single" w:sz="4" w:space="2" w:color="1F2937"/>
         </w:pBdr>
-        <w:spacing w:after="40" w:before="90"/>
+        <w:spacing w:before="90" w:after="40"/>
       </w:pPr>
       <w:r>
         <w:rPr>
@@ -100,228 +140,204 @@
           <w:bCs/>
           <w:color w:val="1F2937"/>
           <w:spacing w:val="20"/>
-          <w:sz w:val="20"/>
-          <w:szCs w:val="20"/>
-        </w:rPr>
-        <w:t xml:space="preserve">SKILLS</w:t>
-      </w:r>
-    </w:p>
-    <w:p>
-      <w:pPr>
-        <w:spacing w:after="30"/>
-      </w:pPr>
-      <w:r>
-        <w:rPr>
-          <w:b/>
-          <w:bCs/>
-          <w:sz w:val="20"/>
-          <w:szCs w:val="20"/>
+        </w:rPr>
+        <w:t>SKILLS</w:t>
+      </w:r>
+    </w:p>
+    <w:p>
+      <w:pPr>
+        <w:spacing w:after="30"/>
+      </w:pPr>
+      <w:r>
+        <w:rPr>
+          <w:b/>
+          <w:bCs/>
         </w:rPr>
         <w:t xml:space="preserve">Operating Systems: </w:t>
       </w:r>
       <w:r>
-        <w:rPr>
-          <w:sz w:val="20"/>
-          <w:szCs w:val="20"/>
-        </w:rPr>
-        <w:t xml:space="preserve">Linux (Ubuntu), Windows Server</w:t>
-      </w:r>
-    </w:p>
-    <w:p>
-      <w:pPr>
-        <w:spacing w:after="30"/>
-      </w:pPr>
-      <w:r>
-        <w:rPr>
-          <w:b/>
-          <w:bCs/>
-          <w:sz w:val="20"/>
-          <w:szCs w:val="20"/>
+        <w:t>Linux (Ubuntu), Windows Server</w:t>
+      </w:r>
+    </w:p>
+    <w:p>
+      <w:pPr>
+        <w:spacing w:after="30"/>
+      </w:pPr>
+      <w:r>
+        <w:rPr>
+          <w:b/>
+          <w:bCs/>
         </w:rPr>
         <w:t xml:space="preserve">Scripting: </w:t>
       </w:r>
       <w:r>
-        <w:rPr>
-          <w:sz w:val="20"/>
-          <w:szCs w:val="20"/>
-        </w:rPr>
-        <w:t xml:space="preserve">Bash (task automation scripts), Node.js scripting</w:t>
-      </w:r>
-    </w:p>
-    <w:p>
-      <w:pPr>
-        <w:spacing w:after="30"/>
-      </w:pPr>
-      <w:r>
-        <w:rPr>
-          <w:b/>
-          <w:bCs/>
-          <w:sz w:val="20"/>
-          <w:szCs w:val="20"/>
+        <w:t>Bash (task automation scripts), Node.js scripting</w:t>
+      </w:r>
+    </w:p>
+    <w:p>
+      <w:pPr>
+        <w:spacing w:after="30"/>
+      </w:pPr>
+      <w:r>
+        <w:rPr>
+          <w:b/>
+          <w:bCs/>
         </w:rPr>
         <w:t xml:space="preserve">Version Control &amp; CI/CD: </w:t>
       </w:r>
       <w:r>
-        <w:rPr>
-          <w:sz w:val="20"/>
-          <w:szCs w:val="20"/>
-        </w:rPr>
-        <w:t xml:space="preserve">Git, GitHub, GitHub Actions (production CI/CD pipelines)</w:t>
-      </w:r>
-    </w:p>
-    <w:p>
-      <w:pPr>
-        <w:spacing w:after="30"/>
-      </w:pPr>
-      <w:r>
-        <w:rPr>
-          <w:b/>
-          <w:bCs/>
-          <w:sz w:val="20"/>
-          <w:szCs w:val="20"/>
+        <w:t>Git, GitHub, GitHub Actions (production CI/CD pipelines)</w:t>
+      </w:r>
+    </w:p>
+    <w:p>
+      <w:pPr>
+        <w:spacing w:after="30"/>
+      </w:pPr>
+      <w:r>
+        <w:rPr>
+          <w:b/>
+          <w:bCs/>
         </w:rPr>
         <w:t xml:space="preserve">Containers: </w:t>
       </w:r>
       <w:r>
-        <w:rPr>
-          <w:sz w:val="20"/>
-          <w:szCs w:val="20"/>
-        </w:rPr>
-        <w:t xml:space="preserve">Docker</w:t>
-      </w:r>
-    </w:p>
-    <w:p>
-      <w:pPr>
-        <w:spacing w:after="30"/>
-      </w:pPr>
-      <w:r>
-        <w:rPr>
-          <w:b/>
-          <w:bCs/>
-          <w:sz w:val="20"/>
-          <w:szCs w:val="20"/>
+        <w:t>Docker</w:t>
+      </w:r>
+    </w:p>
+    <w:p>
+      <w:pPr>
+        <w:spacing w:after="30"/>
+      </w:pPr>
+      <w:r>
+        <w:rPr>
+          <w:b/>
+          <w:bCs/>
         </w:rPr>
         <w:t xml:space="preserve">Cloud (AWS): </w:t>
       </w:r>
       <w:r>
-        <w:rPr>
-          <w:sz w:val="20"/>
-          <w:szCs w:val="20"/>
-        </w:rPr>
-        <w:t xml:space="preserve">EC2, S3, IAM, Security Groups</w:t>
-      </w:r>
-    </w:p>
-    <w:p>
-      <w:pPr>
-        <w:spacing w:after="30"/>
-      </w:pPr>
-      <w:r>
-        <w:rPr>
-          <w:b/>
-          <w:bCs/>
-          <w:sz w:val="20"/>
-          <w:szCs w:val="20"/>
-        </w:rPr>
-        <w:t xml:space="preserve">Web/Proxy &amp; Process Mgmt: </w:t>
-      </w:r>
-      <w:r>
-        <w:rPr>
-          <w:sz w:val="20"/>
-          <w:szCs w:val="20"/>
-        </w:rPr>
-        <w:t xml:space="preserve">Nginx (reverse proxy, HTTPS termination), PM2 (process lifecycle management)</w:t>
-      </w:r>
-    </w:p>
-    <w:p>
-      <w:pPr>
-        <w:spacing w:after="30"/>
-      </w:pPr>
-      <w:r>
-        <w:rPr>
-          <w:b/>
-          <w:bCs/>
-          <w:sz w:val="20"/>
-          <w:szCs w:val="20"/>
+        <w:t>EC2, S3, IAM, Security Groups</w:t>
+      </w:r>
+    </w:p>
+    <w:p>
+      <w:pPr>
+        <w:spacing w:after="30"/>
+      </w:pPr>
+      <w:r>
+        <w:rPr>
+          <w:b/>
+          <w:bCs/>
+        </w:rPr>
+        <w:t xml:space="preserve">Web/Proxy &amp; Process </w:t>
+      </w:r>
+      <w:proofErr w:type="spellStart"/>
+      <w:r>
+        <w:rPr>
+          <w:b/>
+          <w:bCs/>
+        </w:rPr>
+        <w:t>Mgmt</w:t>
+      </w:r>
+      <w:proofErr w:type="spellEnd"/>
+      <w:r>
+        <w:rPr>
+          <w:b/>
+          <w:bCs/>
+        </w:rPr>
+        <w:t xml:space="preserve">: </w:t>
+      </w:r>
+      <w:r>
+        <w:t xml:space="preserve">Nginx (reverse proxy, HTTPS termination), </w:t>
+      </w:r>
+      <w:r>
+        <w:t xml:space="preserve">Caddy, </w:t>
+      </w:r>
+      <w:r>
+        <w:t>PM2 (process lifecycle management)</w:t>
+      </w:r>
+    </w:p>
+    <w:p>
+      <w:pPr>
+        <w:spacing w:after="30"/>
+      </w:pPr>
+      <w:r>
+        <w:rPr>
+          <w:b/>
+          <w:bCs/>
         </w:rPr>
         <w:t xml:space="preserve">Networking: </w:t>
       </w:r>
       <w:r>
-        <w:rPr>
-          <w:sz w:val="20"/>
-          <w:szCs w:val="20"/>
-        </w:rPr>
-        <w:t xml:space="preserve">LAN configuration &amp; troubleshooting, mDNS/hostname resolution, TCP/port management, HTTPS/TLS, DNS fundamentals</w:t>
-      </w:r>
-    </w:p>
-    <w:p>
-      <w:pPr>
-        <w:spacing w:after="30"/>
-      </w:pPr>
-      <w:r>
-        <w:rPr>
-          <w:b/>
-          <w:bCs/>
-          <w:sz w:val="20"/>
-          <w:szCs w:val="20"/>
+        <w:t xml:space="preserve">LAN configuration &amp; troubleshooting, </w:t>
+      </w:r>
+      <w:proofErr w:type="spellStart"/>
+      <w:r>
+        <w:t>mDNS</w:t>
+      </w:r>
+      <w:proofErr w:type="spellEnd"/>
+      <w:r>
+        <w:t>/hostname resolution, TCP/port management, HTTPS/TLS, DNS fundamentals</w:t>
+      </w:r>
+    </w:p>
+    <w:p>
+      <w:pPr>
+        <w:spacing w:after="30"/>
+      </w:pPr>
+      <w:r>
+        <w:rPr>
+          <w:b/>
+          <w:bCs/>
         </w:rPr>
         <w:t xml:space="preserve">Monitoring &amp; Observability: </w:t>
       </w:r>
       <w:r>
-        <w:rPr>
-          <w:sz w:val="20"/>
-          <w:szCs w:val="20"/>
-        </w:rPr>
-        <w:t xml:space="preserve">Prometheus, OpenTelemetry, Pino (structured logging)</w:t>
-      </w:r>
-    </w:p>
-    <w:p>
-      <w:pPr>
-        <w:spacing w:after="30"/>
-      </w:pPr>
-      <w:r>
-        <w:rPr>
-          <w:b/>
-          <w:bCs/>
-          <w:sz w:val="20"/>
-          <w:szCs w:val="20"/>
+        <w:t xml:space="preserve">Prometheus, </w:t>
+      </w:r>
+      <w:proofErr w:type="spellStart"/>
+      <w:r>
+        <w:t>OpenTelemetry</w:t>
+      </w:r>
+      <w:proofErr w:type="spellEnd"/>
+      <w:r>
+        <w:t>, Pino (structured logging)</w:t>
+      </w:r>
+    </w:p>
+    <w:p>
+      <w:pPr>
+        <w:spacing w:after="30"/>
+      </w:pPr>
+      <w:r>
+        <w:rPr>
+          <w:b/>
+          <w:bCs/>
         </w:rPr>
         <w:t xml:space="preserve">Databases: </w:t>
       </w:r>
       <w:r>
-        <w:rPr>
-          <w:sz w:val="20"/>
-          <w:szCs w:val="20"/>
-        </w:rPr>
-        <w:t xml:space="preserve">MongoDB, PostgreSQL, Redis</w:t>
-      </w:r>
-    </w:p>
-    <w:p>
-      <w:pPr>
-        <w:spacing w:after="30"/>
-      </w:pPr>
-      <w:r>
-        <w:rPr>
-          <w:b/>
-          <w:bCs/>
-          <w:sz w:val="20"/>
-          <w:szCs w:val="20"/>
+        <w:t>MongoDB, PostgreSQL, Redis</w:t>
+      </w:r>
+    </w:p>
+    <w:p>
+      <w:pPr>
+        <w:spacing w:after="30"/>
+      </w:pPr>
+      <w:r>
+        <w:rPr>
+          <w:b/>
+          <w:bCs/>
         </w:rPr>
         <w:t xml:space="preserve">Backend/Languages: </w:t>
       </w:r>
       <w:r>
-        <w:rPr>
-          <w:sz w:val="20"/>
-          <w:szCs w:val="20"/>
-        </w:rPr>
-        <w:t xml:space="preserve">Node.js, Express.js, TypeScript, JavaScript, Java</w:t>
+        <w:t>Node.js, Express.js, TypeScript, JavaScript, Java</w:t>
       </w:r>
     </w:p>
     <w:p>
       <w:pPr>
         <w:pBdr>
-          <w:bottom w:val="single" w:color="1F2937" w:sz="4" w:space="2"/>
+          <w:bottom w:val="single" w:sz="4" w:space="2" w:color="1F2937"/>
         </w:pBdr>
-        <w:spacing w:after="40" w:before="90"/>
+        <w:spacing w:before="90" w:after="40"/>
       </w:pPr>
       <w:r>
         <w:rPr>
@@ -329,10 +345,8 @@
           <w:bCs/>
           <w:color w:val="1F2937"/>
           <w:spacing w:val="20"/>
-          <w:sz w:val="20"/>
-          <w:szCs w:val="20"/>
-        </w:rPr>
-        <w:t xml:space="preserve">PROFESSIONAL EXPERIENCE</w:t>
+        </w:rPr>
+        <w:t>PROFESSIONAL EXPERIENCE</w:t>
       </w:r>
     </w:p>
     <w:p>
@@ -349,16 +363,15 @@
           <w:sz w:val="21"/>
           <w:szCs w:val="21"/>
         </w:rPr>
-        <w:t xml:space="preserve">Software Engineer — Malavia Hospital, Surat, GJ</w:t>
+        <w:t>Software Engineer — Malavia Hospital, Surat, GJ</w:t>
       </w:r>
       <w:r>
         <w:rPr>
           <w:i/>
           <w:iCs/>
-          <w:sz w:val="20"/>
-          <w:szCs w:val="20"/>
-        </w:rPr>
-        <w:t xml:space="preserve">	April 2024 – Present</w:t>
+        </w:rPr>
+        <w:tab/>
+        <w:t>April 2024 – Present</w:t>
       </w:r>
     </w:p>
     <w:p>
@@ -371,11 +384,7 @@
         <w:spacing w:after="30"/>
       </w:pPr>
       <w:r>
-        <w:rPr>
-          <w:sz w:val="20"/>
-          <w:szCs w:val="20"/>
-        </w:rPr>
-        <w:t xml:space="preserve">Owned end-to-end deployment and infrastructure maintenance of a production healthcare claims platform used daily by hospital staff, on AWS EC2 with IAM-based access control and Security Groups for network-level restriction.</w:t>
+        <w:t>Owned end-to-end deployment and infrastructure maintenance of a production healthcare claims platform used daily by hospital staff, on AWS EC2 with IAM-based access control and Security Groups for network-level restriction.</w:t>
       </w:r>
     </w:p>
     <w:p>
@@ -388,11 +397,7 @@
         <w:spacing w:after="30"/>
       </w:pPr>
       <w:r>
-        <w:rPr>
-          <w:sz w:val="20"/>
-          <w:szCs w:val="20"/>
-        </w:rPr>
-        <w:t xml:space="preserve">Configured and maintained Nginx as a reverse proxy and HTTPS termination layer; diagnosed and fixed a TLS module misconfiguration (http vs. https client) affecting health-check reliability.</w:t>
+        <w:t>Configured and maintained Nginx as a reverse proxy and HTTPS termination layer; diagnosed and fixed a TLS module misconfiguration (http vs. https client) affecting health-check reliability.</w:t>
       </w:r>
     </w:p>
     <w:p>
@@ -405,11 +410,7 @@
         <w:spacing w:after="30"/>
       </w:pPr>
       <w:r>
-        <w:rPr>
-          <w:sz w:val="20"/>
-          <w:szCs w:val="20"/>
-        </w:rPr>
-        <w:t xml:space="preserve">Managed application process lifecycle in production using PM2, ensuring uptime and automatic recovery of Node.js services.</w:t>
+        <w:t>Managed application process lifecycle in production using PM2, ensuring uptime and automatic recovery of Node.js services.</w:t>
       </w:r>
     </w:p>
     <w:p>
@@ -422,11 +423,7 @@
         <w:spacing w:after="30"/>
       </w:pPr>
       <w:r>
-        <w:rPr>
-          <w:sz w:val="20"/>
-          <w:szCs w:val="20"/>
-        </w:rPr>
-        <w:t xml:space="preserve">Built and maintained CI/CD pipelines using GitHub Actions to automate build and deployment workflows.</w:t>
+        <w:t>Built and maintained CI/CD pipelines using GitHub Actions to automate build and deployment workflows.</w:t>
       </w:r>
     </w:p>
     <w:p>
@@ -439,11 +436,15 @@
         <w:spacing w:after="30"/>
       </w:pPr>
       <w:r>
-        <w:rPr>
-          <w:sz w:val="20"/>
-          <w:szCs w:val="20"/>
-        </w:rPr>
-        <w:t xml:space="preserve">Diagnosed and resolved infrastructure-level production issues, including TCP TIME_WAIT port exhaustion, Windows file-lock collisions on cache directories, and LAN hostname resolution failures via mDNS/Bonjour.</w:t>
+        <w:t xml:space="preserve">Diagnosed and resolved infrastructure-level production issues, including TCP TIME_WAIT port exhaustion, Windows file-lock collisions on cache directories, and LAN hostname resolution failures via </w:t>
+      </w:r>
+      <w:proofErr w:type="spellStart"/>
+      <w:r>
+        <w:t>mDNS</w:t>
+      </w:r>
+      <w:proofErr w:type="spellEnd"/>
+      <w:r>
+        <w:t>/Bonjour.</w:t>
       </w:r>
     </w:p>
     <w:p>
@@ -456,11 +457,17 @@
         <w:spacing w:after="30"/>
       </w:pPr>
       <w:r>
-        <w:rPr>
-          <w:sz w:val="20"/>
-          <w:szCs w:val="20"/>
-        </w:rPr>
-        <w:t xml:space="preserve">Replaced hardcoded local IP configuration with a runtime-detected LAN IP approach (Node.js os.networkInterfaces()), restoring reliable LAN client connectivity across the deployment.</w:t>
+        <w:t xml:space="preserve">Replaced hardcoded local IP configuration with a runtime-detected LAN IP approach (Node.js </w:t>
+      </w:r>
+      <w:proofErr w:type="spellStart"/>
+      <w:proofErr w:type="gramStart"/>
+      <w:r>
+        <w:t>os.networkInterfaces</w:t>
+      </w:r>
+      <w:proofErr w:type="spellEnd"/>
+      <w:proofErr w:type="gramEnd"/>
+      <w:r>
+        <w:t>()), restoring reliable LAN client connectivity across the deployment.</w:t>
       </w:r>
     </w:p>
     <w:p>
@@ -473,11 +480,15 @@
         <w:spacing w:after="30"/>
       </w:pPr>
       <w:r>
-        <w:rPr>
-          <w:sz w:val="20"/>
-          <w:szCs w:val="20"/>
-        </w:rPr>
-        <w:t xml:space="preserve">Implemented an observability stack — Prometheus metrics, OpenTelemetry tracing, and Pino structured logging — to support production monitoring and debugging.</w:t>
+        <w:t xml:space="preserve">Implemented an observability stack — Prometheus metrics, </w:t>
+      </w:r>
+      <w:proofErr w:type="spellStart"/>
+      <w:r>
+        <w:t>OpenTelemetry</w:t>
+      </w:r>
+      <w:proofErr w:type="spellEnd"/>
+      <w:r>
+        <w:t xml:space="preserve"> tracing, and Pino structured logging — to support production monitoring and debugging.</w:t>
       </w:r>
     </w:p>
     <w:p>
@@ -490,11 +501,15 @@
         <w:spacing w:after="30"/>
       </w:pPr>
       <w:r>
-        <w:rPr>
-          <w:sz w:val="20"/>
-          <w:szCs w:val="20"/>
-        </w:rPr>
-        <w:t xml:space="preserve">Automated nightly backup jobs (node-cron scheduled tasks integrating with the Google Drive API via a service account) as part of routine infrastructure maintenance.</w:t>
+        <w:t>Automated nightly backup jobs (node-</w:t>
+      </w:r>
+      <w:proofErr w:type="spellStart"/>
+      <w:r>
+        <w:t>cron</w:t>
+      </w:r>
+      <w:proofErr w:type="spellEnd"/>
+      <w:r>
+        <w:t xml:space="preserve"> scheduled tasks integrating with the Google Drive API via a service account) as part of routine infrastructure maintenance.</w:t>
       </w:r>
     </w:p>
     <w:p>
@@ -507,19 +522,15 @@
         <w:spacing w:after="30"/>
       </w:pPr>
       <w:r>
-        <w:rPr>
-          <w:sz w:val="20"/>
-          <w:szCs w:val="20"/>
-        </w:rPr>
-        <w:t xml:space="preserve">Wrote basic Bash scripts to support recurring deployment and maintenance tasks.</w:t>
+        <w:t>Wrote basic Bash scripts to support recurring deployment and maintenance tasks.</w:t>
       </w:r>
     </w:p>
     <w:p>
       <w:pPr>
         <w:pBdr>
-          <w:bottom w:val="single" w:color="1F2937" w:sz="4" w:space="2"/>
+          <w:bottom w:val="single" w:sz="4" w:space="2" w:color="1F2937"/>
         </w:pBdr>
-        <w:spacing w:after="40" w:before="90"/>
+        <w:spacing w:before="90" w:after="40"/>
       </w:pPr>
       <w:r>
         <w:rPr>
@@ -527,10 +538,8 @@
           <w:bCs/>
           <w:color w:val="1F2937"/>
           <w:spacing w:val="20"/>
-          <w:sz w:val="20"/>
-          <w:szCs w:val="20"/>
-        </w:rPr>
-        <w:t xml:space="preserve">PROJECTS</w:t>
+        </w:rPr>
+        <w:t>PROJECTS</w:t>
       </w:r>
     </w:p>
     <w:p>
@@ -547,16 +556,15 @@
           <w:sz w:val="21"/>
           <w:szCs w:val="21"/>
         </w:rPr>
-        <w:t xml:space="preserve">Horizon — Reverse Proxy &amp; Load Balancer (TypeScript, Node.js)</w:t>
+        <w:t>Horizon — Reverse Proxy &amp; Load Balancer (TypeScript, Node.js)</w:t>
       </w:r>
       <w:r>
         <w:rPr>
           <w:i/>
           <w:iCs/>
-          <w:sz w:val="20"/>
-          <w:szCs w:val="20"/>
-        </w:rPr>
-        <w:t xml:space="preserve">	03/2026 – Present</w:t>
+        </w:rPr>
+        <w:tab/>
+        <w:t>03/2026 – Present</w:t>
       </w:r>
     </w:p>
     <w:p>
@@ -569,10 +577,6 @@
         <w:spacing w:after="30"/>
       </w:pPr>
       <w:r>
-        <w:rPr>
-          <w:sz w:val="20"/>
-          <w:szCs w:val="20"/>
-        </w:rPr>
         <w:t xml:space="preserve">Built a reverse proxy/load balancer with round-robin routing, active health checks, automatic failover, and a monitoring endpoint exposing throughput, latency, and backend health. </w:t>
       </w:r>
       <w:r>
@@ -581,7 +585,25 @@
           <w:sz w:val="19"/>
           <w:szCs w:val="19"/>
         </w:rPr>
-        <w:t xml:space="preserve">github.com/rohitbytecode/Horizon</w:t>
+        <w:t>github.com/</w:t>
+      </w:r>
+      <w:proofErr w:type="spellStart"/>
+      <w:r>
+        <w:rPr>
+          <w:color w:val="1D4ED8"/>
+          <w:sz w:val="19"/>
+          <w:szCs w:val="19"/>
+        </w:rPr>
+        <w:t>rohitbytecode</w:t>
+      </w:r>
+      <w:proofErr w:type="spellEnd"/>
+      <w:r>
+        <w:rPr>
+          <w:color w:val="1D4ED8"/>
+          <w:sz w:val="19"/>
+          <w:szCs w:val="19"/>
+        </w:rPr>
+        <w:t>/Horizon</w:t>
       </w:r>
     </w:p>
     <w:p>
@@ -598,16 +620,33 @@
           <w:sz w:val="21"/>
           <w:szCs w:val="21"/>
         </w:rPr>
-        <w:t xml:space="preserve">Hospital Management SaaS — Backend Deployment (TypeScript, Node.js, MongoDB)</w:t>
+        <w:t>Hospital Management SaaS — Backend Deployment (</w:t>
+      </w:r>
+      <w:r>
+        <w:rPr>
+          <w:b/>
+          <w:bCs/>
+          <w:sz w:val="21"/>
+          <w:szCs w:val="21"/>
+        </w:rPr>
+        <w:t>Java</w:t>
+      </w:r>
+      <w:r>
+        <w:rPr>
+          <w:b/>
+          <w:bCs/>
+          <w:sz w:val="21"/>
+          <w:szCs w:val="21"/>
+        </w:rPr>
+        <w:t>Script, Node.js, MongoDB)</w:t>
       </w:r>
       <w:r>
         <w:rPr>
           <w:i/>
           <w:iCs/>
-          <w:sz w:val="20"/>
-          <w:szCs w:val="20"/>
-        </w:rPr>
-        <w:t xml:space="preserve">	12/2025 – 03/2026</w:t>
+        </w:rPr>
+        <w:tab/>
+        <w:t>12/2025 – 03/2026</w:t>
       </w:r>
     </w:p>
     <w:p>
@@ -620,10 +659,6 @@
         <w:spacing w:after="30"/>
       </w:pPr>
       <w:r>
-        <w:rPr>
-          <w:sz w:val="20"/>
-          <w:szCs w:val="20"/>
-        </w:rPr>
         <w:t xml:space="preserve">Developed backend services for a multi-tenant SaaS with retry logic, error handling, and structured logging for fault-tolerant operation. </w:t>
       </w:r>
       <w:r>
@@ -632,15 +667,33 @@
           <w:sz w:val="19"/>
           <w:szCs w:val="19"/>
         </w:rPr>
-        <w:t xml:space="preserve">github.com/rohitbytecode/HMS-SaaS</w:t>
+        <w:t>github.com/</w:t>
+      </w:r>
+      <w:proofErr w:type="spellStart"/>
+      <w:r>
+        <w:rPr>
+          <w:color w:val="1D4ED8"/>
+          <w:sz w:val="19"/>
+          <w:szCs w:val="19"/>
+        </w:rPr>
+        <w:t>rohitbytecode</w:t>
+      </w:r>
+      <w:proofErr w:type="spellEnd"/>
+      <w:r>
+        <w:rPr>
+          <w:color w:val="1D4ED8"/>
+          <w:sz w:val="19"/>
+          <w:szCs w:val="19"/>
+        </w:rPr>
+        <w:t>/HMS-SaaS</w:t>
       </w:r>
     </w:p>
     <w:p>
       <w:pPr>
         <w:pBdr>
-          <w:bottom w:val="single" w:color="1F2937" w:sz="4" w:space="2"/>
+          <w:bottom w:val="single" w:sz="4" w:space="2" w:color="1F2937"/>
         </w:pBdr>
-        <w:spacing w:after="40" w:before="90"/>
+        <w:spacing w:before="90" w:after="40"/>
       </w:pPr>
       <w:r>
         <w:rPr>
@@ -648,10 +701,8 @@
           <w:bCs/>
           <w:color w:val="1F2937"/>
           <w:spacing w:val="20"/>
-          <w:sz w:val="20"/>
-          <w:szCs w:val="20"/>
-        </w:rPr>
-        <w:t xml:space="preserve">ADDITIONAL TECHNICAL EXPOSURE (SELF-DIRECTED / LAB PROJECTS)</w:t>
+        </w:rPr>
+        <w:t>ADDITIONAL TECHNICAL EXPOSURE (SELF-DIRECTED / LAB PROJECTS)</w:t>
       </w:r>
     </w:p>
     <w:p>
@@ -666,7 +717,7 @@
           <w:sz w:val="19"/>
           <w:szCs w:val="19"/>
         </w:rPr>
-        <w:t xml:space="preserve">Practical, self-directed learning outside of professional work — not production experience:</w:t>
+        <w:t>Practical, self-directed learning outside of professional work — not production experience:</w:t>
       </w:r>
     </w:p>
     <w:p>
@@ -679,11 +730,7 @@
         <w:spacing w:after="30"/>
       </w:pPr>
       <w:r>
-        <w:rPr>
-          <w:sz w:val="20"/>
-          <w:szCs w:val="20"/>
-        </w:rPr>
-        <w:t xml:space="preserve">Kubernetes: deployed and managed pods, services, and deployments in a personal lab/learning environment (not yet in production).</w:t>
+        <w:t>Kubernetes: deployed and managed pods, services, and deployments in a personal lab/learning environment (not yet in production).</w:t>
       </w:r>
     </w:p>
     <w:p>
@@ -696,11 +743,7 @@
         <w:spacing w:after="30"/>
       </w:pPr>
       <w:r>
-        <w:rPr>
-          <w:sz w:val="20"/>
-          <w:szCs w:val="20"/>
-        </w:rPr>
-        <w:t xml:space="preserve">Jenkins: built and ran CI pipelines in personal projects.</w:t>
+        <w:t>Jenkins: built and ran CI pipelines in personal projects.</w:t>
       </w:r>
     </w:p>
     <w:p>
@@ -713,11 +756,7 @@
         <w:spacing w:after="30"/>
       </w:pPr>
       <w:r>
-        <w:rPr>
-          <w:sz w:val="20"/>
-          <w:szCs w:val="20"/>
-        </w:rPr>
-        <w:t xml:space="preserve">GitLab CI/CD: configured pipeline stages for personal repositories.</w:t>
+        <w:t>GitLab CI/CD: configured pipeline stages for personal repositories.</w:t>
       </w:r>
     </w:p>
     <w:p>
@@ -730,19 +769,15 @@
         <w:spacing w:after="30"/>
       </w:pPr>
       <w:r>
-        <w:rPr>
-          <w:sz w:val="20"/>
-          <w:szCs w:val="20"/>
-        </w:rPr>
-        <w:t xml:space="preserve">Terraform: wrote basic infrastructure-as-code configurations for personal projects.</w:t>
+        <w:t>Terraform: wrote basic infrastructure-as-code configurations for personal projects.</w:t>
       </w:r>
     </w:p>
     <w:p>
       <w:pPr>
         <w:pBdr>
-          <w:bottom w:val="single" w:color="1F2937" w:sz="4" w:space="2"/>
+          <w:bottom w:val="single" w:sz="4" w:space="2" w:color="1F2937"/>
         </w:pBdr>
-        <w:spacing w:after="40" w:before="90"/>
+        <w:spacing w:before="90" w:after="40"/>
       </w:pPr>
       <w:r>
         <w:rPr>
@@ -750,10 +785,8 @@
           <w:bCs/>
           <w:color w:val="1F2937"/>
           <w:spacing w:val="20"/>
-          <w:sz w:val="20"/>
-          <w:szCs w:val="20"/>
-        </w:rPr>
-        <w:t xml:space="preserve">EDUCATION</w:t>
+        </w:rPr>
+        <w:t>EDUCATION</w:t>
       </w:r>
     </w:p>
     <w:p>
@@ -764,115 +797,34 @@
         <w:spacing w:after="20"/>
       </w:pPr>
       <w:r>
-        <w:rPr>
-          <w:sz w:val="20"/>
-          <w:szCs w:val="20"/>
-        </w:rPr>
-        <w:t xml:space="preserve">Bachelor of Computer Application (BCA) — Vivekanand College for Advanced Computer &amp; Information Science, Surat, GJ</w:t>
+        <w:t>Bachelor of Computer Application (BCA) — Vivekanand College for Advanced Computer &amp; Information Science, Surat, GJ</w:t>
       </w:r>
       <w:r>
         <w:rPr>
           <w:i/>
           <w:iCs/>
-          <w:sz w:val="20"/>
-          <w:szCs w:val="20"/>
-        </w:rPr>
-        <w:t xml:space="preserve">	2023 – 2026</w:t>
+        </w:rPr>
+        <w:tab/>
+        <w:t>2023 – 2026</w:t>
       </w:r>
     </w:p>
     <w:sectPr>
-      <w:pgSz w:w="11906" w:h="16838" w:orient="portrait"/>
+      <w:pgSz w:w="11906" w:h="16838"/>
       <w:pgMar w:top="320" w:right="560" w:bottom="320" w:left="560" w:header="708" w:footer="708" w:gutter="0"/>
-      <w:pgNumType/>
+      <w:cols w:space="720"/>
       <w:docGrid w:linePitch="360"/>
     </w:sectPr>
   </w:body>
 </w:document>
 </file>
 
-<file path=word/comments.xml><?xml version="1.0" encoding="utf-8"?>
-<w:comments xmlns:cx="http://schemas.microsoft.com/office/drawing/2014/chartex" xmlns:cx1="http://schemas.microsoft.com/office/drawing/2015/9/8/chartex" xmlns:cx2="http://schemas.microsoft.com/office/drawing/2015/10/21/chartex" xmlns:cx3="http://schemas.microsoft.com/office/drawing/2016/5/9/chartex" xmlns:cx4="http://schemas.microsoft.com/office/drawing/2016/5/10/chartex" xmlns:cx5="http://schemas.microsoft.com/office/drawing/2016/5/11/chartex" xmlns:cx6="http://schemas.microsoft.com/office/drawing/2016/5/12/chartex" xmlns:cx7="http://schemas.microsoft.com/office/drawing/2016/5/13/chartex" xmlns:cx8="http://schemas.microsoft.com/office/drawing/2016/5/14/chartex" xmlns:mc="http://schemas.openxmlformats.org/markup-compatibility/2006" xmlns:aink="http://schemas.microsoft.com/office/drawing/2016/ink" xmlns:am3d="http://schemas.microsoft.com/office/drawing/2017/model3d" xmlns:o="urn:schemas-microsoft-com:office:office" xmlns:r="http://schemas.openxmlformats.org/officeDocument/2006/relationships" xmlns:m="http://schemas.openxmlformats.org/officeDocument/2006/math" xmlns:v="urn:schemas-microsoft-com:vml" xmlns:wp14="http://schemas.microsoft.com/office/word/2010/wordprocessingDrawing" xmlns:wp="http://schemas.openxmlformats.org/drawingml/2006/wordprocessingDrawing" xmlns:w10="urn:schemas-microsoft-com:office:word" xmlns:w="http://schemas.openxmlformats.org/wordprocessingml/2006/main" xmlns:w14="http://schemas.microsoft.com/office/word/2010/wordml" xmlns:w15="http://schemas.microsoft.com/office/word/2012/wordml" xmlns:w16cex="http://schemas.microsoft.com/office/word/2018/wordml/cex" xmlns:w16cid="http://schemas.microsoft.com/office/word/2016/wordml/cid" xmlns:w16="http://schemas.microsoft.com/office/word/2018/wordml" xmlns:w16sdtdh="http://schemas.microsoft.com/office/word/2020/wordml/sdtdatahash" xmlns:w16se="http://schemas.microsoft.com/office/word/2015/wordml/symex" xmlns:wpg="http://schemas.microsoft.com/office/word/2010/wordprocessingGroup" xmlns:wpi="http://schemas.microsoft.com/office/word/2010/wordprocessingInk" xmlns:wne="http://schemas.microsoft.com/office/word/2006/wordml" xmlns:wps="http://schemas.microsoft.com/office/word/2010/wordprocessingShape"/>
-</file>
-
-<file path=word/endnotes.xml><?xml version="1.0" encoding="utf-8"?>
-<w:endnotes xmlns:wpc="http://schemas.microsoft.com/office/word/2010/wordprocessingCanvas" xmlns:mc="http://schemas.openxmlformats.org/markup-compatibility/2006" xmlns:o="urn:schemas-microsoft-com:office:office" xmlns:r="http://schemas.openxmlformats.org/officeDocument/2006/relationships" xmlns:m="http://schemas.openxmlformats.org/officeDocument/2006/math" xmlns:v="urn:schemas-microsoft-com:vml" xmlns:wp14="http://schemas.microsoft.com/office/word/2010/wordprocessingDrawing" xmlns:wp="http://schemas.openxmlformats.org/drawingml/2006/wordprocessingDrawing" xmlns:w10="urn:schemas-microsoft-com:office:word" xmlns:w="http://schemas.openxmlformats.org/wordprocessingml/2006/main" xmlns:w14="http://schemas.microsoft.com/office/word/2010/wordml" xmlns:w15="http://schemas.microsoft.com/office/word/2012/wordml" xmlns:wpg="http://schemas.microsoft.com/office/word/2010/wordprocessingGroup" xmlns:wpi="http://schemas.microsoft.com/office/word/2010/wordprocessingInk" xmlns:wne="http://schemas.microsoft.com/office/word/2006/wordml" xmlns:wps="http://schemas.microsoft.com/office/word/2010/wordprocessingShape" mc:Ignorable="w14 w15 wp14">
-  <w:endnote w:type="separator" w:id="-1">
-    <w:p>
-      <w:pPr>
-        <w:spacing w:after="0" w:line="240" w:lineRule="auto"/>
-      </w:pPr>
-      <w:r>
-        <w:rPr>
-          <w:rStyle w:val="EndnoteReference"/>
-        </w:rPr>
-        <w:endnoteRef/>
-      </w:r>
-      <w:r>
-        <w:separator/>
-      </w:r>
-    </w:p>
-  </w:endnote>
-  <w:endnote w:type="continuationSeparator" w:id="0">
-    <w:p>
-      <w:pPr>
-        <w:spacing w:after="0" w:line="240" w:lineRule="auto"/>
-      </w:pPr>
-      <w:r>
-        <w:rPr>
-          <w:rStyle w:val="EndnoteReference"/>
-        </w:rPr>
-        <w:endnoteRef/>
-      </w:r>
-      <w:r>
-        <w:continuationSeparator/>
-      </w:r>
-    </w:p>
-  </w:endnote>
-</w:endnotes>
-</file>
-
-<file path=word/footnotes.xml><?xml version="1.0" encoding="utf-8"?>
-<w:footnotes xmlns:wpc="http://schemas.microsoft.com/office/word/2010/wordprocessingCanvas" xmlns:mc="http://schemas.openxmlformats.org/markup-compatibility/2006" xmlns:o="urn:schemas-microsoft-com:office:office" xmlns:r="http://schemas.openxmlformats.org/officeDocument/2006/relationships" xmlns:m="http://schemas.openxmlformats.org/officeDocument/2006/math" xmlns:v="urn:schemas-microsoft-com:vml" xmlns:wp14="http://schemas.microsoft.com/office/word/2010/wordprocessingDrawing" xmlns:wp="http://schemas.openxmlformats.org/drawingml/2006/wordprocessingDrawing" xmlns:w10="urn:schemas-microsoft-com:office:word" xmlns:w="http://schemas.openxmlformats.org/wordprocessingml/2006/main" xmlns:w14="http://schemas.microsoft.com/office/word/2010/wordml" xmlns:w15="http://schemas.microsoft.com/office/word/2012/wordml" xmlns:wpg="http://schemas.microsoft.com/office/word/2010/wordprocessingGroup" xmlns:wpi="http://schemas.microsoft.com/office/word/2010/wordprocessingInk" xmlns:wne="http://schemas.microsoft.com/office/word/2006/wordml" xmlns:wps="http://schemas.microsoft.com/office/word/2010/wordprocessingShape" mc:Ignorable="w14 w15 wp14">
-  <w:footnote w:type="separator" w:id="-1">
-    <w:p>
-      <w:pPr>
-        <w:spacing w:after="0" w:line="240" w:lineRule="auto"/>
-      </w:pPr>
-      <w:r>
-        <w:rPr>
-          <w:rStyle w:val="FootnoteReference"/>
-        </w:rPr>
-        <w:footnoteRef/>
-      </w:r>
-      <w:r>
-        <w:separator/>
-      </w:r>
-    </w:p>
-  </w:footnote>
-  <w:footnote w:type="continuationSeparator" w:id="0">
-    <w:p>
-      <w:pPr>
-        <w:spacing w:after="0" w:line="240" w:lineRule="auto"/>
-      </w:pPr>
-      <w:r>
-        <w:rPr>
-          <w:rStyle w:val="FootnoteReference"/>
-        </w:rPr>
-        <w:footnoteRef/>
-      </w:r>
-      <w:r>
-        <w:continuationSeparator/>
-      </w:r>
-    </w:p>
-  </w:footnote>
-</w:footnotes>
-</file>
-
 <file path=word/numbering.xml><?xml version="1.0" encoding="utf-8"?>
-<w:numbering xmlns:wpc="http://schemas.microsoft.com/office/word/2010/wordprocessingCanvas" xmlns:mc="http://schemas.openxmlformats.org/markup-compatibility/2006" xmlns:o="urn:schemas-microsoft-com:office:office" xmlns:r="http://schemas.openxmlformats.org/officeDocument/2006/relationships" xmlns:m="http://schemas.openxmlformats.org/officeDocument/2006/math" xmlns:v="urn:schemas-microsoft-com:vml" xmlns:wp14="http://schemas.microsoft.com/office/word/2010/wordprocessingDrawing" xmlns:wp="http://schemas.openxmlformats.org/drawingml/2006/wordprocessingDrawing" xmlns:w10="urn:schemas-microsoft-com:office:word" xmlns:w="http://schemas.openxmlformats.org/wordprocessingml/2006/main" xmlns:w14="http://schemas.microsoft.com/office/word/2010/wordml" xmlns:w15="http://schemas.microsoft.com/office/word/2012/wordml" xmlns:wpg="http://schemas.microsoft.com/office/word/2010/wordprocessingGroup" xmlns:wpi="http://schemas.microsoft.com/office/word/2010/wordprocessingInk" xmlns:wne="http://schemas.microsoft.com/office/word/2006/wordml" xmlns:wps="http://schemas.microsoft.com/office/word/2010/wordprocessingShape" mc:Ignorable="w14 w15 wp14">
-  <w:abstractNum w:abstractNumId="1" w15:restartNumberingAfterBreak="0">
+<w:numbering xmlns:wpc="http://schemas.microsoft.com/office/word/2010/wordprocessingCanvas" xmlns:cx="http://schemas.microsoft.com/office/drawing/2014/chartex" xmlns:cx1="http://schemas.microsoft.com/office/drawing/2015/9/8/chartex" xmlns:cx2="http://schemas.microsoft.com/office/drawing/2015/10/21/chartex" xmlns:cx3="http://schemas.microsoft.com/office/drawing/2016/5/9/chartex" xmlns:cx4="http://schemas.microsoft.com/office/drawing/2016/5/10/chartex" xmlns:cx5="http://schemas.microsoft.com/office/drawing/2016/5/11/chartex" xmlns:cx6="http://schemas.microsoft.com/office/drawing/2016/5/12/chartex" xmlns:cx7="http://schemas.microsoft.com/office/drawing/2016/5/13/chartex" xmlns:cx8="http://schemas.microsoft.com/office/drawing/2016/5/14/chartex" xmlns:mc="http://schemas.openxmlformats.org/markup-compatibility/2006" xmlns:aink="http://schemas.microsoft.com/office/drawing/2016/ink" xmlns:am3d="http://schemas.microsoft.com/office/drawing/2017/model3d" xmlns:o="urn:schemas-microsoft-com:office:office" xmlns:oel="http://schemas.microsoft.com/office/2019/extlst" xmlns:r="http://schemas.openxmlformats.org/officeDocument/2006/relationships" xmlns:m="http://schemas.openxmlformats.org/officeDocument/2006/math" xmlns:v="urn:schemas-microsoft-com:vml" xmlns:wp14="http://schemas.microsoft.com/office/word/2010/wordprocessingDrawing" xmlns:wp="http://schemas.openxmlformats.org/drawingml/2006/wordprocessingDrawing" xmlns:w10="urn:schemas-microsoft-com:office:word" xmlns:w="http://schemas.openxmlformats.org/wordprocessingml/2006/main" xmlns:w14="http://schemas.microsoft.com/office/word/2010/wordml" xmlns:w15="http://schemas.microsoft.com/office/word/2012/wordml" xmlns:w16cex="http://schemas.microsoft.com/office/word/2018/wordml/cex" xmlns:w16cid="http://schemas.microsoft.com/office/word/2016/wordml/cid" xmlns:w16="http://schemas.microsoft.com/office/word/2018/wordml" xmlns:w16du="http://schemas.microsoft.com/office/word/2023/wordml/word16du" xmlns:w16sdtdh="http://schemas.microsoft.com/office/word/2020/wordml/sdtdatahash" xmlns:w16sdtfl="http://schemas.microsoft.com/office/word/2024/wordml/sdtformatlock" xmlns:w16se="http://schemas.microsoft.com/office/word/2015/wordml/symex" xmlns:wpg="http://schemas.microsoft.com/office/word/2010/wordprocessingGroup" xmlns:wpi="http://schemas.microsoft.com/office/word/2010/wordprocessingInk" xmlns:wne="http://schemas.microsoft.com/office/word/2006/wordml" xmlns:wps="http://schemas.microsoft.com/office/word/2010/wordprocessingShape" mc:Ignorable="w14 w15 w16se w16cid w16 w16cex w16sdtdh w16sdtfl w16du wp14">
+  <w:abstractNum w:abstractNumId="0" w15:restartNumberingAfterBreak="0">
+    <w:nsid w:val="41040143"/>
     <w:multiLevelType w:val="hybridMultilevel"/>
-    <w:lvl w:ilvl="0" w15:tentative="1">
+    <w:tmpl w:val="5C823C88"/>
+    <w:lvl w:ilvl="0" w:tplc="7B364F84">
       <w:start w:val="1"/>
       <w:numFmt w:val="bullet"/>
       <w:lvlText w:val="●"/>
@@ -881,7 +833,7 @@
         <w:ind w:left="720" w:hanging="360"/>
       </w:pPr>
     </w:lvl>
-    <w:lvl w:ilvl="1" w15:tentative="1">
+    <w:lvl w:ilvl="1" w:tplc="F0C2E84C">
       <w:start w:val="1"/>
       <w:numFmt w:val="bullet"/>
       <w:lvlText w:val="○"/>
@@ -890,7 +842,7 @@
         <w:ind w:left="1440" w:hanging="360"/>
       </w:pPr>
     </w:lvl>
-    <w:lvl w:ilvl="2" w15:tentative="1">
+    <w:lvl w:ilvl="2" w:tplc="6E6468EC">
       <w:start w:val="1"/>
       <w:numFmt w:val="bullet"/>
       <w:lvlText w:val="■"/>
@@ -899,7 +851,7 @@
         <w:ind w:left="2160" w:hanging="360"/>
       </w:pPr>
     </w:lvl>
-    <w:lvl w:ilvl="3" w15:tentative="1">
+    <w:lvl w:ilvl="3" w:tplc="B52E296C">
       <w:start w:val="1"/>
       <w:numFmt w:val="bullet"/>
       <w:lvlText w:val="●"/>
@@ -908,7 +860,7 @@
         <w:ind w:left="2880" w:hanging="360"/>
       </w:pPr>
     </w:lvl>
-    <w:lvl w:ilvl="4" w15:tentative="1">
+    <w:lvl w:ilvl="4" w:tplc="716CBAE8">
       <w:start w:val="1"/>
       <w:numFmt w:val="bullet"/>
       <w:lvlText w:val="○"/>
@@ -917,7 +869,7 @@
         <w:ind w:left="3600" w:hanging="360"/>
       </w:pPr>
     </w:lvl>
-    <w:lvl w:ilvl="5" w15:tentative="1">
+    <w:lvl w:ilvl="5" w:tplc="0EDA3CE8">
       <w:start w:val="1"/>
       <w:numFmt w:val="bullet"/>
       <w:lvlText w:val="■"/>
@@ -926,7 +878,7 @@
         <w:ind w:left="4320" w:hanging="360"/>
       </w:pPr>
     </w:lvl>
-    <w:lvl w:ilvl="6" w15:tentative="1">
+    <w:lvl w:ilvl="6" w:tplc="F0941D98">
       <w:start w:val="1"/>
       <w:numFmt w:val="bullet"/>
       <w:lvlText w:val="●"/>
@@ -935,7 +887,7 @@
         <w:ind w:left="5040" w:hanging="360"/>
       </w:pPr>
     </w:lvl>
-    <w:lvl w:ilvl="7" w15:tentative="1">
+    <w:lvl w:ilvl="7" w:tplc="C2D61C64">
       <w:start w:val="1"/>
       <w:numFmt w:val="bullet"/>
       <w:lvlText w:val="●"/>
@@ -944,7 +896,7 @@
         <w:ind w:left="5760" w:hanging="360"/>
       </w:pPr>
     </w:lvl>
-    <w:lvl w:ilvl="8" w15:tentative="1">
+    <w:lvl w:ilvl="8" w:tplc="AC62BDA4">
       <w:start w:val="1"/>
       <w:numFmt w:val="bullet"/>
       <w:lvlText w:val="●"/>
@@ -954,8 +906,8 @@
       </w:pPr>
     </w:lvl>
   </w:abstractNum>
-  <w:num w:numId="1">
-    <w:abstractNumId w:val="1"/>
+  <w:num w:numId="1" w16cid:durableId="2050298204">
+    <w:abstractNumId w:val="0"/>
     <w:lvlOverride w:ilvl="0">
       <w:startOverride w:val="1"/>
     </w:lvlOverride>
@@ -964,87 +916,520 @@
 </file>
 
 <file path=word/styles.xml><?xml version="1.0" encoding="utf-8"?>
-<w:styles xmlns:mc="http://schemas.openxmlformats.org/markup-compatibility/2006" xmlns:r="http://schemas.openxmlformats.org/officeDocument/2006/relationships" xmlns:w="http://schemas.openxmlformats.org/wordprocessingml/2006/main" xmlns:w14="http://schemas.microsoft.com/office/word/2010/wordml" xmlns:w15="http://schemas.microsoft.com/office/word/2012/wordml" mc:Ignorable="w14 w15">
+<w:styles xmlns:mc="http://schemas.openxmlformats.org/markup-compatibility/2006" xmlns:r="http://schemas.openxmlformats.org/officeDocument/2006/relationships" xmlns:w="http://schemas.openxmlformats.org/wordprocessingml/2006/main" xmlns:w14="http://schemas.microsoft.com/office/word/2010/wordml" xmlns:w15="http://schemas.microsoft.com/office/word/2012/wordml" xmlns:w16cex="http://schemas.microsoft.com/office/word/2018/wordml/cex" xmlns:w16cid="http://schemas.microsoft.com/office/word/2016/wordml/cid" xmlns:w16="http://schemas.microsoft.com/office/word/2018/wordml" xmlns:w16du="http://schemas.microsoft.com/office/word/2023/wordml/word16du" xmlns:w16sdtdh="http://schemas.microsoft.com/office/word/2020/wordml/sdtdatahash" xmlns:w16sdtfl="http://schemas.microsoft.com/office/word/2024/wordml/sdtformatlock" xmlns:w16se="http://schemas.microsoft.com/office/word/2015/wordml/symex" mc:Ignorable="w14 w15 w16se w16cid w16 w16cex w16sdtdh w16sdtfl w16du">
   <w:docDefaults>
-    <w:rPrDefault/>
+    <w:rPrDefault>
+      <w:rPr>
+        <w:rFonts w:ascii="Times New Roman" w:eastAsia="Times New Roman" w:hAnsi="Times New Roman" w:cs="Times New Roman"/>
+        <w:lang w:val="en-IN" w:eastAsia="en-IN" w:bidi="ar-SA"/>
+      </w:rPr>
+    </w:rPrDefault>
     <w:pPrDefault/>
   </w:docDefaults>
+  <w:latentStyles w:defLockedState="0" w:defUIPriority="99" w:defSemiHidden="0" w:defUnhideWhenUsed="0" w:defQFormat="0" w:count="376">
+    <w:lsdException w:name="Normal" w:uiPriority="0" w:qFormat="1"/>
+    <w:lsdException w:name="heading 1" w:uiPriority="9" w:qFormat="1"/>
+    <w:lsdException w:name="heading 2" w:semiHidden="1" w:uiPriority="9" w:unhideWhenUsed="1" w:qFormat="1"/>
+    <w:lsdException w:name="heading 3" w:semiHidden="1" w:uiPriority="9" w:unhideWhenUsed="1" w:qFormat="1"/>
+    <w:lsdException w:name="heading 4" w:semiHidden="1" w:uiPriority="9" w:unhideWhenUsed="1" w:qFormat="1"/>
+    <w:lsdException w:name="heading 5" w:semiHidden="1" w:uiPriority="9" w:unhideWhenUsed="1" w:qFormat="1"/>
+    <w:lsdException w:name="heading 6" w:semiHidden="1" w:uiPriority="9" w:unhideWhenUsed="1" w:qFormat="1"/>
+    <w:lsdException w:name="heading 7" w:semiHidden="1" w:uiPriority="9" w:unhideWhenUsed="1" w:qFormat="1"/>
+    <w:lsdException w:name="heading 8" w:semiHidden="1" w:uiPriority="9" w:unhideWhenUsed="1" w:qFormat="1"/>
+    <w:lsdException w:name="heading 9" w:semiHidden="1" w:uiPriority="9" w:unhideWhenUsed="1" w:qFormat="1"/>
+    <w:lsdException w:name="index 1" w:semiHidden="1" w:unhideWhenUsed="1"/>
+    <w:lsdException w:name="index 2" w:semiHidden="1" w:unhideWhenUsed="1"/>
+    <w:lsdException w:name="index 3" w:semiHidden="1" w:unhideWhenUsed="1"/>
+    <w:lsdException w:name="index 4" w:semiHidden="1" w:unhideWhenUsed="1"/>
+    <w:lsdException w:name="index 5" w:semiHidden="1" w:unhideWhenUsed="1"/>
+    <w:lsdException w:name="index 6" w:semiHidden="1" w:unhideWhenUsed="1"/>
+    <w:lsdException w:name="index 7" w:semiHidden="1" w:unhideWhenUsed="1"/>
+    <w:lsdException w:name="index 8" w:semiHidden="1" w:unhideWhenUsed="1"/>
+    <w:lsdException w:name="index 9" w:semiHidden="1" w:unhideWhenUsed="1"/>
+    <w:lsdException w:name="toc 1" w:semiHidden="1" w:uiPriority="39" w:unhideWhenUsed="1"/>
+    <w:lsdException w:name="toc 2" w:semiHidden="1" w:uiPriority="39" w:unhideWhenUsed="1"/>
+    <w:lsdException w:name="toc 3" w:semiHidden="1" w:uiPriority="39" w:unhideWhenUsed="1"/>
+    <w:lsdException w:name="toc 4" w:semiHidden="1" w:uiPriority="39" w:unhideWhenUsed="1"/>
+    <w:lsdException w:name="toc 5" w:semiHidden="1" w:uiPriority="39" w:unhideWhenUsed="1"/>
+    <w:lsdException w:name="toc 6" w:semiHidden="1" w:uiPriority="39" w:unhideWhenUsed="1"/>
+    <w:lsdException w:name="toc 7" w:semiHidden="1" w:uiPriority="39" w:unhideWhenUsed="1"/>
+    <w:lsdException w:name="toc 8" w:semiHidden="1" w:uiPriority="39" w:unhideWhenUsed="1"/>
+    <w:lsdException w:name="toc 9" w:semiHidden="1" w:uiPriority="39" w:unhideWhenUsed="1"/>
+    <w:lsdException w:name="Normal Indent" w:semiHidden="1" w:unhideWhenUsed="1"/>
+    <w:lsdException w:name="footnote text" w:semiHidden="1" w:unhideWhenUsed="1"/>
+    <w:lsdException w:name="annotation text" w:semiHidden="1" w:unhideWhenUsed="1"/>
+    <w:lsdException w:name="header" w:semiHidden="1" w:unhideWhenUsed="1"/>
+    <w:lsdException w:name="footer" w:semiHidden="1" w:unhideWhenUsed="1"/>
+    <w:lsdException w:name="index heading" w:semiHidden="1" w:unhideWhenUsed="1"/>
+    <w:lsdException w:name="caption" w:semiHidden="1" w:uiPriority="35" w:unhideWhenUsed="1" w:qFormat="1"/>
+    <w:lsdException w:name="table of figures" w:semiHidden="1" w:unhideWhenUsed="1"/>
+    <w:lsdException w:name="envelope address" w:semiHidden="1" w:unhideWhenUsed="1"/>
+    <w:lsdException w:name="envelope return" w:semiHidden="1" w:unhideWhenUsed="1"/>
+    <w:lsdException w:name="footnote reference" w:semiHidden="1" w:unhideWhenUsed="1"/>
+    <w:lsdException w:name="annotation reference" w:semiHidden="1" w:unhideWhenUsed="1"/>
+    <w:lsdException w:name="line number" w:semiHidden="1" w:unhideWhenUsed="1"/>
+    <w:lsdException w:name="page number" w:semiHidden="1" w:unhideWhenUsed="1"/>
+    <w:lsdException w:name="endnote reference" w:semiHidden="1" w:unhideWhenUsed="1"/>
+    <w:lsdException w:name="endnote text" w:semiHidden="1" w:unhideWhenUsed="1"/>
+    <w:lsdException w:name="table of authorities" w:semiHidden="1" w:unhideWhenUsed="1"/>
+    <w:lsdException w:name="macro" w:semiHidden="1" w:unhideWhenUsed="1"/>
+    <w:lsdException w:name="toa heading" w:semiHidden="1" w:unhideWhenUsed="1"/>
+    <w:lsdException w:name="List" w:semiHidden="1" w:unhideWhenUsed="1"/>
+    <w:lsdException w:name="List Bullet" w:semiHidden="1" w:unhideWhenUsed="1"/>
+    <w:lsdException w:name="List Number" w:semiHidden="1" w:unhideWhenUsed="1"/>
+    <w:lsdException w:name="List 2" w:semiHidden="1" w:unhideWhenUsed="1"/>
+    <w:lsdException w:name="List 3" w:semiHidden="1" w:unhideWhenUsed="1"/>
+    <w:lsdException w:name="List 4" w:semiHidden="1" w:unhideWhenUsed="1"/>
+    <w:lsdException w:name="List 5" w:semiHidden="1" w:unhideWhenUsed="1"/>
+    <w:lsdException w:name="List Bullet 2" w:semiHidden="1" w:unhideWhenUsed="1"/>
+    <w:lsdException w:name="List Bullet 3" w:semiHidden="1" w:unhideWhenUsed="1"/>
+    <w:lsdException w:name="List Bullet 4" w:semiHidden="1" w:unhideWhenUsed="1"/>
+    <w:lsdException w:name="List Bullet 5" w:semiHidden="1" w:unhideWhenUsed="1"/>
+    <w:lsdException w:name="List Number 2" w:semiHidden="1" w:unhideWhenUsed="1"/>
+    <w:lsdException w:name="List Number 3" w:semiHidden="1" w:unhideWhenUsed="1"/>
+    <w:lsdException w:name="List Number 4" w:semiHidden="1" w:unhideWhenUsed="1"/>
+    <w:lsdException w:name="List Number 5" w:semiHidden="1" w:unhideWhenUsed="1"/>
+    <w:lsdException w:name="Title" w:uiPriority="10" w:qFormat="1"/>
+    <w:lsdException w:name="Closing" w:semiHidden="1" w:unhideWhenUsed="1"/>
+    <w:lsdException w:name="Signature" w:semiHidden="1" w:unhideWhenUsed="1"/>
+    <w:lsdException w:name="Default Paragraph Font" w:semiHidden="1" w:uiPriority="1" w:unhideWhenUsed="1"/>
+    <w:lsdException w:name="Body Text" w:semiHidden="1" w:unhideWhenUsed="1"/>
+    <w:lsdException w:name="Body Text Indent" w:semiHidden="1" w:unhideWhenUsed="1"/>
+    <w:lsdException w:name="List Continue" w:semiHidden="1" w:unhideWhenUsed="1"/>
+    <w:lsdException w:name="List Continue 2" w:semiHidden="1" w:unhideWhenUsed="1"/>
+    <w:lsdException w:name="List Continue 3" w:semiHidden="1" w:unhideWhenUsed="1"/>
+    <w:lsdException w:name="List Continue 4" w:semiHidden="1" w:unhideWhenUsed="1"/>
+    <w:lsdException w:name="List Continue 5" w:semiHidden="1" w:unhideWhenUsed="1"/>
+    <w:lsdException w:name="Message Header" w:semiHidden="1" w:unhideWhenUsed="1"/>
+    <w:lsdException w:name="Subtitle" w:uiPriority="11" w:qFormat="1"/>
+    <w:lsdException w:name="Salutation" w:semiHidden="1" w:unhideWhenUsed="1"/>
+    <w:lsdException w:name="Date" w:semiHidden="1" w:unhideWhenUsed="1"/>
+    <w:lsdException w:name="Body Text First Indent" w:semiHidden="1" w:unhideWhenUsed="1"/>
+    <w:lsdException w:name="Body Text First Indent 2" w:semiHidden="1" w:unhideWhenUsed="1"/>
+    <w:lsdException w:name="Note Heading" w:semiHidden="1" w:unhideWhenUsed="1"/>
+    <w:lsdException w:name="Body Text 2" w:semiHidden="1" w:unhideWhenUsed="1"/>
+    <w:lsdException w:name="Body Text 3" w:semiHidden="1" w:unhideWhenUsed="1"/>
+    <w:lsdException w:name="Body Text Indent 2" w:semiHidden="1" w:unhideWhenUsed="1"/>
+    <w:lsdException w:name="Body Text Indent 3" w:semiHidden="1" w:unhideWhenUsed="1"/>
+    <w:lsdException w:name="Block Text" w:semiHidden="1" w:unhideWhenUsed="1"/>
+    <w:lsdException w:name="Hyperlink" w:semiHidden="1" w:unhideWhenUsed="1"/>
+    <w:lsdException w:name="FollowedHyperlink" w:semiHidden="1" w:unhideWhenUsed="1"/>
+    <w:lsdException w:name="Strong" w:uiPriority="22" w:qFormat="1"/>
+    <w:lsdException w:name="Emphasis" w:uiPriority="20" w:qFormat="1"/>
+    <w:lsdException w:name="Document Map" w:semiHidden="1" w:unhideWhenUsed="1"/>
+    <w:lsdException w:name="Plain Text" w:semiHidden="1" w:unhideWhenUsed="1"/>
+    <w:lsdException w:name="E-mail Signature" w:semiHidden="1" w:unhideWhenUsed="1"/>
+    <w:lsdException w:name="HTML Top of Form" w:semiHidden="1" w:unhideWhenUsed="1"/>
+    <w:lsdException w:name="HTML Bottom of Form" w:semiHidden="1" w:unhideWhenUsed="1"/>
+    <w:lsdException w:name="Normal (Web)" w:semiHidden="1" w:unhideWhenUsed="1"/>
+    <w:lsdException w:name="HTML Acronym" w:semiHidden="1" w:unhideWhenUsed="1"/>
+    <w:lsdException w:name="HTML Address" w:semiHidden="1" w:unhideWhenUsed="1"/>
+    <w:lsdException w:name="HTML Cite" w:semiHidden="1" w:unhideWhenUsed="1"/>
+    <w:lsdException w:name="HTML Code" w:semiHidden="1" w:unhideWhenUsed="1"/>
+    <w:lsdException w:name="HTML Definition" w:semiHidden="1" w:unhideWhenUsed="1"/>
+    <w:lsdException w:name="HTML Keyboard" w:semiHidden="1" w:unhideWhenUsed="1"/>
+    <w:lsdException w:name="HTML Preformatted" w:semiHidden="1" w:unhideWhenUsed="1"/>
+    <w:lsdException w:name="HTML Sample" w:semiHidden="1" w:unhideWhenUsed="1"/>
+    <w:lsdException w:name="HTML Typewriter" w:semiHidden="1" w:unhideWhenUsed="1"/>
+    <w:lsdException w:name="HTML Variable" w:semiHidden="1" w:unhideWhenUsed="1"/>
+    <w:lsdException w:name="Normal Table" w:semiHidden="1" w:unhideWhenUsed="1"/>
+    <w:lsdException w:name="annotation subject" w:semiHidden="1" w:unhideWhenUsed="1"/>
+    <w:lsdException w:name="No List" w:semiHidden="1" w:unhideWhenUsed="1"/>
+    <w:lsdException w:name="Outline List 1" w:semiHidden="1" w:unhideWhenUsed="1"/>
+    <w:lsdException w:name="Outline List 2" w:semiHidden="1" w:unhideWhenUsed="1"/>
+    <w:lsdException w:name="Outline List 3" w:semiHidden="1" w:unhideWhenUsed="1"/>
+    <w:lsdException w:name="Table Simple 1" w:semiHidden="1" w:unhideWhenUsed="1"/>
+    <w:lsdException w:name="Table Simple 2" w:semiHidden="1" w:unhideWhenUsed="1"/>
+    <w:lsdException w:name="Table Simple 3" w:semiHidden="1" w:unhideWhenUsed="1"/>
+    <w:lsdException w:name="Table Classic 1" w:semiHidden="1" w:unhideWhenUsed="1"/>
+    <w:lsdException w:name="Table Classic 2" w:semiHidden="1" w:unhideWhenUsed="1"/>
+    <w:lsdException w:name="Table Classic 3" w:semiHidden="1" w:unhideWhenUsed="1"/>
+    <w:lsdException w:name="Table Classic 4" w:semiHidden="1" w:unhideWhenUsed="1"/>
+    <w:lsdException w:name="Table Colorful 1" w:semiHidden="1" w:unhideWhenUsed="1"/>
+    <w:lsdException w:name="Table Colorful 2" w:semiHidden="1" w:unhideWhenUsed="1"/>
+    <w:lsdException w:name="Table Colorful 3" w:semiHidden="1" w:unhideWhenUsed="1"/>
+    <w:lsdException w:name="Table Columns 1" w:semiHidden="1" w:unhideWhenUsed="1"/>
+    <w:lsdException w:name="Table Columns 2" w:semiHidden="1" w:unhideWhenUsed="1"/>
+    <w:lsdException w:name="Table Columns 3" w:semiHidden="1" w:unhideWhenUsed="1"/>
+    <w:lsdException w:name="Table Columns 4" w:semiHidden="1" w:unhideWhenUsed="1"/>
+    <w:lsdException w:name="Table Columns 5" w:semiHidden="1" w:unhideWhenUsed="1"/>
+    <w:lsdException w:name="Table Grid 1" w:semiHidden="1" w:unhideWhenUsed="1"/>
+    <w:lsdException w:name="Table Grid 2" w:semiHidden="1" w:unhideWhenUsed="1"/>
+    <w:lsdException w:name="Table Grid 3" w:semiHidden="1" w:unhideWhenUsed="1"/>
+    <w:lsdException w:name="Table Grid 4" w:semiHidden="1" w:unhideWhenUsed="1"/>
+    <w:lsdException w:name="Table Grid 5" w:semiHidden="1" w:unhideWhenUsed="1"/>
+    <w:lsdException w:name="Table Grid 6" w:semiHidden="1" w:unhideWhenUsed="1"/>
+    <w:lsdException w:name="Table Grid 7" w:semiHidden="1" w:unhideWhenUsed="1"/>
+    <w:lsdException w:name="Table Grid 8" w:semiHidden="1" w:unhideWhenUsed="1"/>
+    <w:lsdException w:name="Table List 1" w:semiHidden="1" w:unhideWhenUsed="1"/>
+    <w:lsdException w:name="Table List 2" w:semiHidden="1" w:unhideWhenUsed="1"/>
+    <w:lsdException w:name="Table List 3" w:semiHidden="1" w:unhideWhenUsed="1"/>
+    <w:lsdException w:name="Table List 4" w:semiHidden="1" w:unhideWhenUsed="1"/>
+    <w:lsdException w:name="Table List 5" w:semiHidden="1" w:unhideWhenUsed="1"/>
+    <w:lsdException w:name="Table List 6" w:semiHidden="1" w:unhideWhenUsed="1"/>
+    <w:lsdException w:name="Table List 7" w:semiHidden="1" w:unhideWhenUsed="1"/>
+    <w:lsdException w:name="Table List 8" w:semiHidden="1" w:unhideWhenUsed="1"/>
+    <w:lsdException w:name="Table 3D effects 1" w:semiHidden="1" w:unhideWhenUsed="1"/>
+    <w:lsdException w:name="Table 3D effects 2" w:semiHidden="1" w:unhideWhenUsed="1"/>
+    <w:lsdException w:name="Table 3D effects 3" w:semiHidden="1" w:unhideWhenUsed="1"/>
+    <w:lsdException w:name="Table Contemporary" w:semiHidden="1" w:unhideWhenUsed="1"/>
+    <w:lsdException w:name="Table Elegant" w:semiHidden="1" w:unhideWhenUsed="1"/>
+    <w:lsdException w:name="Table Professional" w:semiHidden="1" w:unhideWhenUsed="1"/>
+    <w:lsdException w:name="Table Subtle 1" w:semiHidden="1" w:unhideWhenUsed="1"/>
+    <w:lsdException w:name="Table Subtle 2" w:semiHidden="1" w:unhideWhenUsed="1"/>
+    <w:lsdException w:name="Table Web 1" w:semiHidden="1" w:unhideWhenUsed="1"/>
+    <w:lsdException w:name="Table Web 2" w:semiHidden="1" w:unhideWhenUsed="1"/>
+    <w:lsdException w:name="Table Web 3" w:semiHidden="1" w:unhideWhenUsed="1"/>
+    <w:lsdException w:name="Balloon Text" w:semiHidden="1" w:unhideWhenUsed="1"/>
+    <w:lsdException w:name="Table Grid" w:uiPriority="39"/>
+    <w:lsdException w:name="Table Theme" w:semiHidden="1" w:unhideWhenUsed="1"/>
+    <w:lsdException w:name="Placeholder Text" w:semiHidden="1"/>
+    <w:lsdException w:name="No Spacing" w:uiPriority="1" w:qFormat="1"/>
+    <w:lsdException w:name="Light Shading" w:uiPriority="60"/>
+    <w:lsdException w:name="Light List" w:uiPriority="61"/>
+    <w:lsdException w:name="Light Grid" w:uiPriority="62"/>
+    <w:lsdException w:name="Medium Shading 1" w:uiPriority="63"/>
+    <w:lsdException w:name="Medium Shading 2" w:uiPriority="64"/>
+    <w:lsdException w:name="Medium List 1" w:uiPriority="65"/>
+    <w:lsdException w:name="Medium List 2" w:uiPriority="66"/>
+    <w:lsdException w:name="Medium Grid 1" w:uiPriority="67"/>
+    <w:lsdException w:name="Medium Grid 2" w:uiPriority="68"/>
+    <w:lsdException w:name="Medium Grid 3" w:uiPriority="69"/>
+    <w:lsdException w:name="Dark List" w:uiPriority="70"/>
+    <w:lsdException w:name="Colorful Shading" w:uiPriority="71"/>
+    <w:lsdException w:name="Colorful List" w:uiPriority="72"/>
+    <w:lsdException w:name="Colorful Grid" w:uiPriority="73"/>
+    <w:lsdException w:name="Light Shading Accent 1" w:uiPriority="60"/>
+    <w:lsdException w:name="Light List Accent 1" w:uiPriority="61"/>
+    <w:lsdException w:name="Light Grid Accent 1" w:uiPriority="62"/>
+    <w:lsdException w:name="Medium Shading 1 Accent 1" w:uiPriority="63"/>
+    <w:lsdException w:name="Medium Shading 2 Accent 1" w:uiPriority="64"/>
+    <w:lsdException w:name="Medium List 1 Accent 1" w:uiPriority="65"/>
+    <w:lsdException w:name="Revision" w:semiHidden="1"/>
+    <w:lsdException w:name="List Paragraph" w:uiPriority="34" w:qFormat="1"/>
+    <w:lsdException w:name="Quote" w:uiPriority="29" w:qFormat="1"/>
+    <w:lsdException w:name="Intense Quote" w:uiPriority="30" w:qFormat="1"/>
+    <w:lsdException w:name="Medium List 2 Accent 1" w:uiPriority="66"/>
+    <w:lsdException w:name="Medium Grid 1 Accent 1" w:uiPriority="67"/>
+    <w:lsdException w:name="Medium Grid 2 Accent 1" w:uiPriority="68"/>
+    <w:lsdException w:name="Medium Grid 3 Accent 1" w:uiPriority="69"/>
+    <w:lsdException w:name="Dark List Accent 1" w:uiPriority="70"/>
+    <w:lsdException w:name="Colorful Shading Accent 1" w:uiPriority="71"/>
+    <w:lsdException w:name="Colorful List Accent 1" w:uiPriority="72"/>
+    <w:lsdException w:name="Colorful Grid Accent 1" w:uiPriority="73"/>
+    <w:lsdException w:name="Light Shading Accent 2" w:uiPriority="60"/>
+    <w:lsdException w:name="Light List Accent 2" w:uiPriority="61"/>
+    <w:lsdException w:name="Light Grid Accent 2" w:uiPriority="62"/>
+    <w:lsdException w:name="Medium Shading 1 Accent 2" w:uiPriority="63"/>
+    <w:lsdException w:name="Medium Shading 2 Accent 2" w:uiPriority="64"/>
+    <w:lsdException w:name="Medium List 1 Accent 2" w:uiPriority="65"/>
+    <w:lsdException w:name="Medium List 2 Accent 2" w:uiPriority="66"/>
+    <w:lsdException w:name="Medium Grid 1 Accent 2" w:uiPriority="67"/>
+    <w:lsdException w:name="Medium Grid 2 Accent 2" w:uiPriority="68"/>
+    <w:lsdException w:name="Medium Grid 3 Accent 2" w:uiPriority="69"/>
+    <w:lsdException w:name="Dark List Accent 2" w:uiPriority="70"/>
+    <w:lsdException w:name="Colorful Shading Accent 2" w:uiPriority="71"/>
+    <w:lsdException w:name="Colorful List Accent 2" w:uiPriority="72"/>
+    <w:lsdException w:name="Colorful Grid Accent 2" w:uiPriority="73"/>
+    <w:lsdException w:name="Light Shading Accent 3" w:uiPriority="60"/>
+    <w:lsdException w:name="Light List Accent 3" w:uiPriority="61"/>
+    <w:lsdException w:name="Light Grid Accent 3" w:uiPriority="62"/>
+    <w:lsdException w:name="Medium Shading 1 Accent 3" w:uiPriority="63"/>
+    <w:lsdException w:name="Medium Shading 2 Accent 3" w:uiPriority="64"/>
+    <w:lsdException w:name="Medium List 1 Accent 3" w:uiPriority="65"/>
+    <w:lsdException w:name="Medium List 2 Accent 3" w:uiPriority="66"/>
+    <w:lsdException w:name="Medium Grid 1 Accent 3" w:uiPriority="67"/>
+    <w:lsdException w:name="Medium Grid 2 Accent 3" w:uiPriority="68"/>
+    <w:lsdException w:name="Medium Grid 3 Accent 3" w:uiPriority="69"/>
+    <w:lsdException w:name="Dark List Accent 3" w:uiPriority="70"/>
+    <w:lsdException w:name="Colorful Shading Accent 3" w:uiPriority="71"/>
+    <w:lsdException w:name="Colorful List Accent 3" w:uiPriority="72"/>
+    <w:lsdException w:name="Colorful Grid Accent 3" w:uiPriority="73"/>
+    <w:lsdException w:name="Light Shading Accent 4" w:uiPriority="60"/>
+    <w:lsdException w:name="Light List Accent 4" w:uiPriority="61"/>
+    <w:lsdException w:name="Light Grid Accent 4" w:uiPriority="62"/>
+    <w:lsdException w:name="Medium Shading 1 Accent 4" w:uiPriority="63"/>
+    <w:lsdException w:name="Medium Shading 2 Accent 4" w:uiPriority="64"/>
+    <w:lsdException w:name="Medium List 1 Accent 4" w:uiPriority="65"/>
+    <w:lsdException w:name="Medium List 2 Accent 4" w:uiPriority="66"/>
+    <w:lsdException w:name="Medium Grid 1 Accent 4" w:uiPriority="67"/>
+    <w:lsdException w:name="Medium Grid 2 Accent 4" w:uiPriority="68"/>
+    <w:lsdException w:name="Medium Grid 3 Accent 4" w:uiPriority="69"/>
+    <w:lsdException w:name="Dark List Accent 4" w:uiPriority="70"/>
+    <w:lsdException w:name="Colorful Shading Accent 4" w:uiPriority="71"/>
+    <w:lsdException w:name="Colorful List Accent 4" w:uiPriority="72"/>
+    <w:lsdException w:name="Colorful Grid Accent 4" w:uiPriority="73"/>
+    <w:lsdException w:name="Light Shading Accent 5" w:uiPriority="60"/>
+    <w:lsdException w:name="Light List Accent 5" w:uiPriority="61"/>
+    <w:lsdException w:name="Light Grid Accent 5" w:uiPriority="62"/>
+    <w:lsdException w:name="Medium Shading 1 Accent 5" w:uiPriority="63"/>
+    <w:lsdException w:name="Medium Shading 2 Accent 5" w:uiPriority="64"/>
+    <w:lsdException w:name="Medium List 1 Accent 5" w:uiPriority="65"/>
+    <w:lsdException w:name="Medium List 2 Accent 5" w:uiPriority="66"/>
+    <w:lsdException w:name="Medium Grid 1 Accent 5" w:uiPriority="67"/>
+    <w:lsdException w:name="Medium Grid 2 Accent 5" w:uiPriority="68"/>
+    <w:lsdException w:name="Medium Grid 3 Accent 5" w:uiPriority="69"/>
+    <w:lsdException w:name="Dark List Accent 5" w:uiPriority="70"/>
+    <w:lsdException w:name="Colorful Shading Accent 5" w:uiPriority="71"/>
+    <w:lsdException w:name="Colorful List Accent 5" w:uiPriority="72"/>
+    <w:lsdException w:name="Colorful Grid Accent 5" w:uiPriority="73"/>
+    <w:lsdException w:name="Light Shading Accent 6" w:uiPriority="60"/>
+    <w:lsdException w:name="Light List Accent 6" w:uiPriority="61"/>
+    <w:lsdException w:name="Light Grid Accent 6" w:uiPriority="62"/>
+    <w:lsdException w:name="Medium Shading 1 Accent 6" w:uiPriority="63"/>
+    <w:lsdException w:name="Medium Shading 2 Accent 6" w:uiPriority="64"/>
+    <w:lsdException w:name="Medium List 1 Accent 6" w:uiPriority="65"/>
+    <w:lsdException w:name="Medium List 2 Accent 6" w:uiPriority="66"/>
+    <w:lsdException w:name="Medium Grid 1 Accent 6" w:uiPriority="67"/>
+    <w:lsdException w:name="Medium Grid 2 Accent 6" w:uiPriority="68"/>
+    <w:lsdException w:name="Medium Grid 3 Accent 6" w:uiPriority="69"/>
+    <w:lsdException w:name="Dark List Accent 6" w:uiPriority="70"/>
+    <w:lsdException w:name="Colorful Shading Accent 6" w:uiPriority="71"/>
+    <w:lsdException w:name="Colorful List Accent 6" w:uiPriority="72"/>
+    <w:lsdException w:name="Colorful Grid Accent 6" w:uiPriority="73"/>
+    <w:lsdException w:name="Subtle Emphasis" w:uiPriority="19" w:qFormat="1"/>
+    <w:lsdException w:name="Intense Emphasis" w:uiPriority="21" w:qFormat="1"/>
+    <w:lsdException w:name="Subtle Reference" w:uiPriority="31" w:qFormat="1"/>
+    <w:lsdException w:name="Intense Reference" w:uiPriority="32" w:qFormat="1"/>
+    <w:lsdException w:name="Book Title" w:uiPriority="33" w:qFormat="1"/>
+    <w:lsdException w:name="Bibliography" w:semiHidden="1" w:uiPriority="37" w:unhideWhenUsed="1"/>
+    <w:lsdException w:name="TOC Heading" w:semiHidden="1" w:uiPriority="39" w:unhideWhenUsed="1" w:qFormat="1"/>
+    <w:lsdException w:name="Plain Table 1" w:uiPriority="41"/>
+    <w:lsdException w:name="Plain Table 2" w:uiPriority="42"/>
+    <w:lsdException w:name="Plain Table 3" w:uiPriority="43"/>
+    <w:lsdException w:name="Plain Table 4" w:uiPriority="44"/>
+    <w:lsdException w:name="Plain Table 5" w:uiPriority="45"/>
+    <w:lsdException w:name="Grid Table Light" w:uiPriority="40"/>
+    <w:lsdException w:name="Grid Table 1 Light" w:uiPriority="46"/>
+    <w:lsdException w:name="Grid Table 2" w:uiPriority="47"/>
+    <w:lsdException w:name="Grid Table 3" w:uiPriority="48"/>
+    <w:lsdException w:name="Grid Table 4" w:uiPriority="49"/>
+    <w:lsdException w:name="Grid Table 5 Dark" w:uiPriority="50"/>
+    <w:lsdException w:name="Grid Table 6 Colorful" w:uiPriority="51"/>
+    <w:lsdException w:name="Grid Table 7 Colorful" w:uiPriority="52"/>
+    <w:lsdException w:name="Grid Table 1 Light Accent 1" w:uiPriority="46"/>
+    <w:lsdException w:name="Grid Table 2 Accent 1" w:uiPriority="47"/>
+    <w:lsdException w:name="Grid Table 3 Accent 1" w:uiPriority="48"/>
+    <w:lsdException w:name="Grid Table 4 Accent 1" w:uiPriority="49"/>
+    <w:lsdException w:name="Grid Table 5 Dark Accent 1" w:uiPriority="50"/>
+    <w:lsdException w:name="Grid Table 6 Colorful Accent 1" w:uiPriority="51"/>
+    <w:lsdException w:name="Grid Table 7 Colorful Accent 1" w:uiPriority="52"/>
+    <w:lsdException w:name="Grid Table 1 Light Accent 2" w:uiPriority="46"/>
+    <w:lsdException w:name="Grid Table 2 Accent 2" w:uiPriority="47"/>
+    <w:lsdException w:name="Grid Table 3 Accent 2" w:uiPriority="48"/>
+    <w:lsdException w:name="Grid Table 4 Accent 2" w:uiPriority="49"/>
+    <w:lsdException w:name="Grid Table 5 Dark Accent 2" w:uiPriority="50"/>
+    <w:lsdException w:name="Grid Table 6 Colorful Accent 2" w:uiPriority="51"/>
+    <w:lsdException w:name="Grid Table 7 Colorful Accent 2" w:uiPriority="52"/>
+    <w:lsdException w:name="Grid Table 1 Light Accent 3" w:uiPriority="46"/>
+    <w:lsdException w:name="Grid Table 2 Accent 3" w:uiPriority="47"/>
+    <w:lsdException w:name="Grid Table 3 Accent 3" w:uiPriority="48"/>
+    <w:lsdException w:name="Grid Table 4 Accent 3" w:uiPriority="49"/>
+    <w:lsdException w:name="Grid Table 5 Dark Accent 3" w:uiPriority="50"/>
+    <w:lsdException w:name="Grid Table 6 Colorful Accent 3" w:uiPriority="51"/>
+    <w:lsdException w:name="Grid Table 7 Colorful Accent 3" w:uiPriority="52"/>
+    <w:lsdException w:name="Grid Table 1 Light Accent 4" w:uiPriority="46"/>
+    <w:lsdException w:name="Grid Table 2 Accent 4" w:uiPriority="47"/>
+    <w:lsdException w:name="Grid Table 3 Accent 4" w:uiPriority="48"/>
+    <w:lsdException w:name="Grid Table 4 Accent 4" w:uiPriority="49"/>
+    <w:lsdException w:name="Grid Table 5 Dark Accent 4" w:uiPriority="50"/>
+    <w:lsdException w:name="Grid Table 6 Colorful Accent 4" w:uiPriority="51"/>
+    <w:lsdException w:name="Grid Table 7 Colorful Accent 4" w:uiPriority="52"/>
+    <w:lsdException w:name="Grid Table 1 Light Accent 5" w:uiPriority="46"/>
+    <w:lsdException w:name="Grid Table 2 Accent 5" w:uiPriority="47"/>
+    <w:lsdException w:name="Grid Table 3 Accent 5" w:uiPriority="48"/>
+    <w:lsdException w:name="Grid Table 4 Accent 5" w:uiPriority="49"/>
+    <w:lsdException w:name="Grid Table 5 Dark Accent 5" w:uiPriority="50"/>
+    <w:lsdException w:name="Grid Table 6 Colorful Accent 5" w:uiPriority="51"/>
+    <w:lsdException w:name="Grid Table 7 Colorful Accent 5" w:uiPriority="52"/>
+    <w:lsdException w:name="Grid Table 1 Light Accent 6" w:uiPriority="46"/>
+    <w:lsdException w:name="Grid Table 2 Accent 6" w:uiPriority="47"/>
+    <w:lsdException w:name="Grid Table 3 Accent 6" w:uiPriority="48"/>
+    <w:lsdException w:name="Grid Table 4 Accent 6" w:uiPriority="49"/>
+    <w:lsdException w:name="Grid Table 5 Dark Accent 6" w:uiPriority="50"/>
+    <w:lsdException w:name="Grid Table 6 Colorful Accent 6" w:uiPriority="51"/>
+    <w:lsdException w:name="Grid Table 7 Colorful Accent 6" w:uiPriority="52"/>
+    <w:lsdException w:name="List Table 1 Light" w:uiPriority="46"/>
+    <w:lsdException w:name="List Table 2" w:uiPriority="47"/>
+    <w:lsdException w:name="List Table 3" w:uiPriority="48"/>
+    <w:lsdException w:name="List Table 4" w:uiPriority="49"/>
+    <w:lsdException w:name="List Table 5 Dark" w:uiPriority="50"/>
+    <w:lsdException w:name="List Table 6 Colorful" w:uiPriority="51"/>
+    <w:lsdException w:name="List Table 7 Colorful" w:uiPriority="52"/>
+    <w:lsdException w:name="List Table 1 Light Accent 1" w:uiPriority="46"/>
+    <w:lsdException w:name="List Table 2 Accent 1" w:uiPriority="47"/>
+    <w:lsdException w:name="List Table 3 Accent 1" w:uiPriority="48"/>
+    <w:lsdException w:name="List Table 4 Accent 1" w:uiPriority="49"/>
+    <w:lsdException w:name="List Table 5 Dark Accent 1" w:uiPriority="50"/>
+    <w:lsdException w:name="List Table 6 Colorful Accent 1" w:uiPriority="51"/>
+    <w:lsdException w:name="List Table 7 Colorful Accent 1" w:uiPriority="52"/>
+    <w:lsdException w:name="List Table 1 Light Accent 2" w:uiPriority="46"/>
+    <w:lsdException w:name="List Table 2 Accent 2" w:uiPriority="47"/>
+    <w:lsdException w:name="List Table 3 Accent 2" w:uiPriority="48"/>
+    <w:lsdException w:name="List Table 4 Accent 2" w:uiPriority="49"/>
+    <w:lsdException w:name="List Table 5 Dark Accent 2" w:uiPriority="50"/>
+    <w:lsdException w:name="List Table 6 Colorful Accent 2" w:uiPriority="51"/>
+    <w:lsdException w:name="List Table 7 Colorful Accent 2" w:uiPriority="52"/>
+    <w:lsdException w:name="List Table 1 Light Accent 3" w:uiPriority="46"/>
+    <w:lsdException w:name="List Table 2 Accent 3" w:uiPriority="47"/>
+    <w:lsdException w:name="List Table 3 Accent 3" w:uiPriority="48"/>
+    <w:lsdException w:name="List Table 4 Accent 3" w:uiPriority="49"/>
+    <w:lsdException w:name="List Table 5 Dark Accent 3" w:uiPriority="50"/>
+    <w:lsdException w:name="List Table 6 Colorful Accent 3" w:uiPriority="51"/>
+    <w:lsdException w:name="List Table 7 Colorful Accent 3" w:uiPriority="52"/>
+    <w:lsdException w:name="List Table 1 Light Accent 4" w:uiPriority="46"/>
+    <w:lsdException w:name="List Table 2 Accent 4" w:uiPriority="47"/>
+    <w:lsdException w:name="List Table 3 Accent 4" w:uiPriority="48"/>
+    <w:lsdException w:name="List Table 4 Accent 4" w:uiPriority="49"/>
+    <w:lsdException w:name="List Table 5 Dark Accent 4" w:uiPriority="50"/>
+    <w:lsdException w:name="List Table 6 Colorful Accent 4" w:uiPriority="51"/>
+    <w:lsdException w:name="List Table 7 Colorful Accent 4" w:uiPriority="52"/>
+    <w:lsdException w:name="List Table 1 Light Accent 5" w:uiPriority="46"/>
+    <w:lsdException w:name="List Table 2 Accent 5" w:uiPriority="47"/>
+    <w:lsdException w:name="List Table 3 Accent 5" w:uiPriority="48"/>
+    <w:lsdException w:name="List Table 4 Accent 5" w:uiPriority="49"/>
+    <w:lsdException w:name="List Table 5 Dark Accent 5" w:uiPriority="50"/>
+    <w:lsdException w:name="List Table 6 Colorful Accent 5" w:uiPriority="51"/>
+    <w:lsdException w:name="List Table 7 Colorful Accent 5" w:uiPriority="52"/>
+    <w:lsdException w:name="List Table 1 Light Accent 6" w:uiPriority="46"/>
+    <w:lsdException w:name="List Table 2 Accent 6" w:uiPriority="47"/>
+    <w:lsdException w:name="List Table 3 Accent 6" w:uiPriority="48"/>
+    <w:lsdException w:name="List Table 4 Accent 6" w:uiPriority="49"/>
+    <w:lsdException w:name="List Table 5 Dark Accent 6" w:uiPriority="50"/>
+    <w:lsdException w:name="List Table 6 Colorful Accent 6" w:uiPriority="51"/>
+    <w:lsdException w:name="List Table 7 Colorful Accent 6" w:uiPriority="52"/>
+    <w:lsdException w:name="Mention" w:semiHidden="1" w:unhideWhenUsed="1"/>
+    <w:lsdException w:name="Smart Hyperlink" w:semiHidden="1" w:unhideWhenUsed="1"/>
+    <w:lsdException w:name="Hashtag" w:semiHidden="1" w:unhideWhenUsed="1"/>
+    <w:lsdException w:name="Unresolved Mention" w:semiHidden="1" w:unhideWhenUsed="1"/>
+    <w:lsdException w:name="Smart Link" w:semiHidden="1" w:unhideWhenUsed="1"/>
+  </w:latentStyles>
+  <w:style w:type="paragraph" w:default="1" w:styleId="Normal">
+    <w:name w:val="Normal"/>
+    <w:qFormat/>
+  </w:style>
+  <w:style w:type="paragraph" w:styleId="Heading1">
+    <w:name w:val="heading 1"/>
+    <w:uiPriority w:val="9"/>
+    <w:qFormat/>
+    <w:pPr>
+      <w:outlineLvl w:val="0"/>
+    </w:pPr>
+    <w:rPr>
+      <w:color w:val="2E74B5"/>
+      <w:sz w:val="32"/>
+      <w:szCs w:val="32"/>
+    </w:rPr>
+  </w:style>
+  <w:style w:type="paragraph" w:styleId="Heading2">
+    <w:name w:val="heading 2"/>
+    <w:uiPriority w:val="9"/>
+    <w:semiHidden/>
+    <w:unhideWhenUsed/>
+    <w:qFormat/>
+    <w:pPr>
+      <w:outlineLvl w:val="1"/>
+    </w:pPr>
+    <w:rPr>
+      <w:color w:val="2E74B5"/>
+      <w:sz w:val="26"/>
+      <w:szCs w:val="26"/>
+    </w:rPr>
+  </w:style>
+  <w:style w:type="paragraph" w:styleId="Heading3">
+    <w:name w:val="heading 3"/>
+    <w:uiPriority w:val="9"/>
+    <w:semiHidden/>
+    <w:unhideWhenUsed/>
+    <w:qFormat/>
+    <w:pPr>
+      <w:outlineLvl w:val="2"/>
+    </w:pPr>
+    <w:rPr>
+      <w:color w:val="1F4D78"/>
+      <w:sz w:val="24"/>
+      <w:szCs w:val="24"/>
+    </w:rPr>
+  </w:style>
+  <w:style w:type="paragraph" w:styleId="Heading4">
+    <w:name w:val="heading 4"/>
+    <w:uiPriority w:val="9"/>
+    <w:semiHidden/>
+    <w:unhideWhenUsed/>
+    <w:qFormat/>
+    <w:pPr>
+      <w:outlineLvl w:val="3"/>
+    </w:pPr>
+    <w:rPr>
+      <w:i/>
+      <w:iCs/>
+      <w:color w:val="2E74B5"/>
+    </w:rPr>
+  </w:style>
+  <w:style w:type="paragraph" w:styleId="Heading5">
+    <w:name w:val="heading 5"/>
+    <w:uiPriority w:val="9"/>
+    <w:semiHidden/>
+    <w:unhideWhenUsed/>
+    <w:qFormat/>
+    <w:pPr>
+      <w:outlineLvl w:val="4"/>
+    </w:pPr>
+    <w:rPr>
+      <w:color w:val="2E74B5"/>
+    </w:rPr>
+  </w:style>
+  <w:style w:type="paragraph" w:styleId="Heading6">
+    <w:name w:val="heading 6"/>
+    <w:uiPriority w:val="9"/>
+    <w:semiHidden/>
+    <w:unhideWhenUsed/>
+    <w:qFormat/>
+    <w:pPr>
+      <w:outlineLvl w:val="5"/>
+    </w:pPr>
+    <w:rPr>
+      <w:color w:val="1F4D78"/>
+    </w:rPr>
+  </w:style>
+  <w:style w:type="character" w:default="1" w:styleId="DefaultParagraphFont">
+    <w:name w:val="Default Paragraph Font"/>
+    <w:uiPriority w:val="1"/>
+    <w:semiHidden/>
+    <w:unhideWhenUsed/>
+  </w:style>
+  <w:style w:type="table" w:default="1" w:styleId="TableNormal">
+    <w:name w:val="Normal Table"/>
+    <w:uiPriority w:val="99"/>
+    <w:semiHidden/>
+    <w:unhideWhenUsed/>
+    <w:tblPr>
+      <w:tblInd w:w="0" w:type="dxa"/>
+      <w:tblCellMar>
+        <w:top w:w="0" w:type="dxa"/>
+        <w:left w:w="108" w:type="dxa"/>
+        <w:bottom w:w="0" w:type="dxa"/>
+        <w:right w:w="108" w:type="dxa"/>
+      </w:tblCellMar>
+    </w:tblPr>
+  </w:style>
+  <w:style w:type="numbering" w:default="1" w:styleId="NoList">
+    <w:name w:val="No List"/>
+    <w:uiPriority w:val="99"/>
+    <w:semiHidden/>
+    <w:unhideWhenUsed/>
+  </w:style>
   <w:style w:type="paragraph" w:styleId="Title">
     <w:name w:val="Title"/>
-    <w:basedOn w:val="Normal"/>
-    <w:next w:val="Normal"/>
+    <w:uiPriority w:val="10"/>
     <w:qFormat/>
     <w:rPr>
       <w:sz w:val="56"/>
       <w:szCs w:val="56"/>
     </w:rPr>
   </w:style>
-  <w:style w:type="paragraph" w:styleId="Heading1">
-    <w:name w:val="Heading 1"/>
-    <w:basedOn w:val="Normal"/>
-    <w:next w:val="Normal"/>
-    <w:qFormat/>
-    <w:rPr>
-      <w:color w:val="2E74B5"/>
-      <w:sz w:val="32"/>
-      <w:szCs w:val="32"/>
-    </w:rPr>
-  </w:style>
-  <w:style w:type="paragraph" w:styleId="Heading2">
-    <w:name w:val="Heading 2"/>
-    <w:basedOn w:val="Normal"/>
-    <w:next w:val="Normal"/>
-    <w:qFormat/>
-    <w:rPr>
-      <w:color w:val="2E74B5"/>
-      <w:sz w:val="26"/>
-      <w:szCs w:val="26"/>
-    </w:rPr>
-  </w:style>
-  <w:style w:type="paragraph" w:styleId="Heading3">
-    <w:name w:val="Heading 3"/>
-    <w:basedOn w:val="Normal"/>
-    <w:next w:val="Normal"/>
-    <w:qFormat/>
-    <w:rPr>
-      <w:color w:val="1F4D78"/>
-      <w:sz w:val="24"/>
-      <w:szCs w:val="24"/>
-    </w:rPr>
-  </w:style>
-  <w:style w:type="paragraph" w:styleId="Heading4">
-    <w:name w:val="Heading 4"/>
-    <w:basedOn w:val="Normal"/>
-    <w:next w:val="Normal"/>
-    <w:qFormat/>
-    <w:rPr>
-      <w:i/>
-      <w:iCs/>
-      <w:color w:val="2E74B5"/>
-    </w:rPr>
-  </w:style>
-  <w:style w:type="paragraph" w:styleId="Heading5">
-    <w:name w:val="Heading 5"/>
-    <w:basedOn w:val="Normal"/>
-    <w:next w:val="Normal"/>
-    <w:qFormat/>
-    <w:rPr>
-      <w:color w:val="2E74B5"/>
-    </w:rPr>
-  </w:style>
-  <w:style w:type="paragraph" w:styleId="Heading6">
-    <w:name w:val="Heading 6"/>
-    <w:basedOn w:val="Normal"/>
-    <w:next w:val="Normal"/>
-    <w:qFormat/>
-    <w:rPr>
-      <w:color w:val="1F4D78"/>
-    </w:rPr>
-  </w:style>
-  <w:style w:type="paragraph" w:styleId="Strong">
-    <w:name w:val="Strong"/>
-    <w:basedOn w:val="Normal"/>
-    <w:next w:val="Normal"/>
+  <w:style w:type="paragraph" w:customStyle="1" w:styleId="Strong1">
+    <w:name w:val="Strong1"/>
     <w:qFormat/>
     <w:rPr>
       <w:b/>
@@ -1053,12 +1438,10 @@
   </w:style>
   <w:style w:type="paragraph" w:styleId="ListParagraph">
     <w:name w:val="List Paragraph"/>
-    <w:basedOn w:val="Normal"/>
     <w:qFormat/>
   </w:style>
   <w:style w:type="character" w:styleId="Hyperlink">
     <w:name w:val="Hyperlink"/>
-    <w:basedOn w:val="DefaultParagraphFont"/>
     <w:uiPriority w:val="99"/>
     <w:unhideWhenUsed/>
     <w:rPr>
@@ -1068,7 +1451,6 @@
   </w:style>
   <w:style w:type="character" w:styleId="FootnoteReference">
     <w:name w:val="footnote reference"/>
-    <w:basedOn w:val="DefaultParagraphFont"/>
     <w:uiPriority w:val="99"/>
     <w:semiHidden/>
     <w:unhideWhenUsed/>
@@ -1078,22 +1460,13 @@
   </w:style>
   <w:style w:type="paragraph" w:styleId="FootnoteText">
     <w:name w:val="footnote text"/>
-    <w:basedOn w:val="Normal"/>
     <w:link w:val="FootnoteTextChar"/>
     <w:uiPriority w:val="99"/>
     <w:semiHidden/>
     <w:unhideWhenUsed/>
-    <w:pPr>
-      <w:spacing w:after="0" w:line="240" w:lineRule="auto"/>
-    </w:pPr>
-    <w:rPr>
-      <w:sz w:val="20"/>
-      <w:szCs w:val="20"/>
-    </w:rPr>
-  </w:style>
-  <w:style w:type="character" w:styleId="FootnoteTextChar">
+  </w:style>
+  <w:style w:type="character" w:customStyle="1" w:styleId="FootnoteTextChar">
     <w:name w:val="Footnote Text Char"/>
-    <w:basedOn w:val="DefaultParagraphFont"/>
     <w:link w:val="FootnoteText"/>
     <w:uiPriority w:val="99"/>
     <w:semiHidden/>
@@ -1105,7 +1478,6 @@
   </w:style>
   <w:style w:type="character" w:styleId="EndnoteReference">
     <w:name w:val="endnote reference"/>
-    <w:basedOn w:val="DefaultParagraphFont"/>
     <w:uiPriority w:val="99"/>
     <w:semiHidden/>
     <w:unhideWhenUsed/>
@@ -1115,22 +1487,13 @@
   </w:style>
   <w:style w:type="paragraph" w:styleId="EndnoteText">
     <w:name w:val="endnote text"/>
-    <w:basedOn w:val="Normal"/>
     <w:link w:val="EndnoteTextChar"/>
     <w:uiPriority w:val="99"/>
     <w:semiHidden/>
     <w:unhideWhenUsed/>
-    <w:pPr>
-      <w:spacing w:after="0" w:line="240" w:lineRule="auto"/>
-    </w:pPr>
-    <w:rPr>
-      <w:sz w:val="20"/>
-      <w:szCs w:val="20"/>
-    </w:rPr>
-  </w:style>
-  <w:style w:type="character" w:styleId="EndnoteTextChar">
+  </w:style>
+  <w:style w:type="character" w:customStyle="1" w:styleId="EndnoteTextChar">
     <w:name w:val="Endnote Text Char"/>
-    <w:basedOn w:val="DefaultParagraphFont"/>
     <w:link w:val="EndnoteText"/>
     <w:uiPriority w:val="99"/>
     <w:semiHidden/>
@@ -1141,4 +1504,299 @@
     </w:rPr>
   </w:style>
 </w:styles>
+</file>
+
+<file path=word/theme/theme1.xml><?xml version="1.0" encoding="utf-8"?>
+<a:theme xmlns:a="http://schemas.openxmlformats.org/drawingml/2006/main" name="Office Theme">
+  <a:themeElements>
+    <a:clrScheme name="Office">
+      <a:dk1>
+        <a:sysClr val="windowText" lastClr="000000"/>
+      </a:dk1>
+      <a:lt1>
+        <a:sysClr val="window" lastClr="FFFFFF"/>
+      </a:lt1>
+      <a:dk2>
+        <a:srgbClr val="44546A"/>
+      </a:dk2>
+      <a:lt2>
+        <a:srgbClr val="E7E6E6"/>
+      </a:lt2>
+      <a:accent1>
+        <a:srgbClr val="4472C4"/>
+      </a:accent1>
+      <a:accent2>
+        <a:srgbClr val="ED7D31"/>
+      </a:accent2>
+      <a:accent3>
+        <a:srgbClr val="A5A5A5"/>
+      </a:accent3>
+      <a:accent4>
+        <a:srgbClr val="FFC000"/>
+      </a:accent4>
+      <a:accent5>
+        <a:srgbClr val="5B9BD5"/>
+      </a:accent5>
+      <a:accent6>
+        <a:srgbClr val="70AD47"/>
+      </a:accent6>
+      <a:hlink>
+        <a:srgbClr val="0563C1"/>
+      </a:hlink>
+      <a:folHlink>
+        <a:srgbClr val="954F72"/>
+      </a:folHlink>
+    </a:clrScheme>
+    <a:fontScheme name="Office">
+      <a:majorFont>
+        <a:latin typeface="Calibri Light" panose="020F0302020204030204"/>
+        <a:ea typeface=""/>
+        <a:cs typeface=""/>
+        <a:font script="Jpan" typeface="游ゴシック Light"/>
+        <a:font script="Hang" typeface="맑은 고딕"/>
+        <a:font script="Hans" typeface="等线 Light"/>
+        <a:font script="Hant" typeface="新細明體"/>
+        <a:font script="Arab" typeface="Times New Roman"/>
+        <a:font script="Hebr" typeface="Times New Roman"/>
+        <a:font script="Thai" typeface="Angsana New"/>
+        <a:font script="Ethi" typeface="Nyala"/>
+        <a:font script="Beng" typeface="Vrinda"/>
+        <a:font script="Gujr" typeface="Shruti"/>
+        <a:font script="Khmr" typeface="MoolBoran"/>
+        <a:font script="Knda" typeface="Tunga"/>
+        <a:font script="Guru" typeface="Raavi"/>
+        <a:font script="Cans" typeface="Euphemia"/>
+        <a:font script="Cher" typeface="Plantagenet Cherokee"/>
+        <a:font script="Yiii" typeface="Microsoft Yi Baiti"/>
+        <a:font script="Tibt" typeface="Microsoft Himalaya"/>
+        <a:font script="Thaa" typeface="MV Boli"/>
+        <a:font script="Deva" typeface="Mangal"/>
+        <a:font script="Telu" typeface="Gautami"/>
+        <a:font script="Taml" typeface="Latha"/>
+        <a:font script="Syrc" typeface="Estrangelo Edessa"/>
+        <a:font script="Orya" typeface="Kalinga"/>
+        <a:font script="Mlym" typeface="Kartika"/>
+        <a:font script="Laoo" typeface="DokChampa"/>
+        <a:font script="Sinh" typeface="Iskoola Pota"/>
+        <a:font script="Mong" typeface="Mongolian Baiti"/>
+        <a:font script="Viet" typeface="Times New Roman"/>
+        <a:font script="Uigh" typeface="Microsoft Uighur"/>
+        <a:font script="Geor" typeface="Sylfaen"/>
+        <a:font script="Armn" typeface="Arial"/>
+        <a:font script="Bugi" typeface="Leelawadee UI"/>
+        <a:font script="Bopo" typeface="Microsoft JhengHei"/>
+        <a:font script="Java" typeface="Javanese Text"/>
+        <a:font script="Lisu" typeface="Segoe UI"/>
+        <a:font script="Mymr" typeface="Myanmar Text"/>
+        <a:font script="Nkoo" typeface="Ebrima"/>
+        <a:font script="Olck" typeface="Nirmala UI"/>
+        <a:font script="Osma" typeface="Ebrima"/>
+        <a:font script="Phag" typeface="Phagspa"/>
+        <a:font script="Syrn" typeface="Estrangelo Edessa"/>
+        <a:font script="Syrj" typeface="Estrangelo Edessa"/>
+        <a:font script="Syre" typeface="Estrangelo Edessa"/>
+        <a:font script="Sora" typeface="Nirmala UI"/>
+        <a:font script="Tale" typeface="Microsoft Tai Le"/>
+        <a:font script="Talu" typeface="Microsoft New Tai Lue"/>
+        <a:font script="Tfng" typeface="Ebrima"/>
+      </a:majorFont>
+      <a:minorFont>
+        <a:latin typeface="Calibri" panose="020F0502020204030204"/>
+        <a:ea typeface=""/>
+        <a:cs typeface=""/>
+        <a:font script="Jpan" typeface="游明朝"/>
+        <a:font script="Hang" typeface="맑은 고딕"/>
+        <a:font script="Hans" typeface="等线"/>
+        <a:font script="Hant" typeface="新細明體"/>
+        <a:font script="Arab" typeface="Arial"/>
+        <a:font script="Hebr" typeface="Arial"/>
+        <a:font script="Thai" typeface="Cordia New"/>
+        <a:font script="Ethi" typeface="Nyala"/>
+        <a:font script="Beng" typeface="Vrinda"/>
+        <a:font script="Gujr" typeface="Shruti"/>
+        <a:font script="Khmr" typeface="DaunPenh"/>
+        <a:font script="Knda" typeface="Tunga"/>
+        <a:font script="Guru" typeface="Raavi"/>
+        <a:font script="Cans" typeface="Euphemia"/>
+        <a:font script="Cher" typeface="Plantagenet Cherokee"/>
+        <a:font script="Yiii" typeface="Microsoft Yi Baiti"/>
+        <a:font script="Tibt" typeface="Microsoft Himalaya"/>
+        <a:font script="Thaa" typeface="MV Boli"/>
+        <a:font script="Deva" typeface="Mangal"/>
+        <a:font script="Telu" typeface="Gautami"/>
+        <a:font script="Taml" typeface="Latha"/>
+        <a:font script="Syrc" typeface="Estrangelo Edessa"/>
+        <a:font script="Orya" typeface="Kalinga"/>
+        <a:font script="Mlym" typeface="Kartika"/>
+        <a:font script="Laoo" typeface="DokChampa"/>
+        <a:font script="Sinh" typeface="Iskoola Pota"/>
+        <a:font script="Mong" typeface="Mongolian Baiti"/>
+        <a:font script="Viet" typeface="Arial"/>
+        <a:font script="Uigh" typeface="Microsoft Uighur"/>
+        <a:font script="Geor" typeface="Sylfaen"/>
+        <a:font script="Armn" typeface="Arial"/>
+        <a:font script="Bugi" typeface="Leelawadee UI"/>
+        <a:font script="Bopo" typeface="Microsoft JhengHei"/>
+        <a:font script="Java" typeface="Javanese Text"/>
+        <a:font script="Lisu" typeface="Segoe UI"/>
+        <a:font script="Mymr" typeface="Myanmar Text"/>
+        <a:font script="Nkoo" typeface="Ebrima"/>
+        <a:font script="Olck" typeface="Nirmala UI"/>
+        <a:font script="Osma" typeface="Ebrima"/>
+        <a:font script="Phag" typeface="Phagspa"/>
+        <a:font script="Syrn" typeface="Estrangelo Edessa"/>
+        <a:font script="Syrj" typeface="Estrangelo Edessa"/>
+        <a:font script="Syre" typeface="Estrangelo Edessa"/>
+        <a:font script="Sora" typeface="Nirmala UI"/>
+        <a:font script="Tale" typeface="Microsoft Tai Le"/>
+        <a:font script="Talu" typeface="Microsoft New Tai Lue"/>
+        <a:font script="Tfng" typeface="Ebrima"/>
+      </a:minorFont>
+    </a:fontScheme>
+    <a:fmtScheme name="Office">
+      <a:fillStyleLst>
+        <a:solidFill>
+          <a:schemeClr val="phClr"/>
+        </a:solidFill>
+        <a:gradFill rotWithShape="1">
+          <a:gsLst>
+            <a:gs pos="0">
+              <a:schemeClr val="phClr">
+                <a:lumMod val="110000"/>
+                <a:satMod val="105000"/>
+                <a:tint val="67000"/>
+              </a:schemeClr>
+            </a:gs>
+            <a:gs pos="50000">
+              <a:schemeClr val="phClr">
+                <a:lumMod val="105000"/>
+                <a:satMod val="103000"/>
+                <a:tint val="73000"/>
+              </a:schemeClr>
+            </a:gs>
+            <a:gs pos="100000">
+              <a:schemeClr val="phClr">
+                <a:lumMod val="105000"/>
+                <a:satMod val="109000"/>
+                <a:tint val="81000"/>
+              </a:schemeClr>
+            </a:gs>
+          </a:gsLst>
+          <a:lin ang="5400000" scaled="0"/>
+        </a:gradFill>
+        <a:gradFill rotWithShape="1">
+          <a:gsLst>
+            <a:gs pos="0">
+              <a:schemeClr val="phClr">
+                <a:satMod val="103000"/>
+                <a:lumMod val="102000"/>
+                <a:tint val="94000"/>
+              </a:schemeClr>
+            </a:gs>
+            <a:gs pos="50000">
+              <a:schemeClr val="phClr">
+                <a:satMod val="110000"/>
+                <a:lumMod val="100000"/>
+                <a:shade val="100000"/>
+              </a:schemeClr>
+            </a:gs>
+            <a:gs pos="100000">
+              <a:schemeClr val="phClr">
+                <a:lumMod val="99000"/>
+                <a:satMod val="120000"/>
+                <a:shade val="78000"/>
+              </a:schemeClr>
+            </a:gs>
+          </a:gsLst>
+          <a:lin ang="5400000" scaled="0"/>
+        </a:gradFill>
+      </a:fillStyleLst>
+      <a:lnStyleLst>
+        <a:ln w="6350" cap="flat" cmpd="sng" algn="ctr">
+          <a:solidFill>
+            <a:schemeClr val="phClr"/>
+          </a:solidFill>
+          <a:prstDash val="solid"/>
+          <a:miter lim="800000"/>
+        </a:ln>
+        <a:ln w="12700" cap="flat" cmpd="sng" algn="ctr">
+          <a:solidFill>
+            <a:schemeClr val="phClr"/>
+          </a:solidFill>
+          <a:prstDash val="solid"/>
+          <a:miter lim="800000"/>
+        </a:ln>
+        <a:ln w="19050" cap="flat" cmpd="sng" algn="ctr">
+          <a:solidFill>
+            <a:schemeClr val="phClr"/>
+          </a:solidFill>
+          <a:prstDash val="solid"/>
+          <a:miter lim="800000"/>
+        </a:ln>
+      </a:lnStyleLst>
+      <a:effectStyleLst>
+        <a:effectStyle>
+          <a:effectLst/>
+        </a:effectStyle>
+        <a:effectStyle>
+          <a:effectLst/>
+        </a:effectStyle>
+        <a:effectStyle>
+          <a:effectLst>
+            <a:outerShdw blurRad="57150" dist="19050" dir="5400000" algn="ctr" rotWithShape="0">
+              <a:srgbClr val="000000">
+                <a:alpha val="63000"/>
+              </a:srgbClr>
+            </a:outerShdw>
+          </a:effectLst>
+        </a:effectStyle>
+      </a:effectStyleLst>
+      <a:bgFillStyleLst>
+        <a:solidFill>
+          <a:schemeClr val="phClr"/>
+        </a:solidFill>
+        <a:solidFill>
+          <a:schemeClr val="phClr">
+            <a:tint val="95000"/>
+            <a:satMod val="170000"/>
+          </a:schemeClr>
+        </a:solidFill>
+        <a:gradFill rotWithShape="1">
+          <a:gsLst>
+            <a:gs pos="0">
+              <a:schemeClr val="phClr">
+                <a:tint val="93000"/>
+                <a:satMod val="150000"/>
+                <a:shade val="98000"/>
+                <a:lumMod val="102000"/>
+              </a:schemeClr>
+            </a:gs>
+            <a:gs pos="50000">
+              <a:schemeClr val="phClr">
+                <a:tint val="98000"/>
+                <a:satMod val="130000"/>
+                <a:shade val="90000"/>
+                <a:lumMod val="103000"/>
+              </a:schemeClr>
+            </a:gs>
+            <a:gs pos="100000">
+              <a:schemeClr val="phClr">
+                <a:shade val="63000"/>
+                <a:satMod val="120000"/>
+              </a:schemeClr>
+            </a:gs>
+          </a:gsLst>
+          <a:lin ang="5400000" scaled="0"/>
+        </a:gradFill>
+      </a:bgFillStyleLst>
+    </a:fmtScheme>
+  </a:themeElements>
+  <a:objectDefaults/>
+  <a:extraClrSchemeLst/>
+  <a:extLst>
+    <a:ext uri="{05A4C25C-085E-4340-85A3-A5531E510DB2}">
+      <thm15:themeFamily xmlns:thm15="http://schemas.microsoft.com/office/thememl/2012/main" name="Office Theme" id="{62F939B6-93AF-4DB8-9C6B-D6C7DFDC589F}" vid="{4A3C46E8-61CC-4603-A589-7422A47A8E4A}"/>
+    </a:ext>
+  </a:extLst>
+</a:theme>
 </file>
--- a/public/Rohit_More_Resume_DevOps.docx
+++ b/public/Rohit_More_Resume_DevOps.docx
@@ -717,7 +717,17 @@
           <w:sz w:val="19"/>
           <w:szCs w:val="19"/>
         </w:rPr>
-        <w:t>Practical, self-directed learning outside of professional work — not production experience:</w:t>
+        <w:t>Practical, self-directed learning outside of professional work</w:t>
+      </w:r>
+      <w:r>
+        <w:rPr>
+          <w:i/>
+          <w:iCs/>
+          <w:color w:val="555555"/>
+          <w:sz w:val="19"/>
+          <w:szCs w:val="19"/>
+        </w:rPr>
+        <w:t>:</w:t>
       </w:r>
     </w:p>
     <w:p>

--- a/public/Rohit_More_Resume_DevOps.docx
+++ b/public/Rohit_More_Resume_DevOps.docx
@@ -6,93 +6,145 @@
       <w:pPr>
         <w:spacing w:after="40"/>
         <w:jc w:val="center"/>
-      </w:pPr>
-      <w:r>
-        <w:rPr>
+        <w:rPr>
+          <w:rFonts w:asciiTheme="minorHAnsi" w:hAnsiTheme="minorHAnsi" w:cstheme="minorHAnsi"/>
           <w:b/>
           <w:bCs/>
           <w:color w:val="1F2937"/>
           <w:sz w:val="36"/>
           <w:szCs w:val="36"/>
         </w:rPr>
+      </w:pPr>
+      <w:r>
+        <w:rPr>
+          <w:rFonts w:asciiTheme="minorHAnsi" w:hAnsiTheme="minorHAnsi" w:cstheme="minorHAnsi"/>
+          <w:b/>
+          <w:bCs/>
+          <w:color w:val="1F2937"/>
+          <w:sz w:val="36"/>
+          <w:szCs w:val="36"/>
+        </w:rPr>
         <w:t>Rohit More</w:t>
       </w:r>
     </w:p>
     <w:p>
       <w:pPr>
-        <w:spacing w:after="200"/>
+        <w:spacing w:after="40"/>
         <w:jc w:val="center"/>
-      </w:pPr>
-      <w:r>
-        <w:rPr>
+        <w:rPr>
+          <w:rFonts w:asciiTheme="minorHAnsi" w:hAnsiTheme="minorHAnsi" w:cstheme="minorHAnsi"/>
+          <w:sz w:val="18"/>
+          <w:szCs w:val="18"/>
+        </w:rPr>
+      </w:pPr>
+      <w:r>
+        <w:rPr>
+          <w:rFonts w:asciiTheme="minorHAnsi" w:hAnsiTheme="minorHAnsi" w:cstheme="minorHAnsi"/>
+          <w:sz w:val="18"/>
+          <w:szCs w:val="18"/>
+        </w:rPr>
+        <w:t xml:space="preserve">DevOps Engineer | AWS • Docker • CI/CD • Linux | Production Infrastructure &amp; </w:t>
+      </w:r>
+      <w:r>
+        <w:rPr>
+          <w:rFonts w:asciiTheme="minorHAnsi" w:hAnsiTheme="minorHAnsi" w:cstheme="minorHAnsi"/>
+          <w:sz w:val="18"/>
+          <w:szCs w:val="18"/>
+        </w:rPr>
+        <w:t>Open-Source</w:t>
+      </w:r>
+      <w:r>
+        <w:rPr>
+          <w:rFonts w:asciiTheme="minorHAnsi" w:hAnsiTheme="minorHAnsi" w:cstheme="minorHAnsi"/>
+          <w:sz w:val="18"/>
+          <w:szCs w:val="18"/>
+        </w:rPr>
+        <w:t xml:space="preserve"> Networking Projects</w:t>
+      </w:r>
+    </w:p>
+    <w:p>
+      <w:pPr>
+        <w:jc w:val="center"/>
+        <w:rPr>
+          <w:rFonts w:asciiTheme="minorHAnsi" w:hAnsiTheme="minorHAnsi" w:cstheme="minorHAnsi"/>
+        </w:rPr>
+      </w:pPr>
+      <w:r>
+        <w:rPr>
+          <w:rFonts w:asciiTheme="minorHAnsi" w:hAnsiTheme="minorHAnsi" w:cstheme="minorHAnsi"/>
           <w:color w:val="555555"/>
           <w:sz w:val="19"/>
           <w:szCs w:val="19"/>
         </w:rPr>
         <w:t>+91-</w:t>
       </w:r>
-      <w:proofErr w:type="gramStart"/>
-      <w:r>
-        <w:rPr>
+      <w:r>
+        <w:rPr>
+          <w:rFonts w:asciiTheme="minorHAnsi" w:hAnsiTheme="minorHAnsi" w:cstheme="minorHAnsi"/>
           <w:color w:val="555555"/>
           <w:sz w:val="19"/>
           <w:szCs w:val="19"/>
         </w:rPr>
-        <w:t>9512418859  |</w:t>
-      </w:r>
-      <w:proofErr w:type="gramEnd"/>
-      <w:r>
-        <w:rPr>
+        <w:t>9512418859 |</w:t>
+      </w:r>
+      <w:r>
+        <w:rPr>
+          <w:rFonts w:asciiTheme="minorHAnsi" w:hAnsiTheme="minorHAnsi" w:cstheme="minorHAnsi"/>
+          <w:color w:val="000000" w:themeColor="text1"/>
+          <w:sz w:val="19"/>
+          <w:szCs w:val="19"/>
+        </w:rPr>
+        <w:t xml:space="preserve"> rohitmore.dev@gmail.com |</w:t>
+      </w:r>
+      <w:r>
+        <w:rPr>
+          <w:rFonts w:asciiTheme="minorHAnsi" w:hAnsiTheme="minorHAnsi" w:cstheme="minorHAnsi"/>
           <w:color w:val="555555"/>
           <w:sz w:val="19"/>
           <w:szCs w:val="19"/>
         </w:rPr>
-        <w:t xml:space="preserve">  </w:t>
-      </w:r>
-      <w:proofErr w:type="gramStart"/>
-      <w:r>
-        <w:rPr>
-          <w:color w:val="1D4ED8"/>
-          <w:sz w:val="19"/>
-          <w:szCs w:val="19"/>
-        </w:rPr>
-        <w:t>rohitmore.dev@gmail.com</w:t>
-      </w:r>
-      <w:r>
-        <w:rPr>
-          <w:color w:val="555555"/>
-          <w:sz w:val="19"/>
-          <w:szCs w:val="19"/>
-        </w:rPr>
-        <w:t xml:space="preserve">  |</w:t>
-      </w:r>
-      <w:proofErr w:type="gramEnd"/>
-      <w:r>
-        <w:rPr>
-          <w:color w:val="555555"/>
-          <w:sz w:val="19"/>
-          <w:szCs w:val="19"/>
-        </w:rPr>
-        <w:t xml:space="preserve">  </w:t>
-      </w:r>
-      <w:r>
-        <w:rPr>
-          <w:color w:val="1D4ED8"/>
-          <w:sz w:val="19"/>
-          <w:szCs w:val="19"/>
-        </w:rPr>
-        <w:t>github.com/</w:t>
-      </w:r>
-      <w:proofErr w:type="spellStart"/>
-      <w:r>
-        <w:rPr>
-          <w:color w:val="1D4ED8"/>
-          <w:sz w:val="19"/>
-          <w:szCs w:val="19"/>
-        </w:rPr>
-        <w:t>rohitbytecode</w:t>
-      </w:r>
-      <w:proofErr w:type="spellEnd"/>
+        <w:t xml:space="preserve"> </w:t>
+      </w:r>
+      <w:hyperlink r:id="rId7" w:history="1">
+        <w:r>
+          <w:rPr>
+            <w:rStyle w:val="Hyperlink"/>
+            <w:rFonts w:asciiTheme="minorHAnsi" w:hAnsiTheme="minorHAnsi" w:cstheme="minorHAnsi"/>
+            <w:sz w:val="19"/>
+            <w:szCs w:val="19"/>
+          </w:rPr>
+          <w:t>github.co</w:t>
+        </w:r>
+        <w:r>
+          <w:rPr>
+            <w:rStyle w:val="Hyperlink"/>
+            <w:rFonts w:asciiTheme="minorHAnsi" w:hAnsiTheme="minorHAnsi" w:cstheme="minorHAnsi"/>
+            <w:sz w:val="19"/>
+            <w:szCs w:val="19"/>
+          </w:rPr>
+          <w:t>m</w:t>
+        </w:r>
+        <w:r>
+          <w:rPr>
+            <w:rStyle w:val="Hyperlink"/>
+            <w:rFonts w:asciiTheme="minorHAnsi" w:hAnsiTheme="minorHAnsi" w:cstheme="minorHAnsi"/>
+            <w:sz w:val="19"/>
+            <w:szCs w:val="19"/>
+          </w:rPr>
+          <w:t>/</w:t>
+        </w:r>
+        <w:proofErr w:type="spellStart"/>
+        <w:r>
+          <w:rPr>
+            <w:rStyle w:val="Hyperlink"/>
+            <w:rFonts w:asciiTheme="minorHAnsi" w:hAnsiTheme="minorHAnsi" w:cstheme="minorHAnsi"/>
+            <w:sz w:val="19"/>
+            <w:szCs w:val="19"/>
+          </w:rPr>
+          <w:t>rohitbytecode</w:t>
+        </w:r>
+        <w:proofErr w:type="spellEnd"/>
+      </w:hyperlink>
     </w:p>
     <w:p>
       <w:pPr>
@@ -100,9 +152,13 @@
           <w:bottom w:val="single" w:sz="4" w:space="2" w:color="1F2937"/>
         </w:pBdr>
         <w:spacing w:before="90" w:after="40"/>
-      </w:pPr>
-      <w:r>
-        <w:rPr>
+        <w:rPr>
+          <w:rFonts w:asciiTheme="minorHAnsi" w:hAnsiTheme="minorHAnsi" w:cstheme="minorHAnsi"/>
+        </w:rPr>
+      </w:pPr>
+      <w:r>
+        <w:rPr>
+          <w:rFonts w:asciiTheme="minorHAnsi" w:hAnsiTheme="minorHAnsi" w:cstheme="minorHAnsi"/>
           <w:b/>
           <w:bCs/>
           <w:color w:val="1F2937"/>
@@ -114,16 +170,40 @@
     <w:p>
       <w:pPr>
         <w:spacing w:after="100"/>
-      </w:pPr>
-      <w:r>
-        <w:t xml:space="preserve">Software Engineer with 2+ years of hands-on experience deploying, monitoring, and maintaining production infrastructure for a healthcare SaaS platform. Responsible for the full deployment lifecycle on AWS — EC2 provisioning, IAM and Security Group configuration, Nginx reverse proxy/HTTPS setup, PM2 process management, and CI/CD pipelines via GitHub Actions. Experienced diagnosing infrastructure and networking issues (LAN connectivity, port exhaustion, TLS misconfiguration) in live production environments, and building observability stacks with Prometheus, </w:t>
+        <w:rPr>
+          <w:rFonts w:asciiTheme="minorHAnsi" w:hAnsiTheme="minorHAnsi" w:cstheme="minorHAnsi"/>
+        </w:rPr>
+      </w:pPr>
+      <w:r>
+        <w:rPr>
+          <w:rFonts w:asciiTheme="minorHAnsi" w:hAnsiTheme="minorHAnsi" w:cstheme="minorHAnsi"/>
+        </w:rPr>
+        <w:t xml:space="preserve">Software Engineer with 2+ years of hands-on experience deploying, monitoring, and maintaining production infrastructure for a healthcare SaaS platform. Responsible for the full deployment lifecycle on AWS </w:t>
+      </w:r>
+      <w:r>
+        <w:rPr>
+          <w:rFonts w:asciiTheme="minorHAnsi" w:hAnsiTheme="minorHAnsi" w:cstheme="minorHAnsi"/>
+        </w:rPr>
+        <w:t>-</w:t>
+      </w:r>
+      <w:r>
+        <w:rPr>
+          <w:rFonts w:asciiTheme="minorHAnsi" w:hAnsiTheme="minorHAnsi" w:cstheme="minorHAnsi"/>
+        </w:rPr>
+        <w:t xml:space="preserve"> EC2 provisioning, IAM and Security Group configuration, Nginx reverse proxy/HTTPS setup, PM2 process management, and CI/CD pipelines via GitHub Actions. Experienced diagnosing infrastructure and networking issues (LAN connectivity, port exhaustion, TLS misconfiguration) in live production environments, and building observability stacks with Prometheus, </w:t>
       </w:r>
       <w:proofErr w:type="spellStart"/>
       <w:r>
+        <w:rPr>
+          <w:rFonts w:asciiTheme="minorHAnsi" w:hAnsiTheme="minorHAnsi" w:cstheme="minorHAnsi"/>
+        </w:rPr>
         <w:t>OpenTelemetry</w:t>
       </w:r>
       <w:proofErr w:type="spellEnd"/>
       <w:r>
+        <w:rPr>
+          <w:rFonts w:asciiTheme="minorHAnsi" w:hAnsiTheme="minorHAnsi" w:cstheme="minorHAnsi"/>
+        </w:rPr>
         <w:t>, and structured logging. Self-directed learner actively building practical experience with Kubernetes, Jenkins, GitLab CI/CD, and Terraform.</w:t>
       </w:r>
     </w:p>
@@ -133,9 +213,13 @@
           <w:bottom w:val="single" w:sz="4" w:space="2" w:color="1F2937"/>
         </w:pBdr>
         <w:spacing w:before="90" w:after="40"/>
-      </w:pPr>
-      <w:r>
-        <w:rPr>
+        <w:rPr>
+          <w:rFonts w:asciiTheme="minorHAnsi" w:hAnsiTheme="minorHAnsi" w:cstheme="minorHAnsi"/>
+        </w:rPr>
+      </w:pPr>
+      <w:r>
+        <w:rPr>
+          <w:rFonts w:asciiTheme="minorHAnsi" w:hAnsiTheme="minorHAnsi" w:cstheme="minorHAnsi"/>
           <w:b/>
           <w:bCs/>
           <w:color w:val="1F2937"/>
@@ -147,84 +231,123 @@
     <w:p>
       <w:pPr>
         <w:spacing w:after="30"/>
-      </w:pPr>
-      <w:r>
-        <w:rPr>
+        <w:rPr>
+          <w:rFonts w:asciiTheme="minorHAnsi" w:hAnsiTheme="minorHAnsi" w:cstheme="minorHAnsi"/>
+        </w:rPr>
+      </w:pPr>
+      <w:r>
+        <w:rPr>
+          <w:rFonts w:asciiTheme="minorHAnsi" w:hAnsiTheme="minorHAnsi" w:cstheme="minorHAnsi"/>
           <w:b/>
           <w:bCs/>
         </w:rPr>
         <w:t xml:space="preserve">Operating Systems: </w:t>
       </w:r>
       <w:r>
+        <w:rPr>
+          <w:rFonts w:asciiTheme="minorHAnsi" w:hAnsiTheme="minorHAnsi" w:cstheme="minorHAnsi"/>
+        </w:rPr>
         <w:t>Linux (Ubuntu), Windows Server</w:t>
       </w:r>
     </w:p>
     <w:p>
       <w:pPr>
         <w:spacing w:after="30"/>
-      </w:pPr>
-      <w:r>
-        <w:rPr>
+        <w:rPr>
+          <w:rFonts w:asciiTheme="minorHAnsi" w:hAnsiTheme="minorHAnsi" w:cstheme="minorHAnsi"/>
+        </w:rPr>
+      </w:pPr>
+      <w:r>
+        <w:rPr>
+          <w:rFonts w:asciiTheme="minorHAnsi" w:hAnsiTheme="minorHAnsi" w:cstheme="minorHAnsi"/>
           <w:b/>
           <w:bCs/>
         </w:rPr>
         <w:t xml:space="preserve">Scripting: </w:t>
       </w:r>
       <w:r>
+        <w:rPr>
+          <w:rFonts w:asciiTheme="minorHAnsi" w:hAnsiTheme="minorHAnsi" w:cstheme="minorHAnsi"/>
+        </w:rPr>
         <w:t>Bash (task automation scripts), Node.js scripting</w:t>
       </w:r>
     </w:p>
     <w:p>
       <w:pPr>
         <w:spacing w:after="30"/>
-      </w:pPr>
-      <w:r>
-        <w:rPr>
+        <w:rPr>
+          <w:rFonts w:asciiTheme="minorHAnsi" w:hAnsiTheme="minorHAnsi" w:cstheme="minorHAnsi"/>
+        </w:rPr>
+      </w:pPr>
+      <w:r>
+        <w:rPr>
+          <w:rFonts w:asciiTheme="minorHAnsi" w:hAnsiTheme="minorHAnsi" w:cstheme="minorHAnsi"/>
           <w:b/>
           <w:bCs/>
         </w:rPr>
         <w:t xml:space="preserve">Version Control &amp; CI/CD: </w:t>
       </w:r>
       <w:r>
+        <w:rPr>
+          <w:rFonts w:asciiTheme="minorHAnsi" w:hAnsiTheme="minorHAnsi" w:cstheme="minorHAnsi"/>
+        </w:rPr>
         <w:t>Git, GitHub, GitHub Actions (production CI/CD pipelines)</w:t>
       </w:r>
     </w:p>
     <w:p>
       <w:pPr>
         <w:spacing w:after="30"/>
-      </w:pPr>
-      <w:r>
-        <w:rPr>
+        <w:rPr>
+          <w:rFonts w:asciiTheme="minorHAnsi" w:hAnsiTheme="minorHAnsi" w:cstheme="minorHAnsi"/>
+        </w:rPr>
+      </w:pPr>
+      <w:r>
+        <w:rPr>
+          <w:rFonts w:asciiTheme="minorHAnsi" w:hAnsiTheme="minorHAnsi" w:cstheme="minorHAnsi"/>
           <w:b/>
           <w:bCs/>
         </w:rPr>
         <w:t xml:space="preserve">Containers: </w:t>
       </w:r>
       <w:r>
+        <w:rPr>
+          <w:rFonts w:asciiTheme="minorHAnsi" w:hAnsiTheme="minorHAnsi" w:cstheme="minorHAnsi"/>
+        </w:rPr>
         <w:t>Docker</w:t>
       </w:r>
     </w:p>
     <w:p>
       <w:pPr>
         <w:spacing w:after="30"/>
-      </w:pPr>
-      <w:r>
-        <w:rPr>
+        <w:rPr>
+          <w:rFonts w:asciiTheme="minorHAnsi" w:hAnsiTheme="minorHAnsi" w:cstheme="minorHAnsi"/>
+        </w:rPr>
+      </w:pPr>
+      <w:r>
+        <w:rPr>
+          <w:rFonts w:asciiTheme="minorHAnsi" w:hAnsiTheme="minorHAnsi" w:cstheme="minorHAnsi"/>
           <w:b/>
           <w:bCs/>
         </w:rPr>
         <w:t xml:space="preserve">Cloud (AWS): </w:t>
       </w:r>
       <w:r>
+        <w:rPr>
+          <w:rFonts w:asciiTheme="minorHAnsi" w:hAnsiTheme="minorHAnsi" w:cstheme="minorHAnsi"/>
+        </w:rPr>
         <w:t>EC2, S3, IAM, Security Groups</w:t>
       </w:r>
     </w:p>
     <w:p>
       <w:pPr>
         <w:spacing w:after="30"/>
-      </w:pPr>
-      <w:r>
-        <w:rPr>
+        <w:rPr>
+          <w:rFonts w:asciiTheme="minorHAnsi" w:hAnsiTheme="minorHAnsi" w:cstheme="minorHAnsi"/>
+        </w:rPr>
+      </w:pPr>
+      <w:r>
+        <w:rPr>
+          <w:rFonts w:asciiTheme="minorHAnsi" w:hAnsiTheme="minorHAnsi" w:cstheme="minorHAnsi"/>
           <w:b/>
           <w:bCs/>
         </w:rPr>
@@ -233,6 +356,7 @@
       <w:proofErr w:type="spellStart"/>
       <w:r>
         <w:rPr>
+          <w:rFonts w:asciiTheme="minorHAnsi" w:hAnsiTheme="minorHAnsi" w:cstheme="minorHAnsi"/>
           <w:b/>
           <w:bCs/>
         </w:rPr>
@@ -241,94 +365,144 @@
       <w:proofErr w:type="spellEnd"/>
       <w:r>
         <w:rPr>
+          <w:rFonts w:asciiTheme="minorHAnsi" w:hAnsiTheme="minorHAnsi" w:cstheme="minorHAnsi"/>
           <w:b/>
           <w:bCs/>
         </w:rPr>
         <w:t xml:space="preserve">: </w:t>
       </w:r>
       <w:r>
+        <w:rPr>
+          <w:rFonts w:asciiTheme="minorHAnsi" w:hAnsiTheme="minorHAnsi" w:cstheme="minorHAnsi"/>
+        </w:rPr>
         <w:t xml:space="preserve">Nginx (reverse proxy, HTTPS termination), </w:t>
       </w:r>
       <w:r>
+        <w:rPr>
+          <w:rFonts w:asciiTheme="minorHAnsi" w:hAnsiTheme="minorHAnsi" w:cstheme="minorHAnsi"/>
+        </w:rPr>
         <w:t xml:space="preserve">Caddy, </w:t>
       </w:r>
       <w:r>
+        <w:rPr>
+          <w:rFonts w:asciiTheme="minorHAnsi" w:hAnsiTheme="minorHAnsi" w:cstheme="minorHAnsi"/>
+        </w:rPr>
         <w:t>PM2 (process lifecycle management)</w:t>
       </w:r>
     </w:p>
     <w:p>
       <w:pPr>
         <w:spacing w:after="30"/>
-      </w:pPr>
-      <w:r>
-        <w:rPr>
+        <w:rPr>
+          <w:rFonts w:asciiTheme="minorHAnsi" w:hAnsiTheme="minorHAnsi" w:cstheme="minorHAnsi"/>
+        </w:rPr>
+      </w:pPr>
+      <w:r>
+        <w:rPr>
+          <w:rFonts w:asciiTheme="minorHAnsi" w:hAnsiTheme="minorHAnsi" w:cstheme="minorHAnsi"/>
           <w:b/>
           <w:bCs/>
         </w:rPr>
         <w:t xml:space="preserve">Networking: </w:t>
       </w:r>
       <w:r>
+        <w:rPr>
+          <w:rFonts w:asciiTheme="minorHAnsi" w:hAnsiTheme="minorHAnsi" w:cstheme="minorHAnsi"/>
+        </w:rPr>
         <w:t xml:space="preserve">LAN configuration &amp; troubleshooting, </w:t>
       </w:r>
       <w:proofErr w:type="spellStart"/>
       <w:r>
+        <w:rPr>
+          <w:rFonts w:asciiTheme="minorHAnsi" w:hAnsiTheme="minorHAnsi" w:cstheme="minorHAnsi"/>
+        </w:rPr>
         <w:t>mDNS</w:t>
       </w:r>
       <w:proofErr w:type="spellEnd"/>
       <w:r>
+        <w:rPr>
+          <w:rFonts w:asciiTheme="minorHAnsi" w:hAnsiTheme="minorHAnsi" w:cstheme="minorHAnsi"/>
+        </w:rPr>
         <w:t>/hostname resolution, TCP/port management, HTTPS/TLS, DNS fundamentals</w:t>
       </w:r>
     </w:p>
     <w:p>
       <w:pPr>
         <w:spacing w:after="30"/>
-      </w:pPr>
-      <w:r>
-        <w:rPr>
+        <w:rPr>
+          <w:rFonts w:asciiTheme="minorHAnsi" w:hAnsiTheme="minorHAnsi" w:cstheme="minorHAnsi"/>
+        </w:rPr>
+      </w:pPr>
+      <w:r>
+        <w:rPr>
+          <w:rFonts w:asciiTheme="minorHAnsi" w:hAnsiTheme="minorHAnsi" w:cstheme="minorHAnsi"/>
           <w:b/>
           <w:bCs/>
         </w:rPr>
         <w:t xml:space="preserve">Monitoring &amp; Observability: </w:t>
       </w:r>
       <w:r>
+        <w:rPr>
+          <w:rFonts w:asciiTheme="minorHAnsi" w:hAnsiTheme="minorHAnsi" w:cstheme="minorHAnsi"/>
+        </w:rPr>
         <w:t xml:space="preserve">Prometheus, </w:t>
       </w:r>
       <w:proofErr w:type="spellStart"/>
       <w:r>
+        <w:rPr>
+          <w:rFonts w:asciiTheme="minorHAnsi" w:hAnsiTheme="minorHAnsi" w:cstheme="minorHAnsi"/>
+        </w:rPr>
         <w:t>OpenTelemetry</w:t>
       </w:r>
       <w:proofErr w:type="spellEnd"/>
       <w:r>
+        <w:rPr>
+          <w:rFonts w:asciiTheme="minorHAnsi" w:hAnsiTheme="minorHAnsi" w:cstheme="minorHAnsi"/>
+        </w:rPr>
         <w:t>, Pino (structured logging)</w:t>
       </w:r>
     </w:p>
     <w:p>
       <w:pPr>
         <w:spacing w:after="30"/>
-      </w:pPr>
-      <w:r>
-        <w:rPr>
+        <w:rPr>
+          <w:rFonts w:asciiTheme="minorHAnsi" w:hAnsiTheme="minorHAnsi" w:cstheme="minorHAnsi"/>
+        </w:rPr>
+      </w:pPr>
+      <w:r>
+        <w:rPr>
+          <w:rFonts w:asciiTheme="minorHAnsi" w:hAnsiTheme="minorHAnsi" w:cstheme="minorHAnsi"/>
           <w:b/>
           <w:bCs/>
         </w:rPr>
         <w:t xml:space="preserve">Databases: </w:t>
       </w:r>
       <w:r>
+        <w:rPr>
+          <w:rFonts w:asciiTheme="minorHAnsi" w:hAnsiTheme="minorHAnsi" w:cstheme="minorHAnsi"/>
+        </w:rPr>
         <w:t>MongoDB, PostgreSQL, Redis</w:t>
       </w:r>
     </w:p>
     <w:p>
       <w:pPr>
         <w:spacing w:after="30"/>
-      </w:pPr>
-      <w:r>
-        <w:rPr>
+        <w:rPr>
+          <w:rFonts w:asciiTheme="minorHAnsi" w:hAnsiTheme="minorHAnsi" w:cstheme="minorHAnsi"/>
+        </w:rPr>
+      </w:pPr>
+      <w:r>
+        <w:rPr>
+          <w:rFonts w:asciiTheme="minorHAnsi" w:hAnsiTheme="minorHAnsi" w:cstheme="minorHAnsi"/>
           <w:b/>
           <w:bCs/>
         </w:rPr>
         <w:t xml:space="preserve">Backend/Languages: </w:t>
       </w:r>
       <w:r>
+        <w:rPr>
+          <w:rFonts w:asciiTheme="minorHAnsi" w:hAnsiTheme="minorHAnsi" w:cstheme="minorHAnsi"/>
+        </w:rPr>
         <w:t>Node.js, Express.js, TypeScript, JavaScript, Java</w:t>
       </w:r>
     </w:p>
@@ -338,9 +512,13 @@
           <w:bottom w:val="single" w:sz="4" w:space="2" w:color="1F2937"/>
         </w:pBdr>
         <w:spacing w:before="90" w:after="40"/>
-      </w:pPr>
-      <w:r>
-        <w:rPr>
+        <w:rPr>
+          <w:rFonts w:asciiTheme="minorHAnsi" w:hAnsiTheme="minorHAnsi" w:cstheme="minorHAnsi"/>
+        </w:rPr>
+      </w:pPr>
+      <w:r>
+        <w:rPr>
+          <w:rFonts w:asciiTheme="minorHAnsi" w:hAnsiTheme="minorHAnsi" w:cstheme="minorHAnsi"/>
           <w:b/>
           <w:bCs/>
           <w:color w:val="1F2937"/>
@@ -355,23 +533,64 @@
           <w:tab w:val="right" w:pos="9360"/>
         </w:tabs>
         <w:spacing w:after="20"/>
-      </w:pPr>
-      <w:r>
-        <w:rPr>
+        <w:rPr>
+          <w:rFonts w:asciiTheme="minorHAnsi" w:hAnsiTheme="minorHAnsi" w:cstheme="minorHAnsi"/>
+        </w:rPr>
+      </w:pPr>
+      <w:r>
+        <w:rPr>
+          <w:rFonts w:asciiTheme="minorHAnsi" w:hAnsiTheme="minorHAnsi" w:cstheme="minorHAnsi"/>
           <w:b/>
           <w:bCs/>
           <w:sz w:val="21"/>
           <w:szCs w:val="21"/>
         </w:rPr>
-        <w:t>Software Engineer — Malavia Hospital, Surat, GJ</w:t>
-      </w:r>
-      <w:r>
-        <w:rPr>
+        <w:t xml:space="preserve">Software Engineer </w:t>
+      </w:r>
+      <w:r>
+        <w:rPr>
+          <w:rFonts w:asciiTheme="minorHAnsi" w:hAnsiTheme="minorHAnsi" w:cstheme="minorHAnsi"/>
+          <w:b/>
+          <w:bCs/>
+          <w:sz w:val="21"/>
+          <w:szCs w:val="21"/>
+        </w:rPr>
+        <w:t>-</w:t>
+      </w:r>
+      <w:r>
+        <w:rPr>
+          <w:rFonts w:asciiTheme="minorHAnsi" w:hAnsiTheme="minorHAnsi" w:cstheme="minorHAnsi"/>
+          <w:b/>
+          <w:bCs/>
+          <w:sz w:val="21"/>
+          <w:szCs w:val="21"/>
+        </w:rPr>
+        <w:t xml:space="preserve"> Malavia Hospital, Surat, GJ</w:t>
+      </w:r>
+      <w:r>
+        <w:rPr>
+          <w:rFonts w:asciiTheme="minorHAnsi" w:hAnsiTheme="minorHAnsi" w:cstheme="minorHAnsi"/>
           <w:i/>
           <w:iCs/>
         </w:rPr>
         <w:tab/>
-        <w:t>April 2024 – Present</w:t>
+        <w:t xml:space="preserve">April 2024 </w:t>
+      </w:r>
+      <w:r>
+        <w:rPr>
+          <w:rFonts w:asciiTheme="minorHAnsi" w:hAnsiTheme="minorHAnsi" w:cstheme="minorHAnsi"/>
+          <w:i/>
+          <w:iCs/>
+        </w:rPr>
+        <w:t>-</w:t>
+      </w:r>
+      <w:r>
+        <w:rPr>
+          <w:rFonts w:asciiTheme="minorHAnsi" w:hAnsiTheme="minorHAnsi" w:cstheme="minorHAnsi"/>
+          <w:i/>
+          <w:iCs/>
+        </w:rPr>
+        <w:t xml:space="preserve"> Present</w:t>
       </w:r>
     </w:p>
     <w:p>
@@ -382,8 +601,14 @@
           <w:numId w:val="1"/>
         </w:numPr>
         <w:spacing w:after="30"/>
-      </w:pPr>
-      <w:r>
+        <w:rPr>
+          <w:rFonts w:asciiTheme="minorHAnsi" w:hAnsiTheme="minorHAnsi" w:cstheme="minorHAnsi"/>
+        </w:rPr>
+      </w:pPr>
+      <w:r>
+        <w:rPr>
+          <w:rFonts w:asciiTheme="minorHAnsi" w:hAnsiTheme="minorHAnsi" w:cstheme="minorHAnsi"/>
+        </w:rPr>
         <w:t>Owned end-to-end deployment and infrastructure maintenance of a production healthcare claims platform used daily by hospital staff, on AWS EC2 with IAM-based access control and Security Groups for network-level restriction.</w:t>
       </w:r>
     </w:p>
@@ -395,9 +620,15 @@
           <w:numId w:val="1"/>
         </w:numPr>
         <w:spacing w:after="30"/>
-      </w:pPr>
-      <w:r>
-        <w:t>Configured and maintained Nginx as a reverse proxy and HTTPS termination layer; diagnosed and fixed a TLS module misconfiguration (http vs. https client) affecting health-check reliability.</w:t>
+        <w:rPr>
+          <w:rFonts w:asciiTheme="minorHAnsi" w:hAnsiTheme="minorHAnsi" w:cstheme="minorHAnsi"/>
+        </w:rPr>
+      </w:pPr>
+      <w:r>
+        <w:rPr>
+          <w:rFonts w:asciiTheme="minorHAnsi" w:hAnsiTheme="minorHAnsi" w:cstheme="minorHAnsi"/>
+        </w:rPr>
+        <w:t>Managed application process lifecycle in production using PM2, ensuring uptime and automatic recovery of Node.js services.</w:t>
       </w:r>
     </w:p>
     <w:p>
@@ -408,9 +639,15 @@
           <w:numId w:val="1"/>
         </w:numPr>
         <w:spacing w:after="30"/>
-      </w:pPr>
-      <w:r>
-        <w:t>Managed application process lifecycle in production using PM2, ensuring uptime and automatic recovery of Node.js services.</w:t>
+        <w:rPr>
+          <w:rFonts w:asciiTheme="minorHAnsi" w:hAnsiTheme="minorHAnsi" w:cstheme="minorHAnsi"/>
+        </w:rPr>
+      </w:pPr>
+      <w:r>
+        <w:rPr>
+          <w:rFonts w:asciiTheme="minorHAnsi" w:hAnsiTheme="minorHAnsi" w:cstheme="minorHAnsi"/>
+        </w:rPr>
+        <w:t>Built and maintained CI/CD pipelines using GitHub Actions to automate build and deployment workflows.</w:t>
       </w:r>
     </w:p>
     <w:p>
@@ -421,9 +658,21 @@
           <w:numId w:val="1"/>
         </w:numPr>
         <w:spacing w:after="30"/>
-      </w:pPr>
-      <w:r>
-        <w:t>Built and maintained CI/CD pipelines using GitHub Actions to automate build and deployment workflows.</w:t>
+        <w:rPr>
+          <w:rFonts w:asciiTheme="minorHAnsi" w:hAnsiTheme="minorHAnsi" w:cstheme="minorHAnsi"/>
+        </w:rPr>
+      </w:pPr>
+      <w:r>
+        <w:rPr>
+          <w:rFonts w:asciiTheme="minorHAnsi" w:hAnsiTheme="minorHAnsi" w:cstheme="minorHAnsi"/>
+        </w:rPr>
+        <w:t>Diagnosed and resolved infrastructure-level production issues, including Windows file-lock collisions on cache directories</w:t>
+      </w:r>
+      <w:r>
+        <w:rPr>
+          <w:rFonts w:asciiTheme="minorHAnsi" w:hAnsiTheme="minorHAnsi" w:cstheme="minorHAnsi"/>
+        </w:rPr>
+        <w:t xml:space="preserve"> during deployment.</w:t>
       </w:r>
     </w:p>
     <w:p>
@@ -434,17 +683,53 @@
           <w:numId w:val="1"/>
         </w:numPr>
         <w:spacing w:after="30"/>
-      </w:pPr>
-      <w:r>
-        <w:t xml:space="preserve">Diagnosed and resolved infrastructure-level production issues, including TCP TIME_WAIT port exhaustion, Windows file-lock collisions on cache directories, and LAN hostname resolution failures via </w:t>
+        <w:rPr>
+          <w:rFonts w:asciiTheme="minorHAnsi" w:hAnsiTheme="minorHAnsi" w:cstheme="minorHAnsi"/>
+        </w:rPr>
+      </w:pPr>
+      <w:r>
+        <w:rPr>
+          <w:rFonts w:asciiTheme="minorHAnsi" w:hAnsiTheme="minorHAnsi" w:cstheme="minorHAnsi"/>
+        </w:rPr>
+        <w:t xml:space="preserve">Implemented an observability stack </w:t>
+      </w:r>
+      <w:r>
+        <w:rPr>
+          <w:rFonts w:asciiTheme="minorHAnsi" w:hAnsiTheme="minorHAnsi" w:cstheme="minorHAnsi"/>
+        </w:rPr>
+        <w:t>-</w:t>
+      </w:r>
+      <w:r>
+        <w:rPr>
+          <w:rFonts w:asciiTheme="minorHAnsi" w:hAnsiTheme="minorHAnsi" w:cstheme="minorHAnsi"/>
+        </w:rPr>
+        <w:t xml:space="preserve"> Prometheus metrics, </w:t>
       </w:r>
       <w:proofErr w:type="spellStart"/>
       <w:r>
-        <w:t>mDNS</w:t>
+        <w:rPr>
+          <w:rFonts w:asciiTheme="minorHAnsi" w:hAnsiTheme="minorHAnsi" w:cstheme="minorHAnsi"/>
+        </w:rPr>
+        <w:t>OpenTelemetry</w:t>
       </w:r>
       <w:proofErr w:type="spellEnd"/>
       <w:r>
-        <w:t>/Bonjour.</w:t>
+        <w:rPr>
+          <w:rFonts w:asciiTheme="minorHAnsi" w:hAnsiTheme="minorHAnsi" w:cstheme="minorHAnsi"/>
+        </w:rPr>
+        <w:t xml:space="preserve"> tracing, and Pino structured logging </w:t>
+      </w:r>
+      <w:r>
+        <w:rPr>
+          <w:rFonts w:asciiTheme="minorHAnsi" w:hAnsiTheme="minorHAnsi" w:cstheme="minorHAnsi"/>
+        </w:rPr>
+        <w:t>-</w:t>
+      </w:r>
+      <w:r>
+        <w:rPr>
+          <w:rFonts w:asciiTheme="minorHAnsi" w:hAnsiTheme="minorHAnsi" w:cstheme="minorHAnsi"/>
+        </w:rPr>
+        <w:t xml:space="preserve"> to support production monitoring and debugging.</w:t>
       </w:r>
     </w:p>
     <w:p>
@@ -455,19 +740,29 @@
           <w:numId w:val="1"/>
         </w:numPr>
         <w:spacing w:after="30"/>
-      </w:pPr>
-      <w:r>
-        <w:t xml:space="preserve">Replaced hardcoded local IP configuration with a runtime-detected LAN IP approach (Node.js </w:t>
+        <w:rPr>
+          <w:rFonts w:asciiTheme="minorHAnsi" w:hAnsiTheme="minorHAnsi" w:cstheme="minorHAnsi"/>
+        </w:rPr>
+      </w:pPr>
+      <w:r>
+        <w:rPr>
+          <w:rFonts w:asciiTheme="minorHAnsi" w:hAnsiTheme="minorHAnsi" w:cstheme="minorHAnsi"/>
+        </w:rPr>
+        <w:t>Automated nightly backup jobs (node-</w:t>
       </w:r>
       <w:proofErr w:type="spellStart"/>
-      <w:proofErr w:type="gramStart"/>
-      <w:r>
-        <w:t>os.networkInterfaces</w:t>
+      <w:r>
+        <w:rPr>
+          <w:rFonts w:asciiTheme="minorHAnsi" w:hAnsiTheme="minorHAnsi" w:cstheme="minorHAnsi"/>
+        </w:rPr>
+        <w:t>cron</w:t>
       </w:r>
       <w:proofErr w:type="spellEnd"/>
-      <w:proofErr w:type="gramEnd"/>
-      <w:r>
-        <w:t>()), restoring reliable LAN client connectivity across the deployment.</w:t>
+      <w:r>
+        <w:rPr>
+          <w:rFonts w:asciiTheme="minorHAnsi" w:hAnsiTheme="minorHAnsi" w:cstheme="minorHAnsi"/>
+        </w:rPr>
+        <w:t xml:space="preserve"> scheduled tasks integrating with the Google Drive API via a service account) as part of routine infrastructure maintenance.</w:t>
       </w:r>
     </w:p>
     <w:p>
@@ -478,17 +773,36 @@
           <w:numId w:val="1"/>
         </w:numPr>
         <w:spacing w:after="30"/>
-      </w:pPr>
-      <w:r>
-        <w:t xml:space="preserve">Implemented an observability stack — Prometheus metrics, </w:t>
-      </w:r>
-      <w:proofErr w:type="spellStart"/>
-      <w:r>
-        <w:t>OpenTelemetry</w:t>
-      </w:r>
-      <w:proofErr w:type="spellEnd"/>
-      <w:r>
-        <w:t xml:space="preserve"> tracing, and Pino structured logging — to support production monitoring and debugging.</w:t>
+        <w:rPr>
+          <w:rFonts w:asciiTheme="minorHAnsi" w:hAnsiTheme="minorHAnsi" w:cstheme="minorHAnsi"/>
+        </w:rPr>
+      </w:pPr>
+      <w:r>
+        <w:rPr>
+          <w:rFonts w:asciiTheme="minorHAnsi" w:hAnsiTheme="minorHAnsi" w:cstheme="minorHAnsi"/>
+        </w:rPr>
+        <w:t>Wrote basic Bash scripts to support recurring deployment and maintenance tasks.</w:t>
+      </w:r>
+    </w:p>
+    <w:p>
+      <w:pPr>
+        <w:pBdr>
+          <w:bottom w:val="single" w:sz="4" w:space="2" w:color="1F2937"/>
+        </w:pBdr>
+        <w:spacing w:before="90" w:after="40"/>
+        <w:rPr>
+          <w:rFonts w:asciiTheme="minorHAnsi" w:hAnsiTheme="minorHAnsi" w:cstheme="minorHAnsi"/>
+        </w:rPr>
+      </w:pPr>
+      <w:r>
+        <w:rPr>
+          <w:rFonts w:asciiTheme="minorHAnsi" w:hAnsiTheme="minorHAnsi" w:cstheme="minorHAnsi"/>
+          <w:b/>
+          <w:bCs/>
+          <w:color w:val="1F2937"/>
+          <w:spacing w:val="20"/>
+        </w:rPr>
+        <w:t>ACHIEVEMENTS</w:t>
       </w:r>
     </w:p>
     <w:p>
@@ -499,17 +813,15 @@
           <w:numId w:val="1"/>
         </w:numPr>
         <w:spacing w:after="30"/>
-      </w:pPr>
-      <w:r>
-        <w:t>Automated nightly backup jobs (node-</w:t>
-      </w:r>
-      <w:proofErr w:type="spellStart"/>
-      <w:r>
-        <w:t>cron</w:t>
-      </w:r>
-      <w:proofErr w:type="spellEnd"/>
-      <w:r>
-        <w:t xml:space="preserve"> scheduled tasks integrating with the Google Drive API via a service account) as part of routine infrastructure maintenance.</w:t>
+        <w:rPr>
+          <w:rFonts w:asciiTheme="minorHAnsi" w:hAnsiTheme="minorHAnsi" w:cstheme="minorHAnsi"/>
+        </w:rPr>
+      </w:pPr>
+      <w:r>
+        <w:rPr>
+          <w:rFonts w:asciiTheme="minorHAnsi" w:hAnsiTheme="minorHAnsi" w:cstheme="minorHAnsi"/>
+        </w:rPr>
+        <w:t>Recovered EC2 instance access after an SSH firewall lockout, restoring administrative access without downtime.</w:t>
       </w:r>
     </w:p>
     <w:p>
@@ -520,51 +832,15 @@
           <w:numId w:val="1"/>
         </w:numPr>
         <w:spacing w:after="30"/>
-      </w:pPr>
-      <w:r>
-        <w:t>Wrote basic Bash scripts to support recurring deployment and maintenance tasks.</w:t>
-      </w:r>
-    </w:p>
-    <w:p>
-      <w:pPr>
-        <w:pBdr>
-          <w:bottom w:val="single" w:sz="4" w:space="2" w:color="1F2937"/>
-        </w:pBdr>
-        <w:spacing w:before="90" w:after="40"/>
-      </w:pPr>
-      <w:r>
-        <w:rPr>
-          <w:b/>
-          <w:bCs/>
-          <w:color w:val="1F2937"/>
-          <w:spacing w:val="20"/>
-        </w:rPr>
-        <w:t>PROJECTS</w:t>
-      </w:r>
-    </w:p>
-    <w:p>
-      <w:pPr>
-        <w:tabs>
-          <w:tab w:val="right" w:pos="9360"/>
-        </w:tabs>
-        <w:spacing w:after="20"/>
-      </w:pPr>
-      <w:r>
-        <w:rPr>
-          <w:b/>
-          <w:bCs/>
-          <w:sz w:val="21"/>
-          <w:szCs w:val="21"/>
-        </w:rPr>
-        <w:t>Horizon — Reverse Proxy &amp; Load Balancer (TypeScript, Node.js)</w:t>
-      </w:r>
-      <w:r>
-        <w:rPr>
-          <w:i/>
-          <w:iCs/>
-        </w:rPr>
-        <w:tab/>
-        <w:t>03/2026 – Present</w:t>
+        <w:rPr>
+          <w:rFonts w:asciiTheme="minorHAnsi" w:hAnsiTheme="minorHAnsi" w:cstheme="minorHAnsi"/>
+        </w:rPr>
+      </w:pPr>
+      <w:r>
+        <w:rPr>
+          <w:rFonts w:asciiTheme="minorHAnsi" w:hAnsiTheme="minorHAnsi" w:cstheme="minorHAnsi"/>
+        </w:rPr>
+        <w:t>Solved a production TLS/HTTPS and Nginx misconfiguration affecting health-check reliability.</w:t>
       </w:r>
     </w:p>
     <w:p>
@@ -575,78 +851,15 @@
           <w:numId w:val="1"/>
         </w:numPr>
         <w:spacing w:after="30"/>
-      </w:pPr>
-      <w:r>
-        <w:t xml:space="preserve">Built a reverse proxy/load balancer with round-robin routing, active health checks, automatic failover, and a monitoring endpoint exposing throughput, latency, and backend health. </w:t>
-      </w:r>
-      <w:r>
-        <w:rPr>
-          <w:color w:val="1D4ED8"/>
-          <w:sz w:val="19"/>
-          <w:szCs w:val="19"/>
-        </w:rPr>
-        <w:t>github.com/</w:t>
-      </w:r>
-      <w:proofErr w:type="spellStart"/>
-      <w:r>
-        <w:rPr>
-          <w:color w:val="1D4ED8"/>
-          <w:sz w:val="19"/>
-          <w:szCs w:val="19"/>
-        </w:rPr>
-        <w:t>rohitbytecode</w:t>
-      </w:r>
-      <w:proofErr w:type="spellEnd"/>
-      <w:r>
-        <w:rPr>
-          <w:color w:val="1D4ED8"/>
-          <w:sz w:val="19"/>
-          <w:szCs w:val="19"/>
-        </w:rPr>
-        <w:t>/Horizon</w:t>
-      </w:r>
-    </w:p>
-    <w:p>
-      <w:pPr>
-        <w:tabs>
-          <w:tab w:val="right" w:pos="9360"/>
-        </w:tabs>
-        <w:spacing w:after="20"/>
-      </w:pPr>
-      <w:r>
-        <w:rPr>
-          <w:b/>
-          <w:bCs/>
-          <w:sz w:val="21"/>
-          <w:szCs w:val="21"/>
-        </w:rPr>
-        <w:t>Hospital Management SaaS — Backend Deployment (</w:t>
-      </w:r>
-      <w:r>
-        <w:rPr>
-          <w:b/>
-          <w:bCs/>
-          <w:sz w:val="21"/>
-          <w:szCs w:val="21"/>
-        </w:rPr>
-        <w:t>Java</w:t>
-      </w:r>
-      <w:r>
-        <w:rPr>
-          <w:b/>
-          <w:bCs/>
-          <w:sz w:val="21"/>
-          <w:szCs w:val="21"/>
-        </w:rPr>
-        <w:t>Script, Node.js, MongoDB)</w:t>
-      </w:r>
-      <w:r>
-        <w:rPr>
-          <w:i/>
-          <w:iCs/>
-        </w:rPr>
-        <w:tab/>
-        <w:t>12/2025 – 03/2026</w:t>
+        <w:rPr>
+          <w:rFonts w:asciiTheme="minorHAnsi" w:hAnsiTheme="minorHAnsi" w:cstheme="minorHAnsi"/>
+        </w:rPr>
+      </w:pPr>
+      <w:r>
+        <w:rPr>
+          <w:rFonts w:asciiTheme="minorHAnsi" w:hAnsiTheme="minorHAnsi" w:cstheme="minorHAnsi"/>
+        </w:rPr>
+        <w:t>Diagnosed and resolved a TCP TIME_WAIT socket exhaustion issue in production.</w:t>
       </w:r>
     </w:p>
     <w:p>
@@ -657,35 +870,31 @@
           <w:numId w:val="1"/>
         </w:numPr>
         <w:spacing w:after="30"/>
-      </w:pPr>
-      <w:r>
-        <w:t xml:space="preserve">Developed backend services for a multi-tenant SaaS with retry logic, error handling, and structured logging for fault-tolerant operation. </w:t>
-      </w:r>
-      <w:r>
-        <w:rPr>
-          <w:color w:val="1D4ED8"/>
-          <w:sz w:val="19"/>
-          <w:szCs w:val="19"/>
-        </w:rPr>
-        <w:t>github.com/</w:t>
+        <w:rPr>
+          <w:rFonts w:asciiTheme="minorHAnsi" w:hAnsiTheme="minorHAnsi" w:cstheme="minorHAnsi"/>
+        </w:rPr>
+      </w:pPr>
+      <w:r>
+        <w:rPr>
+          <w:rFonts w:asciiTheme="minorHAnsi" w:hAnsiTheme="minorHAnsi" w:cstheme="minorHAnsi"/>
+        </w:rPr>
+        <w:t>Fixed LAN hostname resolution failures using a runtime IP discovery approach (</w:t>
       </w:r>
       <w:proofErr w:type="spellStart"/>
-      <w:r>
-        <w:rPr>
-          <w:color w:val="1D4ED8"/>
-          <w:sz w:val="19"/>
-          <w:szCs w:val="19"/>
-        </w:rPr>
-        <w:t>rohitbytecode</w:t>
+      <w:proofErr w:type="gramStart"/>
+      <w:r>
+        <w:rPr>
+          <w:rFonts w:asciiTheme="minorHAnsi" w:hAnsiTheme="minorHAnsi" w:cstheme="minorHAnsi"/>
+        </w:rPr>
+        <w:t>os.networkInterfaces</w:t>
       </w:r>
       <w:proofErr w:type="spellEnd"/>
-      <w:r>
-        <w:rPr>
-          <w:color w:val="1D4ED8"/>
-          <w:sz w:val="19"/>
-          <w:szCs w:val="19"/>
-        </w:rPr>
-        <w:t>/HMS-SaaS</w:t>
+      <w:proofErr w:type="gramEnd"/>
+      <w:r>
+        <w:rPr>
+          <w:rFonts w:asciiTheme="minorHAnsi" w:hAnsiTheme="minorHAnsi" w:cstheme="minorHAnsi"/>
+        </w:rPr>
+        <w:t xml:space="preserve">()). </w:t>
       </w:r>
     </w:p>
     <w:p>
@@ -694,23 +903,312 @@
           <w:bottom w:val="single" w:sz="4" w:space="2" w:color="1F2937"/>
         </w:pBdr>
         <w:spacing w:before="90" w:after="40"/>
-      </w:pPr>
-      <w:r>
-        <w:rPr>
+        <w:rPr>
+          <w:rFonts w:asciiTheme="minorHAnsi" w:hAnsiTheme="minorHAnsi" w:cstheme="minorHAnsi"/>
+        </w:rPr>
+      </w:pPr>
+      <w:r>
+        <w:rPr>
+          <w:rFonts w:asciiTheme="minorHAnsi" w:hAnsiTheme="minorHAnsi" w:cstheme="minorHAnsi"/>
           <w:b/>
           <w:bCs/>
           <w:color w:val="1F2937"/>
           <w:spacing w:val="20"/>
         </w:rPr>
+        <w:t xml:space="preserve">OPEN-SOURCE </w:t>
+      </w:r>
+      <w:r>
+        <w:rPr>
+          <w:rFonts w:asciiTheme="minorHAnsi" w:hAnsiTheme="minorHAnsi" w:cstheme="minorHAnsi"/>
+          <w:b/>
+          <w:bCs/>
+          <w:color w:val="1F2937"/>
+          <w:spacing w:val="20"/>
+        </w:rPr>
+        <w:t>PROJECTS</w:t>
+      </w:r>
+    </w:p>
+    <w:p>
+      <w:pPr>
+        <w:tabs>
+          <w:tab w:val="right" w:pos="9360"/>
+        </w:tabs>
+        <w:spacing w:after="20"/>
+        <w:rPr>
+          <w:rFonts w:asciiTheme="minorHAnsi" w:hAnsiTheme="minorHAnsi" w:cstheme="minorHAnsi"/>
+        </w:rPr>
+      </w:pPr>
+      <w:r>
+        <w:rPr>
+          <w:rFonts w:asciiTheme="minorHAnsi" w:hAnsiTheme="minorHAnsi" w:cstheme="minorHAnsi"/>
+          <w:b/>
+          <w:bCs/>
+          <w:sz w:val="21"/>
+          <w:szCs w:val="21"/>
+        </w:rPr>
+        <w:t xml:space="preserve">Horizon </w:t>
+      </w:r>
+      <w:r>
+        <w:rPr>
+          <w:rFonts w:asciiTheme="minorHAnsi" w:hAnsiTheme="minorHAnsi" w:cstheme="minorHAnsi"/>
+          <w:b/>
+          <w:bCs/>
+          <w:sz w:val="21"/>
+          <w:szCs w:val="21"/>
+        </w:rPr>
+        <w:t>-</w:t>
+      </w:r>
+      <w:r>
+        <w:rPr>
+          <w:rFonts w:asciiTheme="minorHAnsi" w:hAnsiTheme="minorHAnsi" w:cstheme="minorHAnsi"/>
+          <w:b/>
+          <w:bCs/>
+          <w:sz w:val="21"/>
+          <w:szCs w:val="21"/>
+        </w:rPr>
+        <w:t xml:space="preserve"> Reverse Proxy &amp; Load Balancer (TypeScript, Node.js)</w:t>
+      </w:r>
+      <w:r>
+        <w:rPr>
+          <w:rFonts w:asciiTheme="minorHAnsi" w:hAnsiTheme="minorHAnsi" w:cstheme="minorHAnsi"/>
+          <w:i/>
+          <w:iCs/>
+        </w:rPr>
+        <w:tab/>
+        <w:t xml:space="preserve">03/2026 </w:t>
+      </w:r>
+      <w:r>
+        <w:rPr>
+          <w:rFonts w:asciiTheme="minorHAnsi" w:hAnsiTheme="minorHAnsi" w:cstheme="minorHAnsi"/>
+          <w:i/>
+          <w:iCs/>
+        </w:rPr>
+        <w:t>-</w:t>
+      </w:r>
+      <w:r>
+        <w:rPr>
+          <w:rFonts w:asciiTheme="minorHAnsi" w:hAnsiTheme="minorHAnsi" w:cstheme="minorHAnsi"/>
+          <w:i/>
+          <w:iCs/>
+        </w:rPr>
+        <w:t xml:space="preserve"> Present</w:t>
+      </w:r>
+    </w:p>
+    <w:p>
+      <w:pPr>
+        <w:pStyle w:val="ListParagraph"/>
+        <w:numPr>
+          <w:ilvl w:val="0"/>
+          <w:numId w:val="1"/>
+        </w:numPr>
+        <w:spacing w:after="30"/>
+        <w:rPr>
+          <w:rFonts w:asciiTheme="minorHAnsi" w:hAnsiTheme="minorHAnsi" w:cstheme="minorHAnsi"/>
+        </w:rPr>
+      </w:pPr>
+      <w:r>
+        <w:rPr>
+          <w:rFonts w:asciiTheme="minorHAnsi" w:hAnsiTheme="minorHAnsi" w:cstheme="minorHAnsi"/>
+        </w:rPr>
+        <w:t xml:space="preserve">Built a reverse proxy/load balancer with round-robin routing, active health checks, automatic failover, and a monitoring endpoint exposing throughput, latency, and backend health. </w:t>
+      </w:r>
+      <w:hyperlink r:id="rId8" w:history="1">
+        <w:r>
+          <w:rPr>
+            <w:rStyle w:val="Hyperlink"/>
+            <w:rFonts w:asciiTheme="minorHAnsi" w:hAnsiTheme="minorHAnsi" w:cstheme="minorHAnsi"/>
+            <w:sz w:val="19"/>
+            <w:szCs w:val="19"/>
+          </w:rPr>
+          <w:t>github.com/</w:t>
+        </w:r>
+        <w:proofErr w:type="spellStart"/>
+        <w:r>
+          <w:rPr>
+            <w:rStyle w:val="Hyperlink"/>
+            <w:rFonts w:asciiTheme="minorHAnsi" w:hAnsiTheme="minorHAnsi" w:cstheme="minorHAnsi"/>
+            <w:sz w:val="19"/>
+            <w:szCs w:val="19"/>
+          </w:rPr>
+          <w:t>r</w:t>
+        </w:r>
+        <w:r>
+          <w:rPr>
+            <w:rStyle w:val="Hyperlink"/>
+            <w:rFonts w:asciiTheme="minorHAnsi" w:hAnsiTheme="minorHAnsi" w:cstheme="minorHAnsi"/>
+            <w:sz w:val="19"/>
+            <w:szCs w:val="19"/>
+          </w:rPr>
+          <w:t>ohitbytecode</w:t>
+        </w:r>
+        <w:proofErr w:type="spellEnd"/>
+        <w:r>
+          <w:rPr>
+            <w:rStyle w:val="Hyperlink"/>
+            <w:rFonts w:asciiTheme="minorHAnsi" w:hAnsiTheme="minorHAnsi" w:cstheme="minorHAnsi"/>
+            <w:sz w:val="19"/>
+            <w:szCs w:val="19"/>
+          </w:rPr>
+          <w:t>/Horizon</w:t>
+        </w:r>
+      </w:hyperlink>
+    </w:p>
+    <w:p>
+      <w:pPr>
+        <w:tabs>
+          <w:tab w:val="right" w:pos="9360"/>
+        </w:tabs>
+        <w:spacing w:after="20"/>
+        <w:rPr>
+          <w:rFonts w:asciiTheme="minorHAnsi" w:hAnsiTheme="minorHAnsi" w:cstheme="minorHAnsi"/>
+        </w:rPr>
+      </w:pPr>
+      <w:r>
+        <w:rPr>
+          <w:rFonts w:asciiTheme="minorHAnsi" w:hAnsiTheme="minorHAnsi" w:cstheme="minorHAnsi"/>
+          <w:b/>
+          <w:bCs/>
+          <w:sz w:val="21"/>
+          <w:szCs w:val="21"/>
+        </w:rPr>
+        <w:t>Hospital Management SaaS — Backend Deployment (</w:t>
+      </w:r>
+      <w:r>
+        <w:rPr>
+          <w:rFonts w:asciiTheme="minorHAnsi" w:hAnsiTheme="minorHAnsi" w:cstheme="minorHAnsi"/>
+          <w:b/>
+          <w:bCs/>
+          <w:sz w:val="21"/>
+          <w:szCs w:val="21"/>
+        </w:rPr>
+        <w:t>Java</w:t>
+      </w:r>
+      <w:r>
+        <w:rPr>
+          <w:rFonts w:asciiTheme="minorHAnsi" w:hAnsiTheme="minorHAnsi" w:cstheme="minorHAnsi"/>
+          <w:b/>
+          <w:bCs/>
+          <w:sz w:val="21"/>
+          <w:szCs w:val="21"/>
+        </w:rPr>
+        <w:t>Script, Node.js, MongoDB)</w:t>
+      </w:r>
+      <w:r>
+        <w:rPr>
+          <w:rFonts w:asciiTheme="minorHAnsi" w:hAnsiTheme="minorHAnsi" w:cstheme="minorHAnsi"/>
+          <w:i/>
+          <w:iCs/>
+        </w:rPr>
+        <w:tab/>
+        <w:t xml:space="preserve">12/2025 </w:t>
+      </w:r>
+      <w:r>
+        <w:rPr>
+          <w:rFonts w:asciiTheme="minorHAnsi" w:hAnsiTheme="minorHAnsi" w:cstheme="minorHAnsi"/>
+          <w:i/>
+          <w:iCs/>
+        </w:rPr>
+        <w:t>-</w:t>
+      </w:r>
+      <w:r>
+        <w:rPr>
+          <w:rFonts w:asciiTheme="minorHAnsi" w:hAnsiTheme="minorHAnsi" w:cstheme="minorHAnsi"/>
+          <w:i/>
+          <w:iCs/>
+        </w:rPr>
+        <w:t xml:space="preserve"> 03/2026</w:t>
+      </w:r>
+    </w:p>
+    <w:p>
+      <w:pPr>
+        <w:pStyle w:val="ListParagraph"/>
+        <w:numPr>
+          <w:ilvl w:val="0"/>
+          <w:numId w:val="1"/>
+        </w:numPr>
+        <w:spacing w:after="30"/>
+        <w:rPr>
+          <w:rFonts w:asciiTheme="minorHAnsi" w:hAnsiTheme="minorHAnsi" w:cstheme="minorHAnsi"/>
+        </w:rPr>
+      </w:pPr>
+      <w:r>
+        <w:rPr>
+          <w:rFonts w:asciiTheme="minorHAnsi" w:hAnsiTheme="minorHAnsi" w:cstheme="minorHAnsi"/>
+        </w:rPr>
+        <w:t xml:space="preserve">Developed backend services for a multi-tenant SaaS with retry logic, error handling, and structured logging for fault-tolerant operation. </w:t>
+      </w:r>
+      <w:hyperlink r:id="rId9" w:history="1">
+        <w:r>
+          <w:rPr>
+            <w:rStyle w:val="Hyperlink"/>
+            <w:rFonts w:asciiTheme="minorHAnsi" w:hAnsiTheme="minorHAnsi" w:cstheme="minorHAnsi"/>
+            <w:sz w:val="19"/>
+            <w:szCs w:val="19"/>
+          </w:rPr>
+          <w:t>github.com/</w:t>
+        </w:r>
+        <w:proofErr w:type="spellStart"/>
+        <w:r>
+          <w:rPr>
+            <w:rStyle w:val="Hyperlink"/>
+            <w:rFonts w:asciiTheme="minorHAnsi" w:hAnsiTheme="minorHAnsi" w:cstheme="minorHAnsi"/>
+            <w:sz w:val="19"/>
+            <w:szCs w:val="19"/>
+          </w:rPr>
+          <w:t>rohitbytecod</w:t>
+        </w:r>
+        <w:r>
+          <w:rPr>
+            <w:rStyle w:val="Hyperlink"/>
+            <w:rFonts w:asciiTheme="minorHAnsi" w:hAnsiTheme="minorHAnsi" w:cstheme="minorHAnsi"/>
+            <w:sz w:val="19"/>
+            <w:szCs w:val="19"/>
+          </w:rPr>
+          <w:t>e</w:t>
+        </w:r>
+        <w:proofErr w:type="spellEnd"/>
+        <w:r>
+          <w:rPr>
+            <w:rStyle w:val="Hyperlink"/>
+            <w:rFonts w:asciiTheme="minorHAnsi" w:hAnsiTheme="minorHAnsi" w:cstheme="minorHAnsi"/>
+            <w:sz w:val="19"/>
+            <w:szCs w:val="19"/>
+          </w:rPr>
+          <w:t>/HMS-SaaS</w:t>
+        </w:r>
+      </w:hyperlink>
+    </w:p>
+    <w:p>
+      <w:pPr>
+        <w:pBdr>
+          <w:bottom w:val="single" w:sz="4" w:space="2" w:color="1F2937"/>
+        </w:pBdr>
+        <w:spacing w:before="90" w:after="40"/>
+        <w:rPr>
+          <w:rFonts w:asciiTheme="minorHAnsi" w:hAnsiTheme="minorHAnsi" w:cstheme="minorHAnsi"/>
+        </w:rPr>
+      </w:pPr>
+      <w:r>
+        <w:rPr>
+          <w:rFonts w:asciiTheme="minorHAnsi" w:hAnsiTheme="minorHAnsi" w:cstheme="minorHAnsi"/>
+          <w:b/>
+          <w:bCs/>
+          <w:color w:val="1F2937"/>
+          <w:spacing w:val="20"/>
+        </w:rPr>
         <w:t>ADDITIONAL TECHNICAL EXPOSURE (SELF-DIRECTED / LAB PROJECTS)</w:t>
       </w:r>
     </w:p>
     <w:p>
       <w:pPr>
         <w:spacing w:after="80"/>
-      </w:pPr>
-      <w:r>
-        <w:rPr>
+        <w:rPr>
+          <w:rFonts w:asciiTheme="minorHAnsi" w:hAnsiTheme="minorHAnsi" w:cstheme="minorHAnsi"/>
+        </w:rPr>
+      </w:pPr>
+      <w:r>
+        <w:rPr>
+          <w:rFonts w:asciiTheme="minorHAnsi" w:hAnsiTheme="minorHAnsi" w:cstheme="minorHAnsi"/>
           <w:i/>
           <w:iCs/>
           <w:color w:val="555555"/>
@@ -721,6 +1219,7 @@
       </w:r>
       <w:r>
         <w:rPr>
+          <w:rFonts w:asciiTheme="minorHAnsi" w:hAnsiTheme="minorHAnsi" w:cstheme="minorHAnsi"/>
           <w:i/>
           <w:iCs/>
           <w:color w:val="555555"/>
@@ -738,8 +1237,14 @@
           <w:numId w:val="1"/>
         </w:numPr>
         <w:spacing w:after="30"/>
-      </w:pPr>
-      <w:r>
+        <w:rPr>
+          <w:rFonts w:asciiTheme="minorHAnsi" w:hAnsiTheme="minorHAnsi" w:cstheme="minorHAnsi"/>
+        </w:rPr>
+      </w:pPr>
+      <w:r>
+        <w:rPr>
+          <w:rFonts w:asciiTheme="minorHAnsi" w:hAnsiTheme="minorHAnsi" w:cstheme="minorHAnsi"/>
+        </w:rPr>
         <w:t>Kubernetes: deployed and managed pods, services, and deployments in a personal lab/learning environment (not yet in production).</w:t>
       </w:r>
     </w:p>
@@ -751,8 +1256,14 @@
           <w:numId w:val="1"/>
         </w:numPr>
         <w:spacing w:after="30"/>
-      </w:pPr>
-      <w:r>
+        <w:rPr>
+          <w:rFonts w:asciiTheme="minorHAnsi" w:hAnsiTheme="minorHAnsi" w:cstheme="minorHAnsi"/>
+        </w:rPr>
+      </w:pPr>
+      <w:r>
+        <w:rPr>
+          <w:rFonts w:asciiTheme="minorHAnsi" w:hAnsiTheme="minorHAnsi" w:cstheme="minorHAnsi"/>
+        </w:rPr>
         <w:t>Jenkins: built and ran CI pipelines in personal projects.</w:t>
       </w:r>
     </w:p>
@@ -764,8 +1275,14 @@
           <w:numId w:val="1"/>
         </w:numPr>
         <w:spacing w:after="30"/>
-      </w:pPr>
-      <w:r>
+        <w:rPr>
+          <w:rFonts w:asciiTheme="minorHAnsi" w:hAnsiTheme="minorHAnsi" w:cstheme="minorHAnsi"/>
+        </w:rPr>
+      </w:pPr>
+      <w:r>
+        <w:rPr>
+          <w:rFonts w:asciiTheme="minorHAnsi" w:hAnsiTheme="minorHAnsi" w:cstheme="minorHAnsi"/>
+        </w:rPr>
         <w:t>GitLab CI/CD: configured pipeline stages for personal repositories.</w:t>
       </w:r>
     </w:p>
@@ -777,8 +1294,14 @@
           <w:numId w:val="1"/>
         </w:numPr>
         <w:spacing w:after="30"/>
-      </w:pPr>
-      <w:r>
+        <w:rPr>
+          <w:rFonts w:asciiTheme="minorHAnsi" w:hAnsiTheme="minorHAnsi" w:cstheme="minorHAnsi"/>
+        </w:rPr>
+      </w:pPr>
+      <w:r>
+        <w:rPr>
+          <w:rFonts w:asciiTheme="minorHAnsi" w:hAnsiTheme="minorHAnsi" w:cstheme="minorHAnsi"/>
+        </w:rPr>
         <w:t>Terraform: wrote basic infrastructure-as-code configurations for personal projects.</w:t>
       </w:r>
     </w:p>
@@ -788,9 +1311,13 @@
           <w:bottom w:val="single" w:sz="4" w:space="2" w:color="1F2937"/>
         </w:pBdr>
         <w:spacing w:before="90" w:after="40"/>
-      </w:pPr>
-      <w:r>
-        <w:rPr>
+        <w:rPr>
+          <w:rFonts w:asciiTheme="minorHAnsi" w:hAnsiTheme="minorHAnsi" w:cstheme="minorHAnsi"/>
+        </w:rPr>
+      </w:pPr>
+      <w:r>
+        <w:rPr>
+          <w:rFonts w:asciiTheme="minorHAnsi" w:hAnsiTheme="minorHAnsi" w:cstheme="minorHAnsi"/>
           <w:b/>
           <w:bCs/>
           <w:color w:val="1F2937"/>
@@ -805,27 +1332,100 @@
           <w:tab w:val="right" w:pos="9360"/>
         </w:tabs>
         <w:spacing w:after="20"/>
-      </w:pPr>
-      <w:r>
-        <w:t>Bachelor of Computer Application (BCA) — Vivekanand College for Advanced Computer &amp; Information Science, Surat, GJ</w:t>
-      </w:r>
-      <w:r>
-        <w:rPr>
+        <w:rPr>
+          <w:rFonts w:asciiTheme="minorHAnsi" w:hAnsiTheme="minorHAnsi" w:cstheme="minorHAnsi"/>
+        </w:rPr>
+      </w:pPr>
+      <w:r>
+        <w:rPr>
+          <w:rFonts w:asciiTheme="minorHAnsi" w:hAnsiTheme="minorHAnsi" w:cstheme="minorHAnsi"/>
+        </w:rPr>
+        <w:t xml:space="preserve">Bachelor of Computer Application (BCA) </w:t>
+      </w:r>
+      <w:r>
+        <w:rPr>
+          <w:rFonts w:asciiTheme="minorHAnsi" w:hAnsiTheme="minorHAnsi" w:cstheme="minorHAnsi"/>
+        </w:rPr>
+        <w:t>-</w:t>
+      </w:r>
+      <w:r>
+        <w:rPr>
+          <w:rFonts w:asciiTheme="minorHAnsi" w:hAnsiTheme="minorHAnsi" w:cstheme="minorHAnsi"/>
+        </w:rPr>
+        <w:t xml:space="preserve"> Vivekanand College for Advanced Computer &amp; Information Science, Surat, GJ</w:t>
+      </w:r>
+      <w:r>
+        <w:rPr>
+          <w:rFonts w:asciiTheme="minorHAnsi" w:hAnsiTheme="minorHAnsi" w:cstheme="minorHAnsi"/>
           <w:i/>
           <w:iCs/>
         </w:rPr>
         <w:tab/>
-        <w:t>2023 – 2026</w:t>
+        <w:t xml:space="preserve">2023 </w:t>
+      </w:r>
+      <w:r>
+        <w:rPr>
+          <w:rFonts w:asciiTheme="minorHAnsi" w:hAnsiTheme="minorHAnsi" w:cstheme="minorHAnsi"/>
+          <w:i/>
+          <w:iCs/>
+        </w:rPr>
+        <w:t>-</w:t>
+      </w:r>
+      <w:r>
+        <w:rPr>
+          <w:rFonts w:asciiTheme="minorHAnsi" w:hAnsiTheme="minorHAnsi" w:cstheme="minorHAnsi"/>
+          <w:i/>
+          <w:iCs/>
+        </w:rPr>
+        <w:t xml:space="preserve"> 2026</w:t>
       </w:r>
     </w:p>
     <w:sectPr>
       <w:pgSz w:w="11906" w:h="16838"/>
-      <w:pgMar w:top="320" w:right="560" w:bottom="320" w:left="560" w:header="708" w:footer="708" w:gutter="0"/>
+      <w:pgMar w:top="144" w:right="562" w:bottom="0" w:left="562" w:header="706" w:footer="706" w:gutter="0"/>
       <w:cols w:space="720"/>
       <w:docGrid w:linePitch="360"/>
     </w:sectPr>
   </w:body>
 </w:document>
+</file>
+
+<file path=word/endnotes.xml><?xml version="1.0" encoding="utf-8"?>
+<w:endnotes xmlns:wpc="http://schemas.microsoft.com/office/word/2010/wordprocessingCanvas" xmlns:cx="http://schemas.microsoft.com/office/drawing/2014/chartex" xmlns:cx1="http://schemas.microsoft.com/office/drawing/2015/9/8/chartex" xmlns:cx2="http://schemas.microsoft.com/office/drawing/2015/10/21/chartex" xmlns:cx3="http://schemas.microsoft.com/office/drawing/2016/5/9/chartex" xmlns:cx4="http://schemas.microsoft.com/office/drawing/2016/5/10/chartex" xmlns:cx5="http://schemas.microsoft.com/office/drawing/2016/5/11/chartex" xmlns:cx6="http://schemas.microsoft.com/office/drawing/2016/5/12/chartex" xmlns:cx7="http://schemas.microsoft.com/office/drawing/2016/5/13/chartex" xmlns:cx8="http://schemas.microsoft.com/office/drawing/2016/5/14/chartex" xmlns:mc="http://schemas.openxmlformats.org/markup-compatibility/2006" xmlns:aink="http://schemas.microsoft.com/office/drawing/2016/ink" xmlns:am3d="http://schemas.microsoft.com/office/drawing/2017/model3d" xmlns:o="urn:schemas-microsoft-com:office:office" xmlns:oel="http://schemas.microsoft.com/office/2019/extlst" xmlns:r="http://schemas.openxmlformats.org/officeDocument/2006/relationships" xmlns:m="http://schemas.openxmlformats.org/officeDocument/2006/math" xmlns:v="urn:schemas-microsoft-com:vml" xmlns:wp14="http://schemas.microsoft.com/office/word/2010/wordprocessingDrawing" xmlns:wp="http://schemas.openxmlformats.org/drawingml/2006/wordprocessingDrawing" xmlns:w10="urn:schemas-microsoft-com:office:word" xmlns:w="http://schemas.openxmlformats.org/wordprocessingml/2006/main" xmlns:w14="http://schemas.microsoft.com/office/word/2010/wordml" xmlns:w15="http://schemas.microsoft.com/office/word/2012/wordml" xmlns:w16cex="http://schemas.microsoft.com/office/word/2018/wordml/cex" xmlns:w16cid="http://schemas.microsoft.com/office/word/2016/wordml/cid" xmlns:w16="http://schemas.microsoft.com/office/word/2018/wordml" xmlns:w16du="http://schemas.microsoft.com/office/word/2023/wordml/word16du" xmlns:w16sdtdh="http://schemas.microsoft.com/office/word/2020/wordml/sdtdatahash" xmlns:w16sdtfl="http://schemas.microsoft.com/office/word/2024/wordml/sdtformatlock" xmlns:w16se="http://schemas.microsoft.com/office/word/2015/wordml/symex" xmlns:wpg="http://schemas.microsoft.com/office/word/2010/wordprocessingGroup" xmlns:wpi="http://schemas.microsoft.com/office/word/2010/wordprocessingInk" xmlns:wne="http://schemas.microsoft.com/office/word/2006/wordml" xmlns:wps="http://schemas.microsoft.com/office/word/2010/wordprocessingShape" mc:Ignorable="w14 w15 w16se w16cid w16 w16cex w16sdtdh w16sdtfl w16du wp14">
+  <w:endnote w:type="separator" w:id="-1">
+    <w:p>
+      <w:r>
+        <w:separator/>
+      </w:r>
+    </w:p>
+  </w:endnote>
+  <w:endnote w:type="continuationSeparator" w:id="0">
+    <w:p>
+      <w:r>
+        <w:continuationSeparator/>
+      </w:r>
+    </w:p>
+  </w:endnote>
+</w:endnotes>
+</file>
+
+<file path=word/footnotes.xml><?xml version="1.0" encoding="utf-8"?>
+<w:footnotes xmlns:wpc="http://schemas.microsoft.com/office/word/2010/wordprocessingCanvas" xmlns:cx="http://schemas.microsoft.com/office/drawing/2014/chartex" xmlns:cx1="http://schemas.microsoft.com/office/drawing/2015/9/8/chartex" xmlns:cx2="http://schemas.microsoft.com/office/drawing/2015/10/21/chartex" xmlns:cx3="http://schemas.microsoft.com/office/drawing/2016/5/9/chartex" xmlns:cx4="http://schemas.microsoft.com/office/drawing/2016/5/10/chartex" xmlns:cx5="http://schemas.microsoft.com/office/drawing/2016/5/11/chartex" xmlns:cx6="http://schemas.microsoft.com/office/drawing/2016/5/12/chartex" xmlns:cx7="http://schemas.microsoft.com/office/drawing/2016/5/13/chartex" xmlns:cx8="http://schemas.microsoft.com/office/drawing/2016/5/14/chartex" xmlns:mc="http://schemas.openxmlformats.org/markup-compatibility/2006" xmlns:aink="http://schemas.microsoft.com/office/drawing/2016/ink" xmlns:am3d="http://schemas.microsoft.com/office/drawing/2017/model3d" xmlns:o="urn:schemas-microsoft-com:office:office" xmlns:oel="http://schemas.microsoft.com/office/2019/extlst" xmlns:r="http://schemas.openxmlformats.org/officeDocument/2006/relationships" xmlns:m="http://schemas.openxmlformats.org/officeDocument/2006/math" xmlns:v="urn:schemas-microsoft-com:vml" xmlns:wp14="http://schemas.microsoft.com/office/word/2010/wordprocessingDrawing" xmlns:wp="http://schemas.openxmlformats.org/drawingml/2006/wordprocessingDrawing" xmlns:w10="urn:schemas-microsoft-com:office:word" xmlns:w="http://schemas.openxmlformats.org/wordprocessingml/2006/main" xmlns:w14="http://schemas.microsoft.com/office/word/2010/wordml" xmlns:w15="http://schemas.microsoft.com/office/word/2012/wordml" xmlns:w16cex="http://schemas.microsoft.com/office/word/2018/wordml/cex" xmlns:w16cid="http://schemas.microsoft.com/office/word/2016/wordml/cid" xmlns:w16="http://schemas.microsoft.com/office/word/2018/wordml" xmlns:w16du="http://schemas.microsoft.com/office/word/2023/wordml/word16du" xmlns:w16sdtdh="http://schemas.microsoft.com/office/word/2020/wordml/sdtdatahash" xmlns:w16sdtfl="http://schemas.microsoft.com/office/word/2024/wordml/sdtformatlock" xmlns:w16se="http://schemas.microsoft.com/office/word/2015/wordml/symex" xmlns:wpg="http://schemas.microsoft.com/office/word/2010/wordprocessingGroup" xmlns:wpi="http://schemas.microsoft.com/office/word/2010/wordprocessingInk" xmlns:wne="http://schemas.microsoft.com/office/word/2006/wordml" xmlns:wps="http://schemas.microsoft.com/office/word/2010/wordprocessingShape" mc:Ignorable="w14 w15 w16se w16cid w16 w16cex w16sdtdh w16sdtfl w16du wp14">
+  <w:footnote w:type="separator" w:id="-1">
+    <w:p>
+      <w:r>
+        <w:separator/>
+      </w:r>
+    </w:p>
+  </w:footnote>
+  <w:footnote w:type="continuationSeparator" w:id="0">
+    <w:p>
+      <w:r>
+        <w:continuationSeparator/>
+      </w:r>
+    </w:p>
+  </w:footnote>
+</w:footnotes>
 </file>
 
 <file path=word/numbering.xml><?xml version="1.0" encoding="utf-8"?>
@@ -1317,6 +1917,7 @@
   <w:style w:type="paragraph" w:default="1" w:styleId="Normal">
     <w:name w:val="Normal"/>
     <w:qFormat/>
+    <w:rsid w:val="00AC7933"/>
   </w:style>
   <w:style w:type="paragraph" w:styleId="Heading1">
     <w:name w:val="heading 1"/>
@@ -1405,7 +2006,6 @@
   <w:style w:type="character" w:default="1" w:styleId="DefaultParagraphFont">
     <w:name w:val="Default Paragraph Font"/>
     <w:uiPriority w:val="1"/>
-    <w:semiHidden/>
     <w:unhideWhenUsed/>
   </w:style>
   <w:style w:type="table" w:default="1" w:styleId="TableNormal">
@@ -1511,6 +2111,72 @@
     <w:rPr>
       <w:sz w:val="20"/>
       <w:szCs w:val="20"/>
+    </w:rPr>
+  </w:style>
+  <w:style w:type="paragraph" w:styleId="Header">
+    <w:name w:val="header"/>
+    <w:basedOn w:val="Normal"/>
+    <w:link w:val="HeaderChar"/>
+    <w:uiPriority w:val="99"/>
+    <w:unhideWhenUsed/>
+    <w:rsid w:val="00D962E5"/>
+    <w:pPr>
+      <w:tabs>
+        <w:tab w:val="center" w:pos="4513"/>
+        <w:tab w:val="right" w:pos="9026"/>
+      </w:tabs>
+    </w:pPr>
+  </w:style>
+  <w:style w:type="character" w:customStyle="1" w:styleId="HeaderChar">
+    <w:name w:val="Header Char"/>
+    <w:basedOn w:val="DefaultParagraphFont"/>
+    <w:link w:val="Header"/>
+    <w:uiPriority w:val="99"/>
+    <w:rsid w:val="00D962E5"/>
+  </w:style>
+  <w:style w:type="paragraph" w:styleId="Footer">
+    <w:name w:val="footer"/>
+    <w:basedOn w:val="Normal"/>
+    <w:link w:val="FooterChar"/>
+    <w:uiPriority w:val="99"/>
+    <w:unhideWhenUsed/>
+    <w:rsid w:val="00D962E5"/>
+    <w:pPr>
+      <w:tabs>
+        <w:tab w:val="center" w:pos="4513"/>
+        <w:tab w:val="right" w:pos="9026"/>
+      </w:tabs>
+    </w:pPr>
+  </w:style>
+  <w:style w:type="character" w:customStyle="1" w:styleId="FooterChar">
+    <w:name w:val="Footer Char"/>
+    <w:basedOn w:val="DefaultParagraphFont"/>
+    <w:link w:val="Footer"/>
+    <w:uiPriority w:val="99"/>
+    <w:rsid w:val="00D962E5"/>
+  </w:style>
+  <w:style w:type="character" w:styleId="UnresolvedMention">
+    <w:name w:val="Unresolved Mention"/>
+    <w:basedOn w:val="DefaultParagraphFont"/>
+    <w:uiPriority w:val="99"/>
+    <w:semiHidden/>
+    <w:unhideWhenUsed/>
+    <w:rsid w:val="00D962E5"/>
+    <w:rPr>
+      <w:color w:val="605E5C"/>
+      <w:shd w:val="clear" w:color="auto" w:fill="E1DFDD"/>
+    </w:rPr>
+  </w:style>
+  <w:style w:type="character" w:styleId="FollowedHyperlink">
+    <w:name w:val="FollowedHyperlink"/>
+    <w:basedOn w:val="DefaultParagraphFont"/>
+    <w:uiPriority w:val="99"/>
+    <w:semiHidden/>
+    <w:unhideWhenUsed/>
+    <w:rsid w:val="00D962E5"/>
+    <w:rPr>
+      <w:color w:val="954F72" w:themeColor="followedHyperlink"/>
+      <w:u w:val="single"/>
     </w:rPr>
   </w:style>
 </w:styles>

--- a/public/Rohit_More_Resume_DevOps.docx
+++ b/public/Rohit_More_Resume_DevOps.docx
@@ -43,23 +43,7 @@
           <w:sz w:val="18"/>
           <w:szCs w:val="18"/>
         </w:rPr>
-        <w:t xml:space="preserve">DevOps Engineer | AWS • Docker • CI/CD • Linux | Production Infrastructure &amp; </w:t>
-      </w:r>
-      <w:r>
-        <w:rPr>
-          <w:rFonts w:asciiTheme="minorHAnsi" w:hAnsiTheme="minorHAnsi" w:cstheme="minorHAnsi"/>
-          <w:sz w:val="18"/>
-          <w:szCs w:val="18"/>
-        </w:rPr>
-        <w:t>Open-Source</w:t>
-      </w:r>
-      <w:r>
-        <w:rPr>
-          <w:rFonts w:asciiTheme="minorHAnsi" w:hAnsiTheme="minorHAnsi" w:cstheme="minorHAnsi"/>
-          <w:sz w:val="18"/>
-          <w:szCs w:val="18"/>
-        </w:rPr>
-        <w:t xml:space="preserve"> Networking Projects</w:t>
+        <w:t>DevOps Engineer | AWS • Docker • CI/CD • Linux | Production Infrastructure &amp; Open-Source Networking Projects</w:t>
       </w:r>
     </w:p>
     <w:p>
@@ -113,7 +97,7 @@
             <w:sz w:val="19"/>
             <w:szCs w:val="19"/>
           </w:rPr>
-          <w:t>github.co</w:t>
+          <w:t>github.com</w:t>
         </w:r>
         <w:r>
           <w:rPr>
@@ -122,28 +106,8 @@
             <w:sz w:val="19"/>
             <w:szCs w:val="19"/>
           </w:rPr>
-          <w:t>m</w:t>
+          <w:t>/rohitbytecode</w:t>
         </w:r>
-        <w:r>
-          <w:rPr>
-            <w:rStyle w:val="Hyperlink"/>
-            <w:rFonts w:asciiTheme="minorHAnsi" w:hAnsiTheme="minorHAnsi" w:cstheme="minorHAnsi"/>
-            <w:sz w:val="19"/>
-            <w:szCs w:val="19"/>
-          </w:rPr>
-          <w:t>/</w:t>
-        </w:r>
-        <w:proofErr w:type="spellStart"/>
-        <w:r>
-          <w:rPr>
-            <w:rStyle w:val="Hyperlink"/>
-            <w:rFonts w:asciiTheme="minorHAnsi" w:hAnsiTheme="minorHAnsi" w:cstheme="minorHAnsi"/>
-            <w:sz w:val="19"/>
-            <w:szCs w:val="19"/>
-          </w:rPr>
-          <w:t>rohitbytecode</w:t>
-        </w:r>
-        <w:proofErr w:type="spellEnd"/>
       </w:hyperlink>
     </w:p>
     <w:p>
@@ -178,7 +142,13 @@
         <w:rPr>
           <w:rFonts w:asciiTheme="minorHAnsi" w:hAnsiTheme="minorHAnsi" w:cstheme="minorHAnsi"/>
         </w:rPr>
-        <w:t xml:space="preserve">Software Engineer with 2+ years of hands-on experience deploying, monitoring, and maintaining production infrastructure for a healthcare SaaS platform. Responsible for the full deployment lifecycle on AWS </w:t>
+        <w:t xml:space="preserve">DevOps Engineer </w:t>
+      </w:r>
+      <w:r>
+        <w:rPr>
+          <w:rFonts w:asciiTheme="minorHAnsi" w:hAnsiTheme="minorHAnsi" w:cstheme="minorHAnsi"/>
+        </w:rPr>
+        <w:t xml:space="preserve">with 2+ years of hands-on experience deploying, monitoring, and maintaining production infrastructure for a healthcare SaaS platform. Responsible for the full deployment lifecycle on AWS </w:t>
       </w:r>
       <w:r>
         <w:rPr>
@@ -190,21 +160,7 @@
         <w:rPr>
           <w:rFonts w:asciiTheme="minorHAnsi" w:hAnsiTheme="minorHAnsi" w:cstheme="minorHAnsi"/>
         </w:rPr>
-        <w:t xml:space="preserve"> EC2 provisioning, IAM and Security Group configuration, Nginx reverse proxy/HTTPS setup, PM2 process management, and CI/CD pipelines via GitHub Actions. Experienced diagnosing infrastructure and networking issues (LAN connectivity, port exhaustion, TLS misconfiguration) in live production environments, and building observability stacks with Prometheus, </w:t>
-      </w:r>
-      <w:proofErr w:type="spellStart"/>
-      <w:r>
-        <w:rPr>
-          <w:rFonts w:asciiTheme="minorHAnsi" w:hAnsiTheme="minorHAnsi" w:cstheme="minorHAnsi"/>
-        </w:rPr>
-        <w:t>OpenTelemetry</w:t>
-      </w:r>
-      <w:proofErr w:type="spellEnd"/>
-      <w:r>
-        <w:rPr>
-          <w:rFonts w:asciiTheme="minorHAnsi" w:hAnsiTheme="minorHAnsi" w:cstheme="minorHAnsi"/>
-        </w:rPr>
-        <w:t>, and structured logging. Self-directed learner actively building practical experience with Kubernetes, Jenkins, GitLab CI/CD, and Terraform.</w:t>
+        <w:t xml:space="preserve"> EC2 provisioning, IAM and Security Group configuration, Nginx reverse proxy/HTTPS setup, PM2 process management, and CI/CD pipelines via GitHub Actions. Experienced diagnosing infrastructure and networking issues (LAN connectivity, port exhaustion, TLS misconfiguration) in live production environments, and building observability stacks with Prometheus, OpenTelemetry, and structured logging. Self-directed learner actively building practical experience with Kubernetes, Jenkins, GitLab CI/CD, and Terraform.</w:t>
       </w:r>
     </w:p>
     <w:p>
@@ -247,7 +203,13 @@
         <w:rPr>
           <w:rFonts w:asciiTheme="minorHAnsi" w:hAnsiTheme="minorHAnsi" w:cstheme="minorHAnsi"/>
         </w:rPr>
-        <w:t>Linux (Ubuntu), Windows Server</w:t>
+        <w:t>Linux (Ubuntu)</w:t>
+      </w:r>
+      <w:r>
+        <w:rPr>
+          <w:rFonts w:asciiTheme="minorHAnsi" w:hAnsiTheme="minorHAnsi" w:cstheme="minorHAnsi"/>
+        </w:rPr>
+        <w:t xml:space="preserve"> Server</w:t>
       </w:r>
     </w:p>
     <w:p>
@@ -351,25 +313,7 @@
           <w:b/>
           <w:bCs/>
         </w:rPr>
-        <w:t xml:space="preserve">Web/Proxy &amp; Process </w:t>
-      </w:r>
-      <w:proofErr w:type="spellStart"/>
-      <w:r>
-        <w:rPr>
-          <w:rFonts w:asciiTheme="minorHAnsi" w:hAnsiTheme="minorHAnsi" w:cstheme="minorHAnsi"/>
-          <w:b/>
-          <w:bCs/>
-        </w:rPr>
-        <w:t>Mgmt</w:t>
-      </w:r>
-      <w:proofErr w:type="spellEnd"/>
-      <w:r>
-        <w:rPr>
-          <w:rFonts w:asciiTheme="minorHAnsi" w:hAnsiTheme="minorHAnsi" w:cstheme="minorHAnsi"/>
-          <w:b/>
-          <w:bCs/>
-        </w:rPr>
-        <w:t xml:space="preserve">: </w:t>
+        <w:t xml:space="preserve">Web/Proxy &amp; Process Mgmt: </w:t>
       </w:r>
       <w:r>
         <w:rPr>
@@ -409,21 +353,7 @@
         <w:rPr>
           <w:rFonts w:asciiTheme="minorHAnsi" w:hAnsiTheme="minorHAnsi" w:cstheme="minorHAnsi"/>
         </w:rPr>
-        <w:t xml:space="preserve">LAN configuration &amp; troubleshooting, </w:t>
-      </w:r>
-      <w:proofErr w:type="spellStart"/>
-      <w:r>
-        <w:rPr>
-          <w:rFonts w:asciiTheme="minorHAnsi" w:hAnsiTheme="minorHAnsi" w:cstheme="minorHAnsi"/>
-        </w:rPr>
-        <w:t>mDNS</w:t>
-      </w:r>
-      <w:proofErr w:type="spellEnd"/>
-      <w:r>
-        <w:rPr>
-          <w:rFonts w:asciiTheme="minorHAnsi" w:hAnsiTheme="minorHAnsi" w:cstheme="minorHAnsi"/>
-        </w:rPr>
-        <w:t>/hostname resolution, TCP/port management, HTTPS/TLS, DNS fundamentals</w:t>
+        <w:t>LAN configuration &amp; troubleshooting, mDNS/hostname resolution, TCP/port management, HTTPS/TLS, DNS fundamentals</w:t>
       </w:r>
     </w:p>
     <w:p>
@@ -445,21 +375,7 @@
         <w:rPr>
           <w:rFonts w:asciiTheme="minorHAnsi" w:hAnsiTheme="minorHAnsi" w:cstheme="minorHAnsi"/>
         </w:rPr>
-        <w:t xml:space="preserve">Prometheus, </w:t>
-      </w:r>
-      <w:proofErr w:type="spellStart"/>
-      <w:r>
-        <w:rPr>
-          <w:rFonts w:asciiTheme="minorHAnsi" w:hAnsiTheme="minorHAnsi" w:cstheme="minorHAnsi"/>
-        </w:rPr>
-        <w:t>OpenTelemetry</w:t>
-      </w:r>
-      <w:proofErr w:type="spellEnd"/>
-      <w:r>
-        <w:rPr>
-          <w:rFonts w:asciiTheme="minorHAnsi" w:hAnsiTheme="minorHAnsi" w:cstheme="minorHAnsi"/>
-        </w:rPr>
-        <w:t>, Pino (structured logging)</w:t>
+        <w:t>Prometheus, OpenTelemetry, Pino (structured logging)</w:t>
       </w:r>
     </w:p>
     <w:p>
@@ -703,21 +619,7 @@
         <w:rPr>
           <w:rFonts w:asciiTheme="minorHAnsi" w:hAnsiTheme="minorHAnsi" w:cstheme="minorHAnsi"/>
         </w:rPr>
-        <w:t xml:space="preserve"> Prometheus metrics, </w:t>
-      </w:r>
-      <w:proofErr w:type="spellStart"/>
-      <w:r>
-        <w:rPr>
-          <w:rFonts w:asciiTheme="minorHAnsi" w:hAnsiTheme="minorHAnsi" w:cstheme="minorHAnsi"/>
-        </w:rPr>
-        <w:t>OpenTelemetry</w:t>
-      </w:r>
-      <w:proofErr w:type="spellEnd"/>
-      <w:r>
-        <w:rPr>
-          <w:rFonts w:asciiTheme="minorHAnsi" w:hAnsiTheme="minorHAnsi" w:cstheme="minorHAnsi"/>
-        </w:rPr>
-        <w:t xml:space="preserve"> tracing, and Pino structured logging </w:t>
+        <w:t xml:space="preserve"> Prometheus metrics, OpenTelemetry tracing, and Pino structured logging </w:t>
       </w:r>
       <w:r>
         <w:rPr>
@@ -748,21 +650,7 @@
         <w:rPr>
           <w:rFonts w:asciiTheme="minorHAnsi" w:hAnsiTheme="minorHAnsi" w:cstheme="minorHAnsi"/>
         </w:rPr>
-        <w:t>Automated nightly backup jobs (node-</w:t>
-      </w:r>
-      <w:proofErr w:type="spellStart"/>
-      <w:r>
-        <w:rPr>
-          <w:rFonts w:asciiTheme="minorHAnsi" w:hAnsiTheme="minorHAnsi" w:cstheme="minorHAnsi"/>
-        </w:rPr>
-        <w:t>cron</w:t>
-      </w:r>
-      <w:proofErr w:type="spellEnd"/>
-      <w:r>
-        <w:rPr>
-          <w:rFonts w:asciiTheme="minorHAnsi" w:hAnsiTheme="minorHAnsi" w:cstheme="minorHAnsi"/>
-        </w:rPr>
-        <w:t xml:space="preserve"> scheduled tasks integrating with the Google Drive API via a service account) as part of routine infrastructure maintenance.</w:t>
+        <w:t>Automated nightly backup jobs (node-cron scheduled tasks integrating with the Google Drive API via a service account) as part of routine infrastructure maintenance.</w:t>
       </w:r>
     </w:p>
     <w:p>
@@ -792,17 +680,31 @@
         <w:spacing w:before="90" w:after="40"/>
         <w:rPr>
           <w:rFonts w:asciiTheme="minorHAnsi" w:hAnsiTheme="minorHAnsi" w:cstheme="minorHAnsi"/>
-        </w:rPr>
-      </w:pPr>
-      <w:r>
-        <w:rPr>
-          <w:rFonts w:asciiTheme="minorHAnsi" w:hAnsiTheme="minorHAnsi" w:cstheme="minorHAnsi"/>
           <w:b/>
           <w:bCs/>
           <w:color w:val="1F2937"/>
           <w:spacing w:val="20"/>
         </w:rPr>
-        <w:t>ACHIEVEMENTS</w:t>
+      </w:pPr>
+      <w:r>
+        <w:rPr>
+          <w:rFonts w:asciiTheme="minorHAnsi" w:hAnsiTheme="minorHAnsi" w:cstheme="minorHAnsi"/>
+          <w:b/>
+          <w:bCs/>
+          <w:color w:val="1F2937"/>
+          <w:spacing w:val="20"/>
+        </w:rPr>
+        <w:t xml:space="preserve">ENGINEERING </w:t>
+      </w:r>
+      <w:r>
+        <w:rPr>
+          <w:rFonts w:asciiTheme="minorHAnsi" w:hAnsiTheme="minorHAnsi" w:cstheme="minorHAnsi"/>
+          <w:b/>
+          <w:bCs/>
+          <w:color w:val="1F2937"/>
+          <w:spacing w:val="20"/>
+        </w:rPr>
+        <w:t>HIGHLIGHTS</w:t>
       </w:r>
     </w:p>
     <w:p>
@@ -821,7 +723,13 @@
         <w:rPr>
           <w:rFonts w:asciiTheme="minorHAnsi" w:hAnsiTheme="minorHAnsi" w:cstheme="minorHAnsi"/>
         </w:rPr>
-        <w:t>Recovered EC2 instance access after an SSH firewall lockout, restoring administrative access without downtime.</w:t>
+        <w:t>Recovered EC2 in</w:t>
+      </w:r>
+      <w:r>
+        <w:rPr>
+          <w:rFonts w:asciiTheme="minorHAnsi" w:hAnsiTheme="minorHAnsi" w:cstheme="minorHAnsi"/>
+        </w:rPr>
+        <w:t>stance access after an SSH firewall lockout.</w:t>
       </w:r>
     </w:p>
     <w:p>
@@ -878,23 +786,7 @@
         <w:rPr>
           <w:rFonts w:asciiTheme="minorHAnsi" w:hAnsiTheme="minorHAnsi" w:cstheme="minorHAnsi"/>
         </w:rPr>
-        <w:t>Fixed LAN hostname resolution failures using a runtime IP discovery approach (</w:t>
-      </w:r>
-      <w:proofErr w:type="spellStart"/>
-      <w:proofErr w:type="gramStart"/>
-      <w:r>
-        <w:rPr>
-          <w:rFonts w:asciiTheme="minorHAnsi" w:hAnsiTheme="minorHAnsi" w:cstheme="minorHAnsi"/>
-        </w:rPr>
-        <w:t>os.networkInterfaces</w:t>
-      </w:r>
-      <w:proofErr w:type="spellEnd"/>
-      <w:proofErr w:type="gramEnd"/>
-      <w:r>
-        <w:rPr>
-          <w:rFonts w:asciiTheme="minorHAnsi" w:hAnsiTheme="minorHAnsi" w:cstheme="minorHAnsi"/>
-        </w:rPr>
-        <w:t xml:space="preserve">()). </w:t>
+        <w:t xml:space="preserve">Fixed LAN hostname resolution failures using a runtime IP discovery approach (os.networkInterfaces()). </w:t>
       </w:r>
     </w:p>
     <w:p>
@@ -1020,36 +912,7 @@
             <w:sz w:val="19"/>
             <w:szCs w:val="19"/>
           </w:rPr>
-          <w:t>github.com/</w:t>
-        </w:r>
-        <w:proofErr w:type="spellStart"/>
-        <w:r>
-          <w:rPr>
-            <w:rStyle w:val="Hyperlink"/>
-            <w:rFonts w:asciiTheme="minorHAnsi" w:hAnsiTheme="minorHAnsi" w:cstheme="minorHAnsi"/>
-            <w:sz w:val="19"/>
-            <w:szCs w:val="19"/>
-          </w:rPr>
-          <w:t>r</w:t>
-        </w:r>
-        <w:r>
-          <w:rPr>
-            <w:rStyle w:val="Hyperlink"/>
-            <w:rFonts w:asciiTheme="minorHAnsi" w:hAnsiTheme="minorHAnsi" w:cstheme="minorHAnsi"/>
-            <w:sz w:val="19"/>
-            <w:szCs w:val="19"/>
-          </w:rPr>
-          <w:t>ohitbytecode</w:t>
-        </w:r>
-        <w:proofErr w:type="spellEnd"/>
-        <w:r>
-          <w:rPr>
-            <w:rStyle w:val="Hyperlink"/>
-            <w:rFonts w:asciiTheme="minorHAnsi" w:hAnsiTheme="minorHAnsi" w:cstheme="minorHAnsi"/>
-            <w:sz w:val="19"/>
-            <w:szCs w:val="19"/>
-          </w:rPr>
-          <w:t>/Horizon</w:t>
+          <w:t>github.com/rohitbytecode/Horizon</w:t>
         </w:r>
       </w:hyperlink>
     </w:p>
@@ -1145,36 +1008,7 @@
             <w:sz w:val="19"/>
             <w:szCs w:val="19"/>
           </w:rPr>
-          <w:t>github.com/</w:t>
-        </w:r>
-        <w:proofErr w:type="spellStart"/>
-        <w:r>
-          <w:rPr>
-            <w:rStyle w:val="Hyperlink"/>
-            <w:rFonts w:asciiTheme="minorHAnsi" w:hAnsiTheme="minorHAnsi" w:cstheme="minorHAnsi"/>
-            <w:sz w:val="19"/>
-            <w:szCs w:val="19"/>
-          </w:rPr>
-          <w:t>rohitbytecod</w:t>
-        </w:r>
-        <w:r>
-          <w:rPr>
-            <w:rStyle w:val="Hyperlink"/>
-            <w:rFonts w:asciiTheme="minorHAnsi" w:hAnsiTheme="minorHAnsi" w:cstheme="minorHAnsi"/>
-            <w:sz w:val="19"/>
-            <w:szCs w:val="19"/>
-          </w:rPr>
-          <w:t>e</w:t>
-        </w:r>
-        <w:proofErr w:type="spellEnd"/>
-        <w:r>
-          <w:rPr>
-            <w:rStyle w:val="Hyperlink"/>
-            <w:rFonts w:asciiTheme="minorHAnsi" w:hAnsiTheme="minorHAnsi" w:cstheme="minorHAnsi"/>
-            <w:sz w:val="19"/>
-            <w:szCs w:val="19"/>
-          </w:rPr>
-          <w:t>/HMS-SaaS</w:t>
+          <w:t>github.com/rohitbytecode/HMS-SaaS</w:t>
         </w:r>
       </w:hyperlink>
     </w:p>
@@ -2006,6 +1840,7 @@
   <w:style w:type="character" w:default="1" w:styleId="DefaultParagraphFont">
     <w:name w:val="Default Paragraph Font"/>
     <w:uiPriority w:val="1"/>
+    <w:semiHidden/>
     <w:unhideWhenUsed/>
   </w:style>
   <w:style w:type="table" w:default="1" w:styleId="TableNormal">
@@ -2177,6 +2012,18 @@
     <w:rPr>
       <w:color w:val="954F72" w:themeColor="followedHyperlink"/>
       <w:u w:val="single"/>
+    </w:rPr>
+  </w:style>
+  <w:style w:type="paragraph" w:styleId="NormalWeb">
+    <w:name w:val="Normal (Web)"/>
+    <w:basedOn w:val="Normal"/>
+    <w:uiPriority w:val="99"/>
+    <w:semiHidden/>
+    <w:unhideWhenUsed/>
+    <w:rsid w:val="00812C75"/>
+    <w:rPr>
+      <w:sz w:val="24"/>
+      <w:szCs w:val="24"/>
     </w:rPr>
   </w:style>
 </w:styles>

--- a/public/Rohit_More_Resume_DevOps.docx
+++ b/public/Rohit_More_Resume_DevOps.docx
@@ -106,8 +106,19 @@
             <w:sz w:val="19"/>
             <w:szCs w:val="19"/>
           </w:rPr>
-          <w:t>/rohitbytecode</w:t>
+          <w:t>/</w:t>
         </w:r>
+        <w:proofErr w:type="spellStart"/>
+        <w:r>
+          <w:rPr>
+            <w:rStyle w:val="Hyperlink"/>
+            <w:rFonts w:asciiTheme="minorHAnsi" w:hAnsiTheme="minorHAnsi" w:cstheme="minorHAnsi"/>
+            <w:sz w:val="19"/>
+            <w:szCs w:val="19"/>
+          </w:rPr>
+          <w:t>rohitbytecode</w:t>
+        </w:r>
+        <w:proofErr w:type="spellEnd"/>
       </w:hyperlink>
     </w:p>
     <w:p>
@@ -160,7 +171,21 @@
         <w:rPr>
           <w:rFonts w:asciiTheme="minorHAnsi" w:hAnsiTheme="minorHAnsi" w:cstheme="minorHAnsi"/>
         </w:rPr>
-        <w:t xml:space="preserve"> EC2 provisioning, IAM and Security Group configuration, Nginx reverse proxy/HTTPS setup, PM2 process management, and CI/CD pipelines via GitHub Actions. Experienced diagnosing infrastructure and networking issues (LAN connectivity, port exhaustion, TLS misconfiguration) in live production environments, and building observability stacks with Prometheus, OpenTelemetry, and structured logging. Self-directed learner actively building practical experience with Kubernetes, Jenkins, GitLab CI/CD, and Terraform.</w:t>
+        <w:t xml:space="preserve"> EC2 provisioning, IAM and Security Group configuration, Nginx reverse proxy/HTTPS setup, PM2 process management, and CI/CD pipelines via GitHub Actions. Experienced diagnosing infrastructure and networking issues (LAN connectivity, port exhaustion, TLS misconfiguration) in live production environments, and building observability stacks with Prometheus, </w:t>
+      </w:r>
+      <w:proofErr w:type="spellStart"/>
+      <w:r>
+        <w:rPr>
+          <w:rFonts w:asciiTheme="minorHAnsi" w:hAnsiTheme="minorHAnsi" w:cstheme="minorHAnsi"/>
+        </w:rPr>
+        <w:t>OpenTelemetry</w:t>
+      </w:r>
+      <w:proofErr w:type="spellEnd"/>
+      <w:r>
+        <w:rPr>
+          <w:rFonts w:asciiTheme="minorHAnsi" w:hAnsiTheme="minorHAnsi" w:cstheme="minorHAnsi"/>
+        </w:rPr>
+        <w:t>, and structured logging. Self-directed learner actively building practical experience with Kubernetes, Jenkins, GitLab CI/CD, and Terraform.</w:t>
       </w:r>
     </w:p>
     <w:p>
@@ -313,7 +338,25 @@
           <w:b/>
           <w:bCs/>
         </w:rPr>
-        <w:t xml:space="preserve">Web/Proxy &amp; Process Mgmt: </w:t>
+        <w:t xml:space="preserve">Web/Proxy &amp; Process </w:t>
+      </w:r>
+      <w:proofErr w:type="spellStart"/>
+      <w:r>
+        <w:rPr>
+          <w:rFonts w:asciiTheme="minorHAnsi" w:hAnsiTheme="minorHAnsi" w:cstheme="minorHAnsi"/>
+          <w:b/>
+          <w:bCs/>
+        </w:rPr>
+        <w:t>Mgmt</w:t>
+      </w:r>
+      <w:proofErr w:type="spellEnd"/>
+      <w:r>
+        <w:rPr>
+          <w:rFonts w:asciiTheme="minorHAnsi" w:hAnsiTheme="minorHAnsi" w:cstheme="minorHAnsi"/>
+          <w:b/>
+          <w:bCs/>
+        </w:rPr>
+        <w:t xml:space="preserve">: </w:t>
       </w:r>
       <w:r>
         <w:rPr>
@@ -353,7 +396,21 @@
         <w:rPr>
           <w:rFonts w:asciiTheme="minorHAnsi" w:hAnsiTheme="minorHAnsi" w:cstheme="minorHAnsi"/>
         </w:rPr>
-        <w:t>LAN configuration &amp; troubleshooting, mDNS/hostname resolution, TCP/port management, HTTPS/TLS, DNS fundamentals</w:t>
+        <w:t xml:space="preserve">LAN configuration &amp; troubleshooting, </w:t>
+      </w:r>
+      <w:proofErr w:type="spellStart"/>
+      <w:r>
+        <w:rPr>
+          <w:rFonts w:asciiTheme="minorHAnsi" w:hAnsiTheme="minorHAnsi" w:cstheme="minorHAnsi"/>
+        </w:rPr>
+        <w:t>mDNS</w:t>
+      </w:r>
+      <w:proofErr w:type="spellEnd"/>
+      <w:r>
+        <w:rPr>
+          <w:rFonts w:asciiTheme="minorHAnsi" w:hAnsiTheme="minorHAnsi" w:cstheme="minorHAnsi"/>
+        </w:rPr>
+        <w:t>/hostname resolution, TCP/port management, HTTPS/TLS, DNS fundamentals</w:t>
       </w:r>
     </w:p>
     <w:p>
@@ -375,7 +432,33 @@
         <w:rPr>
           <w:rFonts w:asciiTheme="minorHAnsi" w:hAnsiTheme="minorHAnsi" w:cstheme="minorHAnsi"/>
         </w:rPr>
-        <w:t>Prometheus, OpenTelemetry, Pino (structured logging)</w:t>
+        <w:t xml:space="preserve">Prometheus, </w:t>
+      </w:r>
+      <w:proofErr w:type="spellStart"/>
+      <w:r>
+        <w:rPr>
+          <w:rFonts w:asciiTheme="minorHAnsi" w:hAnsiTheme="minorHAnsi" w:cstheme="minorHAnsi"/>
+        </w:rPr>
+        <w:t>OpenTelemetry</w:t>
+      </w:r>
+      <w:proofErr w:type="spellEnd"/>
+      <w:r>
+        <w:rPr>
+          <w:rFonts w:asciiTheme="minorHAnsi" w:hAnsiTheme="minorHAnsi" w:cstheme="minorHAnsi"/>
+        </w:rPr>
+        <w:t xml:space="preserve">, </w:t>
+      </w:r>
+      <w:r>
+        <w:rPr>
+          <w:rFonts w:asciiTheme="minorHAnsi" w:hAnsiTheme="minorHAnsi" w:cstheme="minorHAnsi"/>
+        </w:rPr>
+        <w:t xml:space="preserve">Grafana, </w:t>
+      </w:r>
+      <w:r>
+        <w:rPr>
+          <w:rFonts w:asciiTheme="minorHAnsi" w:hAnsiTheme="minorHAnsi" w:cstheme="minorHAnsi"/>
+        </w:rPr>
+        <w:t>Pino (structured logging)</w:t>
       </w:r>
     </w:p>
     <w:p>
@@ -619,7 +702,21 @@
         <w:rPr>
           <w:rFonts w:asciiTheme="minorHAnsi" w:hAnsiTheme="minorHAnsi" w:cstheme="minorHAnsi"/>
         </w:rPr>
-        <w:t xml:space="preserve"> Prometheus metrics, OpenTelemetry tracing, and Pino structured logging </w:t>
+        <w:t xml:space="preserve"> Prometheus metrics, </w:t>
+      </w:r>
+      <w:proofErr w:type="spellStart"/>
+      <w:r>
+        <w:rPr>
+          <w:rFonts w:asciiTheme="minorHAnsi" w:hAnsiTheme="minorHAnsi" w:cstheme="minorHAnsi"/>
+        </w:rPr>
+        <w:t>OpenTelemetry</w:t>
+      </w:r>
+      <w:proofErr w:type="spellEnd"/>
+      <w:r>
+        <w:rPr>
+          <w:rFonts w:asciiTheme="minorHAnsi" w:hAnsiTheme="minorHAnsi" w:cstheme="minorHAnsi"/>
+        </w:rPr>
+        <w:t xml:space="preserve"> tracing, and Pino structured logging </w:t>
       </w:r>
       <w:r>
         <w:rPr>
@@ -650,7 +747,21 @@
         <w:rPr>
           <w:rFonts w:asciiTheme="minorHAnsi" w:hAnsiTheme="minorHAnsi" w:cstheme="minorHAnsi"/>
         </w:rPr>
-        <w:t>Automated nightly backup jobs (node-cron scheduled tasks integrating with the Google Drive API via a service account) as part of routine infrastructure maintenance.</w:t>
+        <w:t>Automated nightly backup jobs (node-</w:t>
+      </w:r>
+      <w:proofErr w:type="spellStart"/>
+      <w:r>
+        <w:rPr>
+          <w:rFonts w:asciiTheme="minorHAnsi" w:hAnsiTheme="minorHAnsi" w:cstheme="minorHAnsi"/>
+        </w:rPr>
+        <w:t>cron</w:t>
+      </w:r>
+      <w:proofErr w:type="spellEnd"/>
+      <w:r>
+        <w:rPr>
+          <w:rFonts w:asciiTheme="minorHAnsi" w:hAnsiTheme="minorHAnsi" w:cstheme="minorHAnsi"/>
+        </w:rPr>
+        <w:t xml:space="preserve"> scheduled tasks integrating with the Google Drive API via a service account) as part of routine infrastructure maintenance.</w:t>
       </w:r>
     </w:p>
     <w:p>
@@ -786,7 +897,21 @@
         <w:rPr>
           <w:rFonts w:asciiTheme="minorHAnsi" w:hAnsiTheme="minorHAnsi" w:cstheme="minorHAnsi"/>
         </w:rPr>
-        <w:t xml:space="preserve">Fixed LAN hostname resolution failures using a runtime IP discovery approach (os.networkInterfaces()). </w:t>
+        <w:t>Fixed LAN hostname resolution failures using a runtime IP discovery approach (</w:t>
+      </w:r>
+      <w:proofErr w:type="spellStart"/>
+      <w:r>
+        <w:rPr>
+          <w:rFonts w:asciiTheme="minorHAnsi" w:hAnsiTheme="minorHAnsi" w:cstheme="minorHAnsi"/>
+        </w:rPr>
+        <w:t>os.networkInterfaces</w:t>
+      </w:r>
+      <w:proofErr w:type="spellEnd"/>
+      <w:r>
+        <w:rPr>
+          <w:rFonts w:asciiTheme="minorHAnsi" w:hAnsiTheme="minorHAnsi" w:cstheme="minorHAnsi"/>
+        </w:rPr>
+        <w:t xml:space="preserve">()). </w:t>
       </w:r>
     </w:p>
     <w:p>
@@ -912,7 +1037,27 @@
             <w:sz w:val="19"/>
             <w:szCs w:val="19"/>
           </w:rPr>
-          <w:t>github.com/rohitbytecode/Horizon</w:t>
+          <w:t>github.com/</w:t>
+        </w:r>
+        <w:proofErr w:type="spellStart"/>
+        <w:r>
+          <w:rPr>
+            <w:rStyle w:val="Hyperlink"/>
+            <w:rFonts w:asciiTheme="minorHAnsi" w:hAnsiTheme="minorHAnsi" w:cstheme="minorHAnsi"/>
+            <w:sz w:val="19"/>
+            <w:szCs w:val="19"/>
+          </w:rPr>
+          <w:t>rohitbytecode</w:t>
+        </w:r>
+        <w:proofErr w:type="spellEnd"/>
+        <w:r>
+          <w:rPr>
+            <w:rStyle w:val="Hyperlink"/>
+            <w:rFonts w:asciiTheme="minorHAnsi" w:hAnsiTheme="minorHAnsi" w:cstheme="minorHAnsi"/>
+            <w:sz w:val="19"/>
+            <w:szCs w:val="19"/>
+          </w:rPr>
+          <w:t>/Horizon</w:t>
         </w:r>
       </w:hyperlink>
     </w:p>
@@ -1008,7 +1153,27 @@
             <w:sz w:val="19"/>
             <w:szCs w:val="19"/>
           </w:rPr>
-          <w:t>github.com/rohitbytecode/HMS-SaaS</w:t>
+          <w:t>github.com/</w:t>
+        </w:r>
+        <w:proofErr w:type="spellStart"/>
+        <w:r>
+          <w:rPr>
+            <w:rStyle w:val="Hyperlink"/>
+            <w:rFonts w:asciiTheme="minorHAnsi" w:hAnsiTheme="minorHAnsi" w:cstheme="minorHAnsi"/>
+            <w:sz w:val="19"/>
+            <w:szCs w:val="19"/>
+          </w:rPr>
+          <w:t>rohitbytecode</w:t>
+        </w:r>
+        <w:proofErr w:type="spellEnd"/>
+        <w:r>
+          <w:rPr>
+            <w:rStyle w:val="Hyperlink"/>
+            <w:rFonts w:asciiTheme="minorHAnsi" w:hAnsiTheme="minorHAnsi" w:cstheme="minorHAnsi"/>
+            <w:sz w:val="19"/>
+            <w:szCs w:val="19"/>
+          </w:rPr>
+          <w:t>/HMS-SaaS</w:t>
         </w:r>
       </w:hyperlink>
     </w:p>

--- a/public/Rohit_More_Resume_DevOps.docx
+++ b/public/Rohit_More_Resume_DevOps.docx
@@ -37,6 +37,14 @@
           <w:szCs w:val="18"/>
         </w:rPr>
       </w:pPr>
+      <w:r>
+        <w:rPr>
+          <w:rFonts w:asciiTheme="minorHAnsi" w:hAnsiTheme="minorHAnsi" w:cstheme="minorHAnsi"/>
+          <w:sz w:val="18"/>
+          <w:szCs w:val="18"/>
+        </w:rPr>
+        <w:t xml:space="preserve">Cloud &amp; </w:t>
+      </w:r>
       <w:r>
         <w:rPr>
           <w:rFonts w:asciiTheme="minorHAnsi" w:hAnsiTheme="minorHAnsi" w:cstheme="minorHAnsi"/>
@@ -106,19 +114,8 @@
             <w:sz w:val="19"/>
             <w:szCs w:val="19"/>
           </w:rPr>
-          <w:t>/</w:t>
+          <w:t>/rohitbytecode</w:t>
         </w:r>
-        <w:proofErr w:type="spellStart"/>
-        <w:r>
-          <w:rPr>
-            <w:rStyle w:val="Hyperlink"/>
-            <w:rFonts w:asciiTheme="minorHAnsi" w:hAnsiTheme="minorHAnsi" w:cstheme="minorHAnsi"/>
-            <w:sz w:val="19"/>
-            <w:szCs w:val="19"/>
-          </w:rPr>
-          <w:t>rohitbytecode</w:t>
-        </w:r>
-        <w:proofErr w:type="spellEnd"/>
       </w:hyperlink>
     </w:p>
     <w:p>
@@ -153,13 +150,19 @@
         <w:rPr>
           <w:rFonts w:asciiTheme="minorHAnsi" w:hAnsiTheme="minorHAnsi" w:cstheme="minorHAnsi"/>
         </w:rPr>
-        <w:t xml:space="preserve">DevOps Engineer </w:t>
-      </w:r>
-      <w:r>
-        <w:rPr>
-          <w:rFonts w:asciiTheme="minorHAnsi" w:hAnsiTheme="minorHAnsi" w:cstheme="minorHAnsi"/>
-        </w:rPr>
-        <w:t xml:space="preserve">with 2+ years of hands-on experience deploying, monitoring, and maintaining production infrastructure for a healthcare SaaS platform. Responsible for the full deployment lifecycle on AWS </w:t>
+        <w:t>Software Engineer with 2+ years of experience owning production deployments and cloud infrastructure for a healthcare SaaS platform.</w:t>
+      </w:r>
+      <w:r>
+        <w:rPr>
+          <w:rFonts w:asciiTheme="minorHAnsi" w:hAnsiTheme="minorHAnsi" w:cstheme="minorHAnsi"/>
+        </w:rPr>
+        <w:t xml:space="preserve"> </w:t>
+      </w:r>
+      <w:r>
+        <w:rPr>
+          <w:rFonts w:asciiTheme="minorHAnsi" w:hAnsiTheme="minorHAnsi" w:cstheme="minorHAnsi"/>
+        </w:rPr>
+        <w:t xml:space="preserve">Responsible for the full deployment lifecycle on AWS </w:t>
       </w:r>
       <w:r>
         <w:rPr>
@@ -171,21 +174,7 @@
         <w:rPr>
           <w:rFonts w:asciiTheme="minorHAnsi" w:hAnsiTheme="minorHAnsi" w:cstheme="minorHAnsi"/>
         </w:rPr>
-        <w:t xml:space="preserve"> EC2 provisioning, IAM and Security Group configuration, Nginx reverse proxy/HTTPS setup, PM2 process management, and CI/CD pipelines via GitHub Actions. Experienced diagnosing infrastructure and networking issues (LAN connectivity, port exhaustion, TLS misconfiguration) in live production environments, and building observability stacks with Prometheus, </w:t>
-      </w:r>
-      <w:proofErr w:type="spellStart"/>
-      <w:r>
-        <w:rPr>
-          <w:rFonts w:asciiTheme="minorHAnsi" w:hAnsiTheme="minorHAnsi" w:cstheme="minorHAnsi"/>
-        </w:rPr>
-        <w:t>OpenTelemetry</w:t>
-      </w:r>
-      <w:proofErr w:type="spellEnd"/>
-      <w:r>
-        <w:rPr>
-          <w:rFonts w:asciiTheme="minorHAnsi" w:hAnsiTheme="minorHAnsi" w:cstheme="minorHAnsi"/>
-        </w:rPr>
-        <w:t>, and structured logging. Self-directed learner actively building practical experience with Kubernetes, Jenkins, GitLab CI/CD, and Terraform.</w:t>
+        <w:t xml:space="preserve"> EC2 provisioning, IAM and Security Group configuration, Nginx reverse proxy/HTTPS setup, PM2 process management, and CI/CD pipelines via GitHub Actions. Experienced diagnosing infrastructure and networking issues (LAN connectivity, port exhaustion, TLS misconfiguration) in live production environments, and building observability stacks with Prometheus, OpenTelemetry, and structured logging. Self-directed learner actively building practical experience with Kubernetes, Jenkins, GitLab CI/CD, and Terraform.</w:t>
       </w:r>
     </w:p>
     <w:p>
@@ -300,7 +289,7 @@
         <w:rPr>
           <w:rFonts w:asciiTheme="minorHAnsi" w:hAnsiTheme="minorHAnsi" w:cstheme="minorHAnsi"/>
         </w:rPr>
-        <w:t>Docker</w:t>
+        <w:t>Docker, Docker Compose, Multi-stage Builds</w:t>
       </w:r>
     </w:p>
     <w:p>
@@ -338,25 +327,7 @@
           <w:b/>
           <w:bCs/>
         </w:rPr>
-        <w:t xml:space="preserve">Web/Proxy &amp; Process </w:t>
-      </w:r>
-      <w:proofErr w:type="spellStart"/>
-      <w:r>
-        <w:rPr>
-          <w:rFonts w:asciiTheme="minorHAnsi" w:hAnsiTheme="minorHAnsi" w:cstheme="minorHAnsi"/>
-          <w:b/>
-          <w:bCs/>
-        </w:rPr>
-        <w:t>Mgmt</w:t>
-      </w:r>
-      <w:proofErr w:type="spellEnd"/>
-      <w:r>
-        <w:rPr>
-          <w:rFonts w:asciiTheme="minorHAnsi" w:hAnsiTheme="minorHAnsi" w:cstheme="minorHAnsi"/>
-          <w:b/>
-          <w:bCs/>
-        </w:rPr>
-        <w:t xml:space="preserve">: </w:t>
+        <w:t xml:space="preserve">Web/Proxy &amp; Process Mgmt: </w:t>
       </w:r>
       <w:r>
         <w:rPr>
@@ -396,21 +367,7 @@
         <w:rPr>
           <w:rFonts w:asciiTheme="minorHAnsi" w:hAnsiTheme="minorHAnsi" w:cstheme="minorHAnsi"/>
         </w:rPr>
-        <w:t xml:space="preserve">LAN configuration &amp; troubleshooting, </w:t>
-      </w:r>
-      <w:proofErr w:type="spellStart"/>
-      <w:r>
-        <w:rPr>
-          <w:rFonts w:asciiTheme="minorHAnsi" w:hAnsiTheme="minorHAnsi" w:cstheme="minorHAnsi"/>
-        </w:rPr>
-        <w:t>mDNS</w:t>
-      </w:r>
-      <w:proofErr w:type="spellEnd"/>
-      <w:r>
-        <w:rPr>
-          <w:rFonts w:asciiTheme="minorHAnsi" w:hAnsiTheme="minorHAnsi" w:cstheme="minorHAnsi"/>
-        </w:rPr>
-        <w:t>/hostname resolution, TCP/port management, HTTPS/TLS, DNS fundamentals</w:t>
+        <w:t>LAN configuration &amp; troubleshooting, mDNS/hostname resolution, TCP/port management, HTTPS/TLS, DNS fundamentals</w:t>
       </w:r>
     </w:p>
     <w:p>
@@ -432,21 +389,7 @@
         <w:rPr>
           <w:rFonts w:asciiTheme="minorHAnsi" w:hAnsiTheme="minorHAnsi" w:cstheme="minorHAnsi"/>
         </w:rPr>
-        <w:t xml:space="preserve">Prometheus, </w:t>
-      </w:r>
-      <w:proofErr w:type="spellStart"/>
-      <w:r>
-        <w:rPr>
-          <w:rFonts w:asciiTheme="minorHAnsi" w:hAnsiTheme="minorHAnsi" w:cstheme="minorHAnsi"/>
-        </w:rPr>
-        <w:t>OpenTelemetry</w:t>
-      </w:r>
-      <w:proofErr w:type="spellEnd"/>
-      <w:r>
-        <w:rPr>
-          <w:rFonts w:asciiTheme="minorHAnsi" w:hAnsiTheme="minorHAnsi" w:cstheme="minorHAnsi"/>
-        </w:rPr>
-        <w:t xml:space="preserve">, </w:t>
+        <w:t xml:space="preserve">Prometheus, OpenTelemetry, </w:t>
       </w:r>
       <w:r>
         <w:rPr>
@@ -608,7 +551,7 @@
         <w:rPr>
           <w:rFonts w:asciiTheme="minorHAnsi" w:hAnsiTheme="minorHAnsi" w:cstheme="minorHAnsi"/>
         </w:rPr>
-        <w:t>Owned end-to-end deployment and infrastructure maintenance of a production healthcare claims platform used daily by hospital staff, on AWS EC2 with IAM-based access control and Security Groups for network-level restriction.</w:t>
+        <w:t>Configured and maintained Nginx as a reverse proxy with HTTPS termination, SSL certificate management, and request routing for production Node.js services.</w:t>
       </w:r>
     </w:p>
     <w:p>
@@ -627,7 +570,7 @@
         <w:rPr>
           <w:rFonts w:asciiTheme="minorHAnsi" w:hAnsiTheme="minorHAnsi" w:cstheme="minorHAnsi"/>
         </w:rPr>
-        <w:t>Managed application process lifecycle in production using PM2, ensuring uptime and automatic recovery of Node.js services.</w:t>
+        <w:t>Owned end-to-end deployment and infrastructure maintenance of a production healthcare claims platform used daily by hospital staff, on AWS EC2 with IAM-based access control and Security Groups for network-level restriction.</w:t>
       </w:r>
     </w:p>
     <w:p>
@@ -646,7 +589,7 @@
         <w:rPr>
           <w:rFonts w:asciiTheme="minorHAnsi" w:hAnsiTheme="minorHAnsi" w:cstheme="minorHAnsi"/>
         </w:rPr>
-        <w:t>Built and maintained CI/CD pipelines using GitHub Actions to automate build and deployment workflows.</w:t>
+        <w:t>Managed application process lifecycle in production using PM2, ensuring uptime and automatic recovery of Node.js services.</w:t>
       </w:r>
     </w:p>
     <w:p>
@@ -665,13 +608,7 @@
         <w:rPr>
           <w:rFonts w:asciiTheme="minorHAnsi" w:hAnsiTheme="minorHAnsi" w:cstheme="minorHAnsi"/>
         </w:rPr>
-        <w:t>Diagnosed and resolved infrastructure-level production issues, including Windows file-lock collisions on cache directories</w:t>
-      </w:r>
-      <w:r>
-        <w:rPr>
-          <w:rFonts w:asciiTheme="minorHAnsi" w:hAnsiTheme="minorHAnsi" w:cstheme="minorHAnsi"/>
-        </w:rPr>
-        <w:t xml:space="preserve"> during deployment.</w:t>
+        <w:t>Implemented GitHub Actions pipelines for automated build, testing, and deployment to AWS EC2.</w:t>
       </w:r>
     </w:p>
     <w:p>
@@ -702,21 +639,7 @@
         <w:rPr>
           <w:rFonts w:asciiTheme="minorHAnsi" w:hAnsiTheme="minorHAnsi" w:cstheme="minorHAnsi"/>
         </w:rPr>
-        <w:t xml:space="preserve"> Prometheus metrics, </w:t>
-      </w:r>
-      <w:proofErr w:type="spellStart"/>
-      <w:r>
-        <w:rPr>
-          <w:rFonts w:asciiTheme="minorHAnsi" w:hAnsiTheme="minorHAnsi" w:cstheme="minorHAnsi"/>
-        </w:rPr>
-        <w:t>OpenTelemetry</w:t>
-      </w:r>
-      <w:proofErr w:type="spellEnd"/>
-      <w:r>
-        <w:rPr>
-          <w:rFonts w:asciiTheme="minorHAnsi" w:hAnsiTheme="minorHAnsi" w:cstheme="minorHAnsi"/>
-        </w:rPr>
-        <w:t xml:space="preserve"> tracing, and Pino structured logging </w:t>
+        <w:t xml:space="preserve"> Prometheus metrics, OpenTelemetry tracing, and Pino structured logging </w:t>
       </w:r>
       <w:r>
         <w:rPr>
@@ -747,21 +670,7 @@
         <w:rPr>
           <w:rFonts w:asciiTheme="minorHAnsi" w:hAnsiTheme="minorHAnsi" w:cstheme="minorHAnsi"/>
         </w:rPr>
-        <w:t>Automated nightly backup jobs (node-</w:t>
-      </w:r>
-      <w:proofErr w:type="spellStart"/>
-      <w:r>
-        <w:rPr>
-          <w:rFonts w:asciiTheme="minorHAnsi" w:hAnsiTheme="minorHAnsi" w:cstheme="minorHAnsi"/>
-        </w:rPr>
-        <w:t>cron</w:t>
-      </w:r>
-      <w:proofErr w:type="spellEnd"/>
-      <w:r>
-        <w:rPr>
-          <w:rFonts w:asciiTheme="minorHAnsi" w:hAnsiTheme="minorHAnsi" w:cstheme="minorHAnsi"/>
-        </w:rPr>
-        <w:t xml:space="preserve"> scheduled tasks integrating with the Google Drive API via a service account) as part of routine infrastructure maintenance.</w:t>
+        <w:t>Automated nightly backup jobs (node-cron scheduled tasks integrating with the Google Drive API via a service account) as part of routine infrastructure maintenance.</w:t>
       </w:r>
     </w:p>
     <w:p>
@@ -897,21 +806,7 @@
         <w:rPr>
           <w:rFonts w:asciiTheme="minorHAnsi" w:hAnsiTheme="minorHAnsi" w:cstheme="minorHAnsi"/>
         </w:rPr>
-        <w:t>Fixed LAN hostname resolution failures using a runtime IP discovery approach (</w:t>
-      </w:r>
-      <w:proofErr w:type="spellStart"/>
-      <w:r>
-        <w:rPr>
-          <w:rFonts w:asciiTheme="minorHAnsi" w:hAnsiTheme="minorHAnsi" w:cstheme="minorHAnsi"/>
-        </w:rPr>
-        <w:t>os.networkInterfaces</w:t>
-      </w:r>
-      <w:proofErr w:type="spellEnd"/>
-      <w:r>
-        <w:rPr>
-          <w:rFonts w:asciiTheme="minorHAnsi" w:hAnsiTheme="minorHAnsi" w:cstheme="minorHAnsi"/>
-        </w:rPr>
-        <w:t xml:space="preserve">()). </w:t>
+        <w:t xml:space="preserve">Fixed LAN hostname resolution failures using a runtime IP discovery approach (os.networkInterfaces()). </w:t>
       </w:r>
     </w:p>
     <w:p>
@@ -1027,7 +922,13 @@
         <w:rPr>
           <w:rFonts w:asciiTheme="minorHAnsi" w:hAnsiTheme="minorHAnsi" w:cstheme="minorHAnsi"/>
         </w:rPr>
-        <w:t xml:space="preserve">Built a reverse proxy/load balancer with round-robin routing, active health checks, automatic failover, and a monitoring endpoint exposing throughput, latency, and backend health. </w:t>
+        <w:t>Built an open-source reverse proxy and load balancer featuring round-robin load balancing, active health checks, automatic failover, and real-time monitoring endpoints for backend availability and latency</w:t>
+      </w:r>
+      <w:r>
+        <w:rPr>
+          <w:rFonts w:asciiTheme="minorHAnsi" w:hAnsiTheme="minorHAnsi" w:cstheme="minorHAnsi"/>
+        </w:rPr>
+        <w:t xml:space="preserve">. </w:t>
       </w:r>
       <w:hyperlink r:id="rId8" w:history="1">
         <w:r>
@@ -1037,27 +938,7 @@
             <w:sz w:val="19"/>
             <w:szCs w:val="19"/>
           </w:rPr>
-          <w:t>github.com/</w:t>
-        </w:r>
-        <w:proofErr w:type="spellStart"/>
-        <w:r>
-          <w:rPr>
-            <w:rStyle w:val="Hyperlink"/>
-            <w:rFonts w:asciiTheme="minorHAnsi" w:hAnsiTheme="minorHAnsi" w:cstheme="minorHAnsi"/>
-            <w:sz w:val="19"/>
-            <w:szCs w:val="19"/>
-          </w:rPr>
-          <w:t>rohitbytecode</w:t>
-        </w:r>
-        <w:proofErr w:type="spellEnd"/>
-        <w:r>
-          <w:rPr>
-            <w:rStyle w:val="Hyperlink"/>
-            <w:rFonts w:asciiTheme="minorHAnsi" w:hAnsiTheme="minorHAnsi" w:cstheme="minorHAnsi"/>
-            <w:sz w:val="19"/>
-            <w:szCs w:val="19"/>
-          </w:rPr>
-          <w:t>/Horizon</w:t>
+          <w:t>github.com/rohitbytecode/Horizon</w:t>
         </w:r>
       </w:hyperlink>
     </w:p>
@@ -1153,27 +1034,7 @@
             <w:sz w:val="19"/>
             <w:szCs w:val="19"/>
           </w:rPr>
-          <w:t>github.com/</w:t>
-        </w:r>
-        <w:proofErr w:type="spellStart"/>
-        <w:r>
-          <w:rPr>
-            <w:rStyle w:val="Hyperlink"/>
-            <w:rFonts w:asciiTheme="minorHAnsi" w:hAnsiTheme="minorHAnsi" w:cstheme="minorHAnsi"/>
-            <w:sz w:val="19"/>
-            <w:szCs w:val="19"/>
-          </w:rPr>
-          <w:t>rohitbytecode</w:t>
-        </w:r>
-        <w:proofErr w:type="spellEnd"/>
-        <w:r>
-          <w:rPr>
-            <w:rStyle w:val="Hyperlink"/>
-            <w:rFonts w:asciiTheme="minorHAnsi" w:hAnsiTheme="minorHAnsi" w:cstheme="minorHAnsi"/>
-            <w:sz w:val="19"/>
-            <w:szCs w:val="19"/>
-          </w:rPr>
-          <w:t>/HMS-SaaS</w:t>
+          <w:t>github.com/rohitbytecode/HMS-SaaS</w:t>
         </w:r>
       </w:hyperlink>
     </w:p>
@@ -1225,6 +1086,17 @@
           <w:sz w:val="19"/>
           <w:szCs w:val="19"/>
         </w:rPr>
+        <w:t xml:space="preserve"> (not yet in production)</w:t>
+      </w:r>
+      <w:r>
+        <w:rPr>
+          <w:rFonts w:asciiTheme="minorHAnsi" w:hAnsiTheme="minorHAnsi" w:cstheme="minorHAnsi"/>
+          <w:i/>
+          <w:iCs/>
+          <w:color w:val="555555"/>
+          <w:sz w:val="19"/>
+          <w:szCs w:val="19"/>
+        </w:rPr>
         <w:t>:</w:t>
       </w:r>
     </w:p>
@@ -1244,7 +1116,13 @@
         <w:rPr>
           <w:rFonts w:asciiTheme="minorHAnsi" w:hAnsiTheme="minorHAnsi" w:cstheme="minorHAnsi"/>
         </w:rPr>
-        <w:t>Kubernetes: deployed and managed pods, services, and deployments in a personal lab/learning environment (not yet in production).</w:t>
+        <w:t>Kubernetes: deployed and managed pods, services, and deployments in a personal lab/learning environment</w:t>
+      </w:r>
+      <w:r>
+        <w:rPr>
+          <w:rFonts w:asciiTheme="minorHAnsi" w:hAnsiTheme="minorHAnsi" w:cstheme="minorHAnsi"/>
+        </w:rPr>
+        <w:t>.</w:t>
       </w:r>
     </w:p>
     <w:p>
@@ -1264,25 +1142,6 @@
           <w:rFonts w:asciiTheme="minorHAnsi" w:hAnsiTheme="minorHAnsi" w:cstheme="minorHAnsi"/>
         </w:rPr>
         <w:t>Jenkins: built and ran CI pipelines in personal projects.</w:t>
-      </w:r>
-    </w:p>
-    <w:p>
-      <w:pPr>
-        <w:pStyle w:val="ListParagraph"/>
-        <w:numPr>
-          <w:ilvl w:val="0"/>
-          <w:numId w:val="1"/>
-        </w:numPr>
-        <w:spacing w:after="30"/>
-        <w:rPr>
-          <w:rFonts w:asciiTheme="minorHAnsi" w:hAnsiTheme="minorHAnsi" w:cstheme="minorHAnsi"/>
-        </w:rPr>
-      </w:pPr>
-      <w:r>
-        <w:rPr>
-          <w:rFonts w:asciiTheme="minorHAnsi" w:hAnsiTheme="minorHAnsi" w:cstheme="minorHAnsi"/>
-        </w:rPr>
-        <w:t>GitLab CI/CD: configured pipeline stages for personal repositories.</w:t>
       </w:r>
     </w:p>
     <w:p>
@@ -2005,7 +1864,6 @@
   <w:style w:type="character" w:default="1" w:styleId="DefaultParagraphFont">
     <w:name w:val="Default Paragraph Font"/>
     <w:uiPriority w:val="1"/>
-    <w:semiHidden/>
     <w:unhideWhenUsed/>
   </w:style>
   <w:style w:type="table" w:default="1" w:styleId="TableNormal">
@@ -2189,6 +2047,29 @@
     <w:rPr>
       <w:sz w:val="24"/>
       <w:szCs w:val="24"/>
+    </w:rPr>
+  </w:style>
+  <w:style w:type="paragraph" w:styleId="HTMLPreformatted">
+    <w:name w:val="HTML Preformatted"/>
+    <w:basedOn w:val="Normal"/>
+    <w:link w:val="HTMLPreformattedChar"/>
+    <w:uiPriority w:val="99"/>
+    <w:semiHidden/>
+    <w:unhideWhenUsed/>
+    <w:rsid w:val="00B0047A"/>
+    <w:rPr>
+      <w:rFonts w:ascii="Consolas" w:hAnsi="Consolas"/>
+    </w:rPr>
+  </w:style>
+  <w:style w:type="character" w:customStyle="1" w:styleId="HTMLPreformattedChar">
+    <w:name w:val="HTML Preformatted Char"/>
+    <w:basedOn w:val="DefaultParagraphFont"/>
+    <w:link w:val="HTMLPreformatted"/>
+    <w:uiPriority w:val="99"/>
+    <w:semiHidden/>
+    <w:rsid w:val="00B0047A"/>
+    <w:rPr>
+      <w:rFonts w:ascii="Consolas" w:hAnsi="Consolas"/>
     </w:rPr>
   </w:style>
 </w:styles>
